--- a/downloads/workbook/ai-2-week-28.docx
+++ b/downloads/workbook/ai-2-week-28.docx
@@ -1338,6 +1338,178 @@
         <w:t>Project connection: Run controlled recommender explanation experiments with paired cases and report important failure conditions separately.</w:t>
       </w:r>
     </w:p>
+    <w:p>
+      <w:pPr>
+        <w:pStyle w:val="Heading1"/>
+      </w:pPr>
+      <w:r>
+        <w:t>19. Project portfolio milestone</w:t>
+      </w:r>
+    </w:p>
+    <w:p>
+      <w:r>
+        <w:t>Project: Transparent Book Recommender</w:t>
+      </w:r>
+    </w:p>
+    <w:p>
+      <w:r>
+        <w:t>Current milestone: Prepare the demonstration. Gather reproducible instructions, evidence, access checks and remaining limitations.</w:t>
+      </w:r>
+    </w:p>
+    <w:p>
+      <w:r>
+        <w:t>Run controlled recommender explanation experiments with paired cases and report important failure conditions separately.</w:t>
+      </w:r>
+    </w:p>
+    <w:tbl>
+      <w:tblPr>
+        <w:tblStyle w:val="LightShading-Accent1"/>
+        <w:tblW w:type="auto" w:w="0"/>
+        <w:tblLook w:firstColumn="1" w:firstRow="1" w:lastColumn="0" w:lastRow="0" w:noHBand="0" w:noVBand="1" w:val="04A0"/>
+      </w:tblPr>
+      <w:tblGrid>
+        <w:gridCol w:w="5112"/>
+        <w:gridCol w:w="5112"/>
+      </w:tblGrid>
+      <w:tr>
+        <w:trPr>
+          <w:tblHeader/>
+        </w:trPr>
+        <w:tc>
+          <w:tcPr>
+            <w:tcW w:type="dxa" w:w="5112"/>
+          </w:tcPr>
+          <w:p>
+            <w:r>
+              <w:t>Evidence to keep</w:t>
+            </w:r>
+          </w:p>
+        </w:tc>
+        <w:tc>
+          <w:tcPr>
+            <w:tcW w:type="dxa" w:w="5112"/>
+          </w:tcPr>
+          <w:p>
+            <w:r>
+              <w:t>My record</w:t>
+            </w:r>
+          </w:p>
+        </w:tc>
+      </w:tr>
+      <w:tr>
+        <w:tc>
+          <w:tcPr>
+            <w:tcW w:type="dxa" w:w="5112"/>
+          </w:tcPr>
+          <w:p>
+            <w:r>
+              <w:t>This week’s input and deciding step</w:t>
+            </w:r>
+          </w:p>
+        </w:tc>
+        <w:tc>
+          <w:tcPr>
+            <w:tcW w:type="dxa" w:w="5112"/>
+          </w:tcPr>
+          <w:p>
+            <w:r/>
+          </w:p>
+        </w:tc>
+      </w:tr>
+      <w:tr>
+        <w:tc>
+          <w:tcPr>
+            <w:tcW w:type="dxa" w:w="5112"/>
+          </w:tcPr>
+          <w:p>
+            <w:r>
+              <w:t>Prediction and actual result (or labelled paper trace)</w:t>
+            </w:r>
+          </w:p>
+        </w:tc>
+        <w:tc>
+          <w:tcPr>
+            <w:tcW w:type="dxa" w:w="5112"/>
+          </w:tcPr>
+          <w:p>
+            <w:r/>
+          </w:p>
+        </w:tc>
+      </w:tr>
+      <w:tr>
+        <w:tc>
+          <w:tcPr>
+            <w:tcW w:type="dxa" w:w="5112"/>
+          </w:tcPr>
+          <w:p>
+            <w:r>
+              <w:t>One change since the previous checkpoint and why</w:t>
+            </w:r>
+          </w:p>
+        </w:tc>
+        <w:tc>
+          <w:tcPr>
+            <w:tcW w:type="dxa" w:w="5112"/>
+          </w:tcPr>
+          <w:p>
+            <w:r/>
+          </w:p>
+        </w:tc>
+      </w:tr>
+      <w:tr>
+        <w:tc>
+          <w:tcPr>
+            <w:tcW w:type="dxa" w:w="5112"/>
+          </w:tcPr>
+          <w:p>
+            <w:r>
+              <w:t>One error or limit and the next test</w:t>
+            </w:r>
+          </w:p>
+        </w:tc>
+        <w:tc>
+          <w:tcPr>
+            <w:tcW w:type="dxa" w:w="5112"/>
+          </w:tcPr>
+          <w:p>
+            <w:r/>
+          </w:p>
+        </w:tc>
+      </w:tr>
+    </w:tbl>
+    <w:p>
+      <w:pPr>
+        <w:pStyle w:val="Heading3"/>
+      </w:pPr>
+      <w:r>
+        <w:t>Explain what this week adds to your project. Reuse last week’s record rather than starting again.</w:t>
+      </w:r>
+    </w:p>
+    <w:p>
+      <w:r>
+        <w:t>________________________________________________________________</w:t>
+      </w:r>
+    </w:p>
+    <w:p>
+      <w:r>
+        <w:t>________________________________________________________________</w:t>
+      </w:r>
+    </w:p>
+    <w:p>
+      <w:r>
+        <w:t>________________________________________________________________</w:t>
+      </w:r>
+    </w:p>
+    <w:p>
+      <w:r>
+        <w:t>________________________________________________________________</w:t>
+      </w:r>
+    </w:p>
+    <w:p>
+      <w:r>
+        <w:t>________________________________________________________________</w:t>
+      </w:r>
+    </w:p>
     <w:sectPr>
       <w:pgSz w:w="12240" w:h="15840"/>
       <w:pgMar w:top="936" w:right="1008" w:bottom="936" w:left="1008" w:header="720" w:footer="720" w:gutter="0"/>

--- a/downloads/workbook/ai-2-week-28.docx
+++ b/downloads/workbook/ai-2-week-28.docx
@@ -1510,6 +1510,240 @@
         <w:t>________________________________________________________________</w:t>
       </w:r>
     </w:p>
+    <w:p>
+      <w:pPr>
+        <w:pStyle w:val="Heading1"/>
+      </w:pPr>
+      <w:r>
+        <w:t>20. Supported practice and learning evidence</w:t>
+      </w:r>
+    </w:p>
+    <w:p>
+      <w:r>
+        <w:t>Use this supported practice once, in the browser or on paper. Keep the reserved independent assessment for a separate first attempt before teacher feedback.</w:t>
+      </w:r>
+    </w:p>
+    <w:p>
+      <w:r>
+        <w:t>A fictional book-help project tests two prompt versions on seven shared development cases.</w:t>
+      </w:r>
+    </w:p>
+    <w:p>
+      <w:pPr>
+        <w:pStyle w:val="Heading3"/>
+      </w:pPr>
+      <w:r>
+        <w:t>Practice 1: explain the deciding evidence</w:t>
+      </w:r>
+    </w:p>
+    <w:p>
+      <w:r>
+        <w:t>Which labelled step matches this detail? Q improves overall count but worsens missing-source behavior; use the declared priorities.</w:t>
+      </w:r>
+    </w:p>
+    <w:p>
+      <w:r>
+        <w:t>1. Decide explicitly</w:t>
+      </w:r>
+    </w:p>
+    <w:p>
+      <w:r>
+        <w:t>2. Paired setup</w:t>
+      </w:r>
+    </w:p>
+    <w:p>
+      <w:r>
+        <w:t>3. Missing-source slice</w:t>
+      </w:r>
+    </w:p>
+    <w:p>
+      <w:r>
+        <w:t>4. Overall rates</w:t>
+      </w:r>
+    </w:p>
+    <w:p>
+      <w:pPr>
+        <w:pStyle w:val="Heading3"/>
+      </w:pPr>
+      <w:r>
+        <w:t>My selected conclusion, deciding fact and explanation</w:t>
+      </w:r>
+    </w:p>
+    <w:p>
+      <w:r>
+        <w:t>________________________________________________________________</w:t>
+      </w:r>
+    </w:p>
+    <w:p>
+      <w:r>
+        <w:t>________________________________________________________________</w:t>
+      </w:r>
+    </w:p>
+    <w:p>
+      <w:r>
+        <w:t>________________________________________________________________</w:t>
+      </w:r>
+    </w:p>
+    <w:p>
+      <w:r>
+        <w:t>________________________________________________________________</w:t>
+      </w:r>
+    </w:p>
+    <w:p>
+      <w:r>
+        <w:t>________________________________________________________________</w:t>
+      </w:r>
+    </w:p>
+    <w:p>
+      <w:r>
+        <w:t>Hint if needed: Read the steps in the pictorial case. Match the supplied detail to the stage that performs or records it.</w:t>
+      </w:r>
+    </w:p>
+    <w:p>
+      <w:r>
+        <w:t>After your attempt, compare with the supported explanation: Decide explicitly Q improves overall count but worsens missing-source behavior; use the declared priorities. A larger total can conceal a more serious failure category. Paired records show which cases changed, not just how many passed. If refusing unsupported claims is mandatory, Q’s overall advantage may not justify selection. Keep the failing examples for development and obtain fresh cases after choosing a final version.</w:t>
+      </w:r>
+    </w:p>
+    <w:p>
+      <w:pPr>
+        <w:pStyle w:val="Heading3"/>
+      </w:pPr>
+      <w:r>
+        <w:t>Practice 2: explain the deciding evidence</w:t>
+      </w:r>
+    </w:p>
+    <w:p>
+      <w:r>
+        <w:t>Changed-case practice: Make missing-source correctness a required selection gate. Which conclusion is supported by the supplied facts?</w:t>
+      </w:r>
+    </w:p>
+    <w:p>
+      <w:r>
+        <w:t>1. We can decide the result without examining the changed input or the procedure.</w:t>
+      </w:r>
+    </w:p>
+    <w:p>
+      <w:r>
+        <w:t>2. Neither prompt clears a 2/2 gate on these records.</w:t>
+      </w:r>
+    </w:p>
+    <w:p>
+      <w:r>
+        <w:t>3. This one example guarantees correct results for every future input.</w:t>
+      </w:r>
+    </w:p>
+    <w:p>
+      <w:pPr>
+        <w:pStyle w:val="Heading3"/>
+      </w:pPr>
+      <w:r>
+        <w:t>My selected conclusion, deciding fact and explanation</w:t>
+      </w:r>
+    </w:p>
+    <w:p>
+      <w:r>
+        <w:t>________________________________________________________________</w:t>
+      </w:r>
+    </w:p>
+    <w:p>
+      <w:r>
+        <w:t>________________________________________________________________</w:t>
+      </w:r>
+    </w:p>
+    <w:p>
+      <w:r>
+        <w:t>________________________________________________________________</w:t>
+      </w:r>
+    </w:p>
+    <w:p>
+      <w:r>
+        <w:t>________________________________________________________________</w:t>
+      </w:r>
+    </w:p>
+    <w:p>
+      <w:r>
+        <w:t>________________________________________________________________</w:t>
+      </w:r>
+    </w:p>
+    <w:p>
+      <w:r>
+        <w:t>Hint if needed: Use the changed condition and the deciding step in the pictorial trace. The answer must say what follows from those facts.</w:t>
+      </w:r>
+    </w:p>
+    <w:p>
+      <w:r>
+        <w:t>After your attempt, compare with the supported explanation: Neither prompt clears a 2/2 gate on these records. P fails 7 and Q fails both 4 and 7; both need revision.</w:t>
+      </w:r>
+    </w:p>
+    <w:p>
+      <w:pPr>
+        <w:pStyle w:val="Heading3"/>
+      </w:pPr>
+      <w:r>
+        <w:t>Repair a missing building block</w:t>
+      </w:r>
+    </w:p>
+    <w:p>
+      <w:r>
+        <w:t>Review Predictive vs Generative (ai-2/27). Goal: Distinguish discriminative prediction from generation by inspecting the requested output. Short practice: Does matching the physical box in the changed table prove the generator measures boxes?. Return to this week and explain what you changed.</w:t>
+      </w:r>
+    </w:p>
+    <w:p>
+      <w:r>
+        <w:t>Review Text as Pieces (ai-2/25). Goal: Encode and decode text under an explicit toy vocabulary. Short practice: Why is the unknown ! at position 10 rather than position 9?. Return to this week and explain what you changed.</w:t>
+      </w:r>
+    </w:p>
+    <w:p>
+      <w:r>
+        <w:t>Review Nearest Neighbor Reasoning (ai-2/22). Goal: Compute absolute distances and rank training neighbours. Short practice: Why do k=1 and k=3 disagree for the original query?. Return to this week and explain what you changed.</w:t>
+      </w:r>
+    </w:p>
+    <w:p>
+      <w:pPr>
+        <w:pStyle w:val="Heading3"/>
+      </w:pPr>
+      <w:r>
+        <w:t>Keep your completed work</w:t>
+      </w:r>
+    </w:p>
+    <w:p>
+      <w:r>
+        <w:t>Use Download completed work in the hosted lesson to export your answers, reflections, practice feedback and code-run evidence. Open the HTML copy to read or print it. Drafts stay in this browser when storage is available; clear drafts on a shared device.</w:t>
+      </w:r>
+    </w:p>
+    <w:p>
+      <w:pPr>
+        <w:pStyle w:val="Heading3"/>
+      </w:pPr>
+      <w:r>
+        <w:t>What I repaired, the evidence I kept and the next test</w:t>
+      </w:r>
+    </w:p>
+    <w:p>
+      <w:r>
+        <w:t>________________________________________________________________</w:t>
+      </w:r>
+    </w:p>
+    <w:p>
+      <w:r>
+        <w:t>________________________________________________________________</w:t>
+      </w:r>
+    </w:p>
+    <w:p>
+      <w:r>
+        <w:t>________________________________________________________________</w:t>
+      </w:r>
+    </w:p>
+    <w:p>
+      <w:r>
+        <w:t>________________________________________________________________</w:t>
+      </w:r>
+    </w:p>
+    <w:p>
+      <w:r>
+        <w:t>________________________________________________________________</w:t>
+      </w:r>
+    </w:p>
     <w:sectPr>
       <w:pgSz w:w="12240" w:h="15840"/>
       <w:pgMar w:top="936" w:right="1008" w:bottom="936" w:left="1008" w:header="720" w:footer="720" w:gutter="0"/>

--- a/downloads/workbook/ai-2-week-28.docx
+++ b/downloads/workbook/ai-2-week-28.docx
@@ -30,6 +30,17 @@
     </w:p>
     <w:p>
       <w:r>
+        <w:t>Record your starting explanation for Prompt Experiments before opening notes. Show any later correction separately.</w:t>
+      </w:r>
+    </w:p>
+    <w:p>
+      <w:pPr>
+        <w:spacing w:line="336" w:lineRule="auto" w:after="180"/>
+      </w:pPr>
+      <w:r>
+        <w:rPr>
+          <w:b w:val="0"/>
+        </w:rPr>
         <w:t>Try the recall before opening notes. Then use a different colour or a labelled second line to correct your explanation.</w:t>
       </w:r>
     </w:p>
@@ -42,7 +53,13 @@
       </w:r>
     </w:p>
     <w:p>
-      <w:r>
+      <w:pPr>
+        <w:spacing w:line="336" w:lineRule="auto" w:after="180"/>
+      </w:pPr>
+      <w:r>
+        <w:rPr>
+          <w:b w:val="0"/>
+        </w:rPr>
         <w:t>Without opening the old lesson, explain one key idea from Predictive vs Generative. Give an example and a mistake that the idea helps you avoid.</w:t>
       </w:r>
     </w:p>
@@ -78,7 +95,13 @@
       </w:r>
     </w:p>
     <w:p>
-      <w:r>
+      <w:pPr>
+        <w:spacing w:line="336" w:lineRule="auto" w:after="180"/>
+      </w:pPr>
+      <w:r>
+        <w:rPr>
+          <w:b w:val="0"/>
+        </w:rPr>
         <w:t>Without opening the old lesson, explain one key idea from Text as Pieces. Give an example and a mistake that the idea helps you avoid.</w:t>
       </w:r>
     </w:p>
@@ -114,7 +137,13 @@
       </w:r>
     </w:p>
     <w:p>
-      <w:r>
+      <w:pPr>
+        <w:spacing w:line="336" w:lineRule="auto" w:after="180"/>
+      </w:pPr>
+      <w:r>
+        <w:rPr>
+          <w:b w:val="0"/>
+        </w:rPr>
         <w:t>Without opening the old lesson, explain one key idea from Nearest Neighbor Reasoning. Give an example and a mistake that the idea helps you avoid.</w:t>
       </w:r>
     </w:p>
@@ -151,7 +180,30 @@
     </w:p>
     <w:p>
       <w:r>
-        <w:t>Use W2: Trace the worked case for Controlled prompt experiments. Record the answer once; the lesson and workbook refer to the same attempt.</w:t>
+        <w:t>Complete the supported Prompt Experiments trace and record the first step you can explain without help.</w:t>
+      </w:r>
+    </w:p>
+    <w:p>
+      <w:pPr>
+        <w:spacing w:line="336" w:lineRule="auto" w:after="180"/>
+      </w:pPr>
+      <w:r>
+        <w:rPr>
+          <w:b w:val="0"/>
+        </w:rPr>
+        <w:t xml:space="preserve">Use W2: Trace the worked case for Controlled </w:t>
+      </w:r>
+      <w:r>
+        <w:rPr>
+          <w:b/>
+        </w:rPr>
+        <w:t>prompt</w:t>
+      </w:r>
+      <w:r>
+        <w:rPr>
+          <w:b w:val="0"/>
+        </w:rPr>
+        <w:t xml:space="preserve"> experiments. Record the answer once; the lesson and workbook refer to the same attempt.</w:t>
       </w:r>
     </w:p>
     <w:tbl>
@@ -279,7 +331,41 @@
     </w:p>
     <w:p>
       <w:r>
-        <w:t>Use the worked case for Controlled prompt experiments. Proposed explanation: “The worked result establishes every future case”. Decide whether this explanation is supported. Point to the step or supplied fact that decides; explain your repair if needed.</w:t>
+        <w:t>Check the proposed Prompt Experiments explanation against the supplied facts before discussing it.</w:t>
+      </w:r>
+    </w:p>
+    <w:p>
+      <w:pPr>
+        <w:spacing w:line="336" w:lineRule="auto" w:after="180"/>
+      </w:pPr>
+      <w:r>
+        <w:rPr>
+          <w:b w:val="0"/>
+        </w:rPr>
+        <w:t xml:space="preserve">Use the worked case for Controlled </w:t>
+      </w:r>
+      <w:r>
+        <w:rPr>
+          <w:b/>
+        </w:rPr>
+        <w:t>prompt</w:t>
+      </w:r>
+      <w:r>
+        <w:rPr>
+          <w:b w:val="0"/>
+        </w:rPr>
+        <w:t xml:space="preserve"> experiments. Proposed explanation: “The worked result establishes every future case”. Decide whether this explanation is supported.</w:t>
+      </w:r>
+    </w:p>
+    <w:p>
+      <w:pPr>
+        <w:spacing w:line="336" w:lineRule="auto" w:after="180"/>
+      </w:pPr>
+      <w:r>
+        <w:rPr>
+          <w:b w:val="0"/>
+        </w:rPr>
+        <w:t>Point to the step or supplied fact that decides; explain your repair if needed.</w:t>
       </w:r>
     </w:p>
     <w:p>
@@ -319,6 +405,11 @@
       </w:r>
     </w:p>
     <w:p>
+      <w:r>
+        <w:t>Write one first attempt at the reserved independent case before feedback. Repeated copies of that case refer to the same recorded attempt.</w:t>
+      </w:r>
+    </w:p>
+    <w:p>
       <w:pPr>
         <w:pStyle w:val="Heading3"/>
       </w:pPr>
@@ -327,8 +418,26 @@
       </w:r>
     </w:p>
     <w:p>
-      <w:r>
-        <w:t>On eight paired cases A passes 1–5; B passes 1–4, 6, 7. Special cases are 5 and 8. Compare overall and special-case results; select by total passes.</w:t>
+      <w:pPr>
+        <w:spacing w:line="336" w:lineRule="auto" w:after="180"/>
+      </w:pPr>
+      <w:r>
+        <w:rPr>
+          <w:b w:val="0"/>
+        </w:rPr>
+        <w:t xml:space="preserve">On eight </w:t>
+      </w:r>
+      <w:r>
+        <w:rPr>
+          <w:b/>
+        </w:rPr>
+        <w:t>paired case</w:t>
+      </w:r>
+      <w:r>
+        <w:rPr>
+          <w:b w:val="0"/>
+        </w:rPr>
+        <w:t>s A passes 1–5; B passes 1–4, 6, 7. Special cases are 5 and 8. Compare overall and special-case results; select by total passes.</w:t>
       </w:r>
     </w:p>
     <w:p>
@@ -375,7 +484,13 @@
       </w:r>
     </w:p>
     <w:p>
-      <w:r>
+      <w:pPr>
+        <w:spacing w:line="336" w:lineRule="auto" w:after="180"/>
+      </w:pPr>
+      <w:r>
+        <w:rPr>
+          <w:b w:val="0"/>
+        </w:rPr>
         <w:t>Attempt this case before feedback. Record any help. Earlier examples below are further practice; a case already practised with feedback cannot establish fresh transfer.</w:t>
       </w:r>
     </w:p>
@@ -389,7 +504,36 @@
     </w:p>
     <w:p>
       <w:r>
-        <w:t>Prompt A is tested on easy requests and B on requests with missing data. B scores lower. Design a fair comparison and specify what to do when outputs vary across runs.</w:t>
+        <w:t>Connect the Prompt Experiments target to a trace and a justified conclusion.</w:t>
+      </w:r>
+    </w:p>
+    <w:p>
+      <w:pPr>
+        <w:spacing w:line="336" w:lineRule="auto" w:after="180"/>
+      </w:pPr>
+      <w:r>
+        <w:rPr>
+          <w:b/>
+        </w:rPr>
+        <w:t>Prompt</w:t>
+      </w:r>
+      <w:r>
+        <w:rPr>
+          <w:b w:val="0"/>
+        </w:rPr>
+        <w:t xml:space="preserve"> A is tested on easy requests and B on requests with missing data. B scores lower. Design a fair comparison and specify what to do when </w:t>
+      </w:r>
+      <w:r>
+        <w:rPr>
+          <w:b/>
+        </w:rPr>
+        <w:t>output</w:t>
+      </w:r>
+      <w:r>
+        <w:rPr>
+          <w:b w:val="0"/>
+        </w:rPr>
+        <w:t>s vary across runs.</w:t>
       </w:r>
     </w:p>
     <w:p>
@@ -402,17 +546,64 @@
     </w:p>
     <w:p>
       <w:r>
-        <w:t>Prompt B adds under 100 pages and explain the match to Prompt A. Both use a catalogue.</w:t>
-      </w:r>
-    </w:p>
-    <w:p>
-      <w:r>
+        <w:t>Solve the supplied Prompt Experiments case and show the deciding evidence.</w:t>
+      </w:r>
+    </w:p>
+    <w:p>
+      <w:pPr>
+        <w:spacing w:line="336" w:lineRule="auto" w:after="180"/>
+      </w:pPr>
+      <w:r>
+        <w:rPr>
+          <w:b/>
+        </w:rPr>
+        <w:t>Prompt</w:t>
+      </w:r>
+      <w:r>
+        <w:rPr>
+          <w:b w:val="0"/>
+        </w:rPr>
+        <w:t xml:space="preserve"> B adds under 100 pages and explain the match to </w:t>
+      </w:r>
+      <w:r>
+        <w:rPr>
+          <w:b/>
+        </w:rPr>
+        <w:t>Prompt</w:t>
+      </w:r>
+      <w:r>
+        <w:rPr>
+          <w:b w:val="0"/>
+        </w:rPr>
+        <w:t xml:space="preserve"> A. Both use a catalogue.</w:t>
+      </w:r>
+    </w:p>
+    <w:p>
+      <w:pPr>
+        <w:spacing w:line="336" w:lineRule="auto" w:after="180"/>
+      </w:pPr>
+      <w:r>
+        <w:rPr>
+          <w:b w:val="0"/>
+        </w:rPr>
         <w:t>Design a fair comparison.</w:t>
       </w:r>
     </w:p>
     <w:p>
-      <w:r>
-        <w:t>Show your trace, calculation or evidence</w:t>
+      <w:pPr>
+        <w:spacing w:line="336" w:lineRule="auto" w:after="180"/>
+      </w:pPr>
+      <w:r>
+        <w:rPr>
+          <w:b w:val="0"/>
+        </w:rPr>
+        <w:t xml:space="preserve">Show your trace, calculation or </w:t>
+      </w:r>
+      <w:r>
+        <w:rPr>
+          <w:b/>
+        </w:rPr>
+        <w:t>evidence</w:t>
       </w:r>
     </w:p>
     <w:p>
@@ -458,11 +649,46 @@
     </w:p>
     <w:p>
       <w:r>
-        <w:t>Prompt A and B are tested on different questions. B scores higher. Can wording alone explain the difference? Design a controlled comparison.</w:t>
-      </w:r>
-    </w:p>
-    <w:p>
-      <w:r>
+        <w:t>Apply the procedure to the changed case and record why the conclusion follows.</w:t>
+      </w:r>
+    </w:p>
+    <w:p>
+      <w:pPr>
+        <w:spacing w:line="336" w:lineRule="auto" w:after="180"/>
+      </w:pPr>
+      <w:r>
+        <w:rPr>
+          <w:b/>
+        </w:rPr>
+        <w:t>Prompt</w:t>
+      </w:r>
+      <w:r>
+        <w:rPr>
+          <w:b w:val="0"/>
+        </w:rPr>
+        <w:t xml:space="preserve"> A and B are tested on different questions. B scores higher. Can wording alone explain the difference? Design a </w:t>
+      </w:r>
+      <w:r>
+        <w:rPr>
+          <w:b/>
+        </w:rPr>
+        <w:t>controlled comparison</w:t>
+      </w:r>
+      <w:r>
+        <w:rPr>
+          <w:b w:val="0"/>
+        </w:rPr>
+        <w:t>.</w:t>
+      </w:r>
+    </w:p>
+    <w:p>
+      <w:pPr>
+        <w:spacing w:line="336" w:lineRule="auto" w:after="180"/>
+      </w:pPr>
+      <w:r>
+        <w:rPr>
+          <w:b w:val="0"/>
+        </w:rPr>
         <w:t>My independent answer and reason</w:t>
       </w:r>
     </w:p>
@@ -517,7 +743,30 @@
     </w:p>
     <w:p>
       <w:r>
-        <w:t>Create a changed input, boundary case or missing-information case. Write the expected answer or safe response before testing.</w:t>
+        <w:t>Specify a changed input, expected result and observation separately.</w:t>
+      </w:r>
+    </w:p>
+    <w:p>
+      <w:pPr>
+        <w:spacing w:line="336" w:lineRule="auto" w:after="180"/>
+      </w:pPr>
+      <w:r>
+        <w:rPr>
+          <w:b w:val="0"/>
+        </w:rPr>
+        <w:t xml:space="preserve">Create a changed </w:t>
+      </w:r>
+      <w:r>
+        <w:rPr>
+          <w:b/>
+        </w:rPr>
+        <w:t>input</w:t>
+      </w:r>
+      <w:r>
+        <w:rPr>
+          <w:b w:val="0"/>
+        </w:rPr>
+        <w:t>, boundary case or missing-information case. Write the expected answer or safe response before testing.</w:t>
       </w:r>
     </w:p>
     <w:tbl>
@@ -646,12 +895,53 @@
     </w:p>
     <w:p>
       <w:r>
-        <w:t>Test generated book explanations with a fixed rubric and prohibit invented details.</w:t>
-      </w:r>
-    </w:p>
-    <w:p>
-      <w:r>
-        <w:t>The project change and evidence I will keep</w:t>
+        <w:t>Justify what Prompt Experiments adds to Transparent Book Recommender and keep the evidence.</w:t>
+      </w:r>
+    </w:p>
+    <w:p>
+      <w:pPr>
+        <w:spacing w:line="336" w:lineRule="auto" w:after="180"/>
+      </w:pPr>
+      <w:r>
+        <w:rPr>
+          <w:b w:val="0"/>
+        </w:rPr>
+        <w:t xml:space="preserve">Test generated book explanations with a fixed </w:t>
+      </w:r>
+      <w:r>
+        <w:rPr>
+          <w:b/>
+        </w:rPr>
+        <w:t>rubric</w:t>
+      </w:r>
+      <w:r>
+        <w:rPr>
+          <w:b w:val="0"/>
+        </w:rPr>
+        <w:t xml:space="preserve"> and prohibit invented details.</w:t>
+      </w:r>
+    </w:p>
+    <w:p>
+      <w:pPr>
+        <w:spacing w:line="336" w:lineRule="auto" w:after="180"/>
+      </w:pPr>
+      <w:r>
+        <w:rPr>
+          <w:b w:val="0"/>
+        </w:rPr>
+        <w:t xml:space="preserve">The project change and </w:t>
+      </w:r>
+      <w:r>
+        <w:rPr>
+          <w:b/>
+        </w:rPr>
+        <w:t>evidence</w:t>
+      </w:r>
+      <w:r>
+        <w:rPr>
+          <w:b w:val="0"/>
+        </w:rPr>
+        <w:t xml:space="preserve"> I will keep</w:t>
       </w:r>
     </w:p>
     <w:p>
@@ -697,11 +987,54 @@
     </w:p>
     <w:p>
       <w:r>
-        <w:t>I can explain the mechanism. I can show evidence. I can handle a changed case. I can name a limit. Mark each as not yet, with help or independently, and attach supporting work.</w:t>
-      </w:r>
-    </w:p>
-    <w:p>
-      <w:r>
+        <w:t>Judge explanation, evidence, transfer and limits separately; attach the work behind your judgement.</w:t>
+      </w:r>
+    </w:p>
+    <w:p>
+      <w:pPr>
+        <w:pStyle w:val="ListBullet"/>
+      </w:pPr>
+      <w:r>
+        <w:t>I can explain the mechanism.</w:t>
+      </w:r>
+    </w:p>
+    <w:p>
+      <w:pPr>
+        <w:pStyle w:val="ListBullet"/>
+      </w:pPr>
+      <w:r>
+        <w:t>I can show evidence.</w:t>
+      </w:r>
+    </w:p>
+    <w:p>
+      <w:pPr>
+        <w:pStyle w:val="ListBullet"/>
+      </w:pPr>
+      <w:r>
+        <w:t>I can handle a changed case.</w:t>
+      </w:r>
+    </w:p>
+    <w:p>
+      <w:pPr>
+        <w:pStyle w:val="ListBullet"/>
+      </w:pPr>
+      <w:r>
+        <w:t>I can name a limit.</w:t>
+      </w:r>
+    </w:p>
+    <w:p>
+      <w:r>
+        <w:t>Mark each as not yet, with help or independently, and attach supporting work.</w:t>
+      </w:r>
+    </w:p>
+    <w:p>
+      <w:pPr>
+        <w:spacing w:line="336" w:lineRule="auto" w:after="180"/>
+      </w:pPr>
+      <w:r>
+        <w:rPr>
+          <w:b w:val="0"/>
+        </w:rPr>
         <w:t>Teacher review ____________________  Next step ____________________</w:t>
       </w:r>
     </w:p>
@@ -715,7 +1048,36 @@
     </w:p>
     <w:p>
       <w:r>
-        <w:t>Prompt A is tested on easy requests and B on requests with missing data. B scores lower. Design a fair comparison and specify what to do when outputs vary across runs.</w:t>
+        <w:t>Use this earlier case as transfer practice. A case already discussed with feedback is not fresh assessment evidence.</w:t>
+      </w:r>
+    </w:p>
+    <w:p>
+      <w:pPr>
+        <w:spacing w:line="336" w:lineRule="auto" w:after="180"/>
+      </w:pPr>
+      <w:r>
+        <w:rPr>
+          <w:b/>
+        </w:rPr>
+        <w:t>Prompt</w:t>
+      </w:r>
+      <w:r>
+        <w:rPr>
+          <w:b w:val="0"/>
+        </w:rPr>
+        <w:t xml:space="preserve"> A is tested on easy requests and B on requests with missing data. B scores lower. Design a fair comparison and specify what to do when </w:t>
+      </w:r>
+      <w:r>
+        <w:rPr>
+          <w:b/>
+        </w:rPr>
+        <w:t>output</w:t>
+      </w:r>
+      <w:r>
+        <w:rPr>
+          <w:b w:val="0"/>
+        </w:rPr>
+        <w:t>s vary across runs.</w:t>
       </w:r>
     </w:p>
     <w:p>
@@ -762,7 +1124,13 @@
       </w:r>
     </w:p>
     <w:p>
-      <w:r>
+      <w:pPr>
+        <w:spacing w:line="336" w:lineRule="auto" w:after="180"/>
+      </w:pPr>
+      <w:r>
+        <w:rPr>
+          <w:b w:val="0"/>
+        </w:rPr>
         <w:t>Record support used: none, hint or teacher explanation.</w:t>
       </w:r>
     </w:p>
@@ -776,7 +1144,54 @@
     </w:p>
     <w:p>
       <w:r>
-        <w:t>Explain the weekly mechanism in your own words. Use the worked scenario to name its input, decision rule and output.</w:t>
+        <w:t>Explain the mechanism. Apply the supplied Prompt Experiments facts and keep your reasoning.</w:t>
+      </w:r>
+    </w:p>
+    <w:p>
+      <w:pPr>
+        <w:spacing w:line="336" w:lineRule="auto" w:after="180"/>
+      </w:pPr>
+      <w:r>
+        <w:rPr>
+          <w:b w:val="0"/>
+        </w:rPr>
+        <w:t xml:space="preserve">Explain the weekly </w:t>
+      </w:r>
+      <w:r>
+        <w:rPr>
+          <w:b/>
+        </w:rPr>
+        <w:t>mechanism</w:t>
+      </w:r>
+      <w:r>
+        <w:rPr>
+          <w:b w:val="0"/>
+        </w:rPr>
+        <w:t xml:space="preserve"> in your own words. Use the worked scenario to name its </w:t>
+      </w:r>
+      <w:r>
+        <w:rPr>
+          <w:b/>
+        </w:rPr>
+        <w:t>input</w:t>
+      </w:r>
+      <w:r>
+        <w:rPr>
+          <w:b w:val="0"/>
+        </w:rPr>
+        <w:t xml:space="preserve">, decision rule and </w:t>
+      </w:r>
+      <w:r>
+        <w:rPr>
+          <w:b/>
+        </w:rPr>
+        <w:t>output</w:t>
+      </w:r>
+      <w:r>
+        <w:rPr>
+          <w:b w:val="0"/>
+        </w:rPr>
+        <w:t>.</w:t>
       </w:r>
     </w:p>
     <w:p>
@@ -827,6 +1242,17 @@
     </w:p>
     <w:p>
       <w:r>
+        <w:t>Trace the worked case. Apply the supplied Prompt Experiments facts and keep your reasoning.</w:t>
+      </w:r>
+    </w:p>
+    <w:p>
+      <w:pPr>
+        <w:spacing w:line="336" w:lineRule="auto" w:after="180"/>
+      </w:pPr>
+      <w:r>
+        <w:rPr>
+          <w:b w:val="0"/>
+        </w:rPr>
         <w:t>On six development cases P passes cases 1, 2, 3, 4; Q passes 1, 2, 3, 5, 6. Missing-approval cases are 4 and 6. Compare totals and condition results. Show the intermediate steps and give the conclusion with its scope.</w:t>
       </w:r>
     </w:p>
@@ -883,7 +1309,30 @@
     </w:p>
     <w:p>
       <w:r>
-        <w:t>A report omits this qualification: Prompt selection on development cases cannot be reported as independent final performance. Explain how omitting it could change a reader's interpretation, and write an accurate replacement.</w:t>
+        <w:t>Audit the limit. Apply the supplied Prompt Experiments facts and keep your reasoning.</w:t>
+      </w:r>
+    </w:p>
+    <w:p>
+      <w:pPr>
+        <w:spacing w:line="336" w:lineRule="auto" w:after="180"/>
+      </w:pPr>
+      <w:r>
+        <w:rPr>
+          <w:b w:val="0"/>
+        </w:rPr>
+        <w:t xml:space="preserve">A report omits this qualification: </w:t>
+      </w:r>
+      <w:r>
+        <w:rPr>
+          <w:b/>
+        </w:rPr>
+        <w:t>Prompt</w:t>
+      </w:r>
+      <w:r>
+        <w:rPr>
+          <w:b w:val="0"/>
+        </w:rPr>
+        <w:t xml:space="preserve"> selection on development cases cannot be reported as independent final performance. Explain how omitting it could change a reader's interpretation, and write an accurate replacement.</w:t>
       </w:r>
     </w:p>
     <w:p>
@@ -934,7 +1383,30 @@
     </w:p>
     <w:p>
       <w:r>
-        <w:t>On eight paired cases A passes 1–5; B passes 1–4, 6, 7. Special cases are 5 and 8. Compare overall and special-case results; select by total passes.</w:t>
+        <w:t>Attempt before feedback. If this repeats the selected independent case, reuse that first attempt; otherwise keep a separate record. Apply a new case independently. Apply the supplied Prompt Experiments facts and keep your reasoning.</w:t>
+      </w:r>
+    </w:p>
+    <w:p>
+      <w:pPr>
+        <w:spacing w:line="336" w:lineRule="auto" w:after="180"/>
+      </w:pPr>
+      <w:r>
+        <w:rPr>
+          <w:b w:val="0"/>
+        </w:rPr>
+        <w:t xml:space="preserve">On eight </w:t>
+      </w:r>
+      <w:r>
+        <w:rPr>
+          <w:b/>
+        </w:rPr>
+        <w:t>paired case</w:t>
+      </w:r>
+      <w:r>
+        <w:rPr>
+          <w:b w:val="0"/>
+        </w:rPr>
+        <w:t>s A passes 1–5; B passes 1–4, 6, 7. Special cases are 5 and 8. Compare overall and special-case results; select by total passes.</w:t>
       </w:r>
     </w:p>
     <w:p>
@@ -995,7 +1467,29 @@
     </w:p>
     <w:p>
       <w:r>
-        <w:t>For the worked scenario, propose one additional case that could reveal a failure, describe its expected outcome before running it, and explain what would need to remain fixed for a fair comparison. Do not reuse W4 as a new final test after receiving feedback.</w:t>
+        <w:t>Design a revealing follow-up. Apply the supplied Prompt Experiments facts and keep your reasoning.</w:t>
+      </w:r>
+    </w:p>
+    <w:p>
+      <w:pPr>
+        <w:spacing w:line="336" w:lineRule="auto" w:after="180"/>
+      </w:pPr>
+      <w:r>
+        <w:rPr>
+          <w:b w:val="0"/>
+        </w:rPr>
+        <w:t>For the worked scenario, propose one additional case that could reveal a failure, describe its expected outcome before running it, and explain what would need to remain fixed for a fair comparison.</w:t>
+      </w:r>
+    </w:p>
+    <w:p>
+      <w:pPr>
+        <w:spacing w:line="336" w:lineRule="auto" w:after="180"/>
+      </w:pPr>
+      <w:r>
+        <w:rPr>
+          <w:b w:val="0"/>
+        </w:rPr>
+        <w:t>Do not reuse W4 as a new final test after receiving feedback.</w:t>
       </w:r>
     </w:p>
     <w:p>
@@ -1047,6 +1541,11 @@
       </w:pPr>
       <w:r>
         <w:t>17. Feedback, return check and learning record</w:t>
+      </w:r>
+    </w:p>
+    <w:p>
+      <w:r>
+        <w:t>Record the first repaired step and a different case to revisit after a delay.</w:t>
       </w:r>
     </w:p>
     <w:tbl>
@@ -1186,7 +1685,13 @@
       </w:tr>
     </w:tbl>
     <w:p>
-      <w:r>
+      <w:pPr>
+        <w:spacing w:line="336" w:lineRule="auto" w:after="180"/>
+      </w:pPr>
+      <w:r>
+        <w:rPr>
+          <w:b w:val="0"/>
+        </w:rPr>
         <w:t>Revisit this idea with your teacher after a delay. Familiarity is different from explaining and using it on a changed case.</w:t>
       </w:r>
     </w:p>
@@ -1200,17 +1705,88 @@
     </w:p>
     <w:p>
       <w:r>
-        <w:t>A fictional book-help project tests two prompt versions on seven shared development cases.</w:t>
-      </w:r>
-    </w:p>
-    <w:p>
-      <w:r>
+        <w:t>A fictional book-help project tests two prompt versions on seven shared development cases. Explain the labelled step before checking the changed condition.</w:t>
+      </w:r>
+    </w:p>
+    <w:p>
+      <w:pPr>
+        <w:spacing w:line="336" w:lineRule="auto" w:after="180"/>
+      </w:pPr>
+      <w:r>
+        <w:rPr>
+          <w:b w:val="0"/>
+        </w:rPr>
+        <w:t xml:space="preserve">A fictional book-help project tests two </w:t>
+      </w:r>
+      <w:r>
+        <w:rPr>
+          <w:b/>
+        </w:rPr>
+        <w:t>prompt</w:t>
+      </w:r>
+      <w:r>
+        <w:rPr>
+          <w:b w:val="0"/>
+        </w:rPr>
+        <w:t xml:space="preserve"> versions on seven shared development cases.</w:t>
+      </w:r>
+    </w:p>
+    <w:p>
+      <w:pPr>
+        <w:spacing w:line="336" w:lineRule="auto" w:after="180"/>
+      </w:pPr>
+      <w:r>
+        <w:rPr>
+          <w:b w:val="0"/>
+        </w:rPr>
         <w:t>P passes cases 1,2,3,4. Q passes 1,2,3,5,6. Cases 4 and 7 involve missing sources.</w:t>
       </w:r>
     </w:p>
     <w:p>
-      <w:r>
-        <w:t>Same inputs, system configuration and rubric; only the prompt changes. These are invented records.</w:t>
+      <w:pPr>
+        <w:spacing w:line="336" w:lineRule="auto" w:after="180"/>
+      </w:pPr>
+      <w:r>
+        <w:rPr>
+          <w:b w:val="0"/>
+        </w:rPr>
+        <w:t xml:space="preserve">Same </w:t>
+      </w:r>
+      <w:r>
+        <w:rPr>
+          <w:b/>
+        </w:rPr>
+        <w:t>input</w:t>
+      </w:r>
+      <w:r>
+        <w:rPr>
+          <w:b w:val="0"/>
+        </w:rPr>
+        <w:t xml:space="preserve">s, system configuration and </w:t>
+      </w:r>
+      <w:r>
+        <w:rPr>
+          <w:b/>
+        </w:rPr>
+        <w:t>rubric</w:t>
+      </w:r>
+      <w:r>
+        <w:rPr>
+          <w:b w:val="0"/>
+        </w:rPr>
+        <w:t xml:space="preserve">; only the </w:t>
+      </w:r>
+      <w:r>
+        <w:rPr>
+          <w:b/>
+        </w:rPr>
+        <w:t>prompt</w:t>
+      </w:r>
+      <w:r>
+        <w:rPr>
+          <w:b w:val="0"/>
+        </w:rPr>
+        <w:t xml:space="preserve"> changes. These are invented records.</w:t>
       </w:r>
     </w:p>
     <w:p>
@@ -1286,7 +1862,13 @@
       </w:r>
     </w:p>
     <w:p>
-      <w:r>
+      <w:pPr>
+        <w:spacing w:line="336" w:lineRule="auto" w:after="180"/>
+      </w:pPr>
+      <w:r>
+        <w:rPr>
+          <w:b w:val="0"/>
+        </w:rPr>
         <w:t>Name the case P passes and Q fails, and explain why it matters.</w:t>
       </w:r>
     </w:p>
@@ -1329,13 +1911,58 @@
       </w:r>
     </w:p>
     <w:p>
-      <w:r>
-        <w:t>Support used: alone / hint / worked example. This record is practice evidence.</w:t>
-      </w:r>
-    </w:p>
-    <w:p>
-      <w:r>
-        <w:t>Project connection: Run controlled recommender explanation experiments with paired cases and report important failure conditions separately.</w:t>
+      <w:pPr>
+        <w:pStyle w:val="Heading3"/>
+      </w:pPr>
+      <w:r>
+        <w:t>Record the help used</w:t>
+      </w:r>
+    </w:p>
+    <w:p>
+      <w:pPr>
+        <w:spacing w:line="336" w:lineRule="auto" w:after="180"/>
+        <w:shd w:fill="F1F6F8"/>
+      </w:pPr>
+      <w:r>
+        <w:rPr>
+          <w:b w:val="0"/>
+        </w:rPr>
+        <w:t xml:space="preserve">Support used: alone / hint / worked example. This record is practice </w:t>
+      </w:r>
+      <w:r>
+        <w:rPr>
+          <w:b/>
+        </w:rPr>
+        <w:t>evidence</w:t>
+      </w:r>
+      <w:r>
+        <w:rPr>
+          <w:b w:val="0"/>
+        </w:rPr>
+        <w:t>.</w:t>
+      </w:r>
+    </w:p>
+    <w:p>
+      <w:pPr>
+        <w:spacing w:line="336" w:lineRule="auto" w:after="180"/>
+      </w:pPr>
+      <w:r>
+        <w:rPr>
+          <w:b w:val="0"/>
+        </w:rPr>
+        <w:t xml:space="preserve">Project connection: Run controlled recommender explanation experiments with </w:t>
+      </w:r>
+      <w:r>
+        <w:rPr>
+          <w:b/>
+        </w:rPr>
+        <w:t>paired case</w:t>
+      </w:r>
+      <w:r>
+        <w:rPr>
+          <w:b w:val="0"/>
+        </w:rPr>
+        <w:t>s and report important failure conditions separately.</w:t>
       </w:r>
     </w:p>
     <w:p>
@@ -1348,17 +1975,64 @@
     </w:p>
     <w:p>
       <w:r>
+        <w:t>Keep this week’s input, deciding step, result and limit together in the Transparent Book Recommender record.</w:t>
+      </w:r>
+    </w:p>
+    <w:p>
+      <w:pPr>
+        <w:spacing w:line="336" w:lineRule="auto" w:after="180"/>
+      </w:pPr>
+      <w:r>
+        <w:rPr>
+          <w:b w:val="0"/>
+        </w:rPr>
         <w:t>Project: Transparent Book Recommender</w:t>
       </w:r>
     </w:p>
     <w:p>
-      <w:r>
-        <w:t>Current milestone: Prepare the demonstration. Gather reproducible instructions, evidence, access checks and remaining limitations.</w:t>
-      </w:r>
-    </w:p>
-    <w:p>
-      <w:r>
-        <w:t>Run controlled recommender explanation experiments with paired cases and report important failure conditions separately.</w:t>
+      <w:pPr>
+        <w:spacing w:line="336" w:lineRule="auto" w:after="180"/>
+      </w:pPr>
+      <w:r>
+        <w:rPr>
+          <w:b w:val="0"/>
+        </w:rPr>
+        <w:t xml:space="preserve">Current milestone: Prepare the demonstration. Gather reproducible instructions, </w:t>
+      </w:r>
+      <w:r>
+        <w:rPr>
+          <w:b/>
+        </w:rPr>
+        <w:t>evidence</w:t>
+      </w:r>
+      <w:r>
+        <w:rPr>
+          <w:b w:val="0"/>
+        </w:rPr>
+        <w:t>, access checks and remaining limitations.</w:t>
+      </w:r>
+    </w:p>
+    <w:p>
+      <w:pPr>
+        <w:spacing w:line="336" w:lineRule="auto" w:after="180"/>
+      </w:pPr>
+      <w:r>
+        <w:rPr>
+          <w:b w:val="0"/>
+        </w:rPr>
+        <w:t xml:space="preserve">Run controlled recommender explanation experiments with </w:t>
+      </w:r>
+      <w:r>
+        <w:rPr>
+          <w:b/>
+        </w:rPr>
+        <w:t>paired case</w:t>
+      </w:r>
+      <w:r>
+        <w:rPr>
+          <w:b w:val="0"/>
+        </w:rPr>
+        <w:t>s and report important failure conditions separately.</w:t>
       </w:r>
     </w:p>
     <w:tbl>
@@ -1520,12 +2194,41 @@
     </w:p>
     <w:p>
       <w:r>
+        <w:t>Try the supported questions before comparing with hints and feedback. Record what you repaired and the evidence you retained.</w:t>
+      </w:r>
+    </w:p>
+    <w:p>
+      <w:pPr>
+        <w:spacing w:line="336" w:lineRule="auto" w:after="180"/>
+      </w:pPr>
+      <w:r>
+        <w:rPr>
+          <w:b w:val="0"/>
+        </w:rPr>
         <w:t>Use this supported practice once, in the browser or on paper. Keep the reserved independent assessment for a separate first attempt before teacher feedback.</w:t>
       </w:r>
     </w:p>
     <w:p>
-      <w:r>
-        <w:t>A fictional book-help project tests two prompt versions on seven shared development cases.</w:t>
+      <w:pPr>
+        <w:spacing w:line="336" w:lineRule="auto" w:after="180"/>
+      </w:pPr>
+      <w:r>
+        <w:rPr>
+          <w:b w:val="0"/>
+        </w:rPr>
+        <w:t xml:space="preserve">A fictional book-help project tests two </w:t>
+      </w:r>
+      <w:r>
+        <w:rPr>
+          <w:b/>
+        </w:rPr>
+        <w:t>prompt</w:t>
+      </w:r>
+      <w:r>
+        <w:rPr>
+          <w:b w:val="0"/>
+        </w:rPr>
+        <w:t xml:space="preserve"> versions on seven shared development cases.</w:t>
       </w:r>
     </w:p>
     <w:p>
@@ -1537,27 +2240,61 @@
       </w:r>
     </w:p>
     <w:p>
-      <w:r>
+      <w:pPr>
+        <w:spacing w:line="336" w:lineRule="auto" w:after="180"/>
+      </w:pPr>
+      <w:r>
+        <w:rPr>
+          <w:b w:val="0"/>
+        </w:rPr>
         <w:t>Which labelled step matches this detail? Q improves overall count but worsens missing-source behavior; use the declared priorities.</w:t>
       </w:r>
     </w:p>
     <w:p>
-      <w:r>
+      <w:pPr>
+        <w:spacing w:line="336" w:lineRule="auto" w:after="180"/>
+        <w:shd w:fill="F4F9FC"/>
+      </w:pPr>
+      <w:r>
+        <w:rPr>
+          <w:b w:val="0"/>
+        </w:rPr>
         <w:t>1. Decide explicitly</w:t>
       </w:r>
     </w:p>
     <w:p>
-      <w:r>
+      <w:pPr>
+        <w:spacing w:line="336" w:lineRule="auto" w:after="180"/>
+        <w:shd w:fill="F4F9FC"/>
+      </w:pPr>
+      <w:r>
+        <w:rPr>
+          <w:b w:val="0"/>
+        </w:rPr>
         <w:t>2. Paired setup</w:t>
       </w:r>
     </w:p>
     <w:p>
-      <w:r>
+      <w:pPr>
+        <w:spacing w:line="336" w:lineRule="auto" w:after="180"/>
+        <w:shd w:fill="F4F9FC"/>
+      </w:pPr>
+      <w:r>
+        <w:rPr>
+          <w:b w:val="0"/>
+        </w:rPr>
         <w:t>3. Missing-source slice</w:t>
       </w:r>
     </w:p>
     <w:p>
-      <w:r>
+      <w:pPr>
+        <w:spacing w:line="336" w:lineRule="auto" w:after="180"/>
+        <w:shd w:fill="F4F9FC"/>
+      </w:pPr>
+      <w:r>
+        <w:rPr>
+          <w:b w:val="0"/>
+        </w:rPr>
         <w:t>4. Overall rates</w:t>
       </w:r>
     </w:p>
@@ -1595,41 +2332,167 @@
       </w:r>
     </w:p>
     <w:p>
-      <w:r>
+      <w:pPr>
+        <w:pStyle w:val="Heading3"/>
+      </w:pPr>
+      <w:r>
+        <w:t>Hint · try first</w:t>
+      </w:r>
+    </w:p>
+    <w:p>
+      <w:pPr>
+        <w:spacing w:line="336" w:lineRule="auto" w:after="180"/>
+        <w:shd w:fill="F1F6F8"/>
+      </w:pPr>
+      <w:r>
+        <w:rPr>
+          <w:b w:val="0"/>
+        </w:rPr>
         <w:t>Hint if needed: Read the steps in the pictorial case. Match the supplied detail to the stage that performs or records it.</w:t>
       </w:r>
     </w:p>
     <w:p>
-      <w:r>
-        <w:t>After your attempt, compare with the supported explanation: Decide explicitly Q improves overall count but worsens missing-source behavior; use the declared priorities. A larger total can conceal a more serious failure category. Paired records show which cases changed, not just how many passed. If refusing unsupported claims is mandatory, Q’s overall advantage may not justify selection. Keep the failing examples for development and obtain fresh cases after choosing a final version.</w:t>
-      </w:r>
-    </w:p>
-    <w:p>
       <w:pPr>
         <w:pStyle w:val="Heading3"/>
       </w:pPr>
       <w:r>
+        <w:t>Feedback · compare after trying</w:t>
+      </w:r>
+    </w:p>
+    <w:p>
+      <w:pPr>
+        <w:spacing w:line="336" w:lineRule="auto" w:after="180"/>
+        <w:shd w:fill="F1F6FC"/>
+      </w:pPr>
+      <w:r>
+        <w:rPr>
+          <w:b w:val="0"/>
+        </w:rPr>
+        <w:t>After your attempt, compare with the supported explanation: Decide explicitly Q improves overall count but worsens missing-source behavior; use the declared priorities.</w:t>
+      </w:r>
+    </w:p>
+    <w:p>
+      <w:pPr>
+        <w:spacing w:line="336" w:lineRule="auto" w:after="180"/>
+        <w:shd w:fill="F1F6FC"/>
+      </w:pPr>
+      <w:r>
+        <w:rPr>
+          <w:b w:val="0"/>
+        </w:rPr>
+        <w:t>A larger total can conceal a more serious failure category. Paired records show which cases changed, not just how many passed. If refusing unsupported claims is mandatory, Q’s overall advantage may not justify selection.</w:t>
+      </w:r>
+    </w:p>
+    <w:p>
+      <w:pPr>
+        <w:spacing w:line="336" w:lineRule="auto" w:after="180"/>
+        <w:shd w:fill="F1F6FC"/>
+      </w:pPr>
+      <w:r>
+        <w:rPr>
+          <w:b w:val="0"/>
+        </w:rPr>
+        <w:t>Keep the failing examples for development and obtain fresh cases after choosing a final version.</w:t>
+      </w:r>
+    </w:p>
+    <w:p>
+      <w:pPr>
+        <w:pStyle w:val="Heading3"/>
+      </w:pPr>
+      <w:r>
         <w:t>Practice 2: explain the deciding evidence</w:t>
       </w:r>
     </w:p>
     <w:p>
-      <w:r>
+      <w:pPr>
+        <w:pStyle w:val="Heading3"/>
+      </w:pPr>
+      <w:r>
+        <w:t>Changed case · predict first</w:t>
+      </w:r>
+    </w:p>
+    <w:p>
+      <w:pPr>
+        <w:spacing w:line="336" w:lineRule="auto" w:after="180"/>
+        <w:shd w:fill="F5F1FB"/>
+      </w:pPr>
+      <w:r>
+        <w:rPr>
+          <w:b w:val="0"/>
+        </w:rPr>
         <w:t>Changed-case practice: Make missing-source correctness a required selection gate. Which conclusion is supported by the supplied facts?</w:t>
       </w:r>
     </w:p>
     <w:p>
-      <w:r>
-        <w:t>1. We can decide the result without examining the changed input or the procedure.</w:t>
-      </w:r>
-    </w:p>
-    <w:p>
-      <w:r>
-        <w:t>2. Neither prompt clears a 2/2 gate on these records.</w:t>
-      </w:r>
-    </w:p>
-    <w:p>
-      <w:r>
-        <w:t>3. This one example guarantees correct results for every future input.</w:t>
+      <w:pPr>
+        <w:spacing w:line="336" w:lineRule="auto" w:after="180"/>
+        <w:shd w:fill="F4F9FC"/>
+      </w:pPr>
+      <w:r>
+        <w:rPr>
+          <w:b w:val="0"/>
+        </w:rPr>
+        <w:t xml:space="preserve">1. We can decide the result without examining the changed </w:t>
+      </w:r>
+      <w:r>
+        <w:rPr>
+          <w:b/>
+        </w:rPr>
+        <w:t>input</w:t>
+      </w:r>
+      <w:r>
+        <w:rPr>
+          <w:b w:val="0"/>
+        </w:rPr>
+        <w:t xml:space="preserve"> or the procedure.</w:t>
+      </w:r>
+    </w:p>
+    <w:p>
+      <w:pPr>
+        <w:spacing w:line="336" w:lineRule="auto" w:after="180"/>
+        <w:shd w:fill="F4F9FC"/>
+      </w:pPr>
+      <w:r>
+        <w:rPr>
+          <w:b w:val="0"/>
+        </w:rPr>
+        <w:t xml:space="preserve">2. Neither </w:t>
+      </w:r>
+      <w:r>
+        <w:rPr>
+          <w:b/>
+        </w:rPr>
+        <w:t>prompt</w:t>
+      </w:r>
+      <w:r>
+        <w:rPr>
+          <w:b w:val="0"/>
+        </w:rPr>
+        <w:t xml:space="preserve"> clears a 2/2 gate on these records.</w:t>
+      </w:r>
+    </w:p>
+    <w:p>
+      <w:pPr>
+        <w:spacing w:line="336" w:lineRule="auto" w:after="180"/>
+        <w:shd w:fill="F4F9FC"/>
+      </w:pPr>
+      <w:r>
+        <w:rPr>
+          <w:b w:val="0"/>
+        </w:rPr>
+        <w:t xml:space="preserve">3. This one example guarantees correct results for every future </w:t>
+      </w:r>
+      <w:r>
+        <w:rPr>
+          <w:b/>
+        </w:rPr>
+        <w:t>input</w:t>
+      </w:r>
+      <w:r>
+        <w:rPr>
+          <w:b w:val="0"/>
+        </w:rPr>
+        <w:t>.</w:t>
       </w:r>
     </w:p>
     <w:p>
@@ -1666,36 +2529,143 @@
       </w:r>
     </w:p>
     <w:p>
-      <w:r>
+      <w:pPr>
+        <w:pStyle w:val="Heading3"/>
+      </w:pPr>
+      <w:r>
+        <w:t>Hint · try first</w:t>
+      </w:r>
+    </w:p>
+    <w:p>
+      <w:pPr>
+        <w:spacing w:line="336" w:lineRule="auto" w:after="180"/>
+        <w:shd w:fill="F1F6F8"/>
+      </w:pPr>
+      <w:r>
+        <w:rPr>
+          <w:b w:val="0"/>
+        </w:rPr>
         <w:t>Hint if needed: Use the changed condition and the deciding step in the pictorial trace. The answer must say what follows from those facts.</w:t>
       </w:r>
     </w:p>
     <w:p>
-      <w:r>
-        <w:t>After your attempt, compare with the supported explanation: Neither prompt clears a 2/2 gate on these records. P fails 7 and Q fails both 4 and 7; both need revision.</w:t>
-      </w:r>
-    </w:p>
-    <w:p>
       <w:pPr>
         <w:pStyle w:val="Heading3"/>
       </w:pPr>
       <w:r>
+        <w:t>Feedback · compare after trying</w:t>
+      </w:r>
+    </w:p>
+    <w:p>
+      <w:pPr>
+        <w:spacing w:line="336" w:lineRule="auto" w:after="180"/>
+        <w:shd w:fill="F1F6FC"/>
+      </w:pPr>
+      <w:r>
+        <w:rPr>
+          <w:b w:val="0"/>
+        </w:rPr>
+        <w:t xml:space="preserve">After your attempt, compare with the supported explanation: Neither </w:t>
+      </w:r>
+      <w:r>
+        <w:rPr>
+          <w:b/>
+        </w:rPr>
+        <w:t>prompt</w:t>
+      </w:r>
+      <w:r>
+        <w:rPr>
+          <w:b w:val="0"/>
+        </w:rPr>
+        <w:t xml:space="preserve"> clears a 2/2 gate on these records. P fails 7 and Q fails both 4 and 7; both need revision.</w:t>
+      </w:r>
+    </w:p>
+    <w:p>
+      <w:pPr>
+        <w:pStyle w:val="Heading3"/>
+      </w:pPr>
+      <w:r>
         <w:t>Repair a missing building block</w:t>
       </w:r>
     </w:p>
     <w:p>
-      <w:r>
-        <w:t>Review Predictive vs Generative (ai-2/27). Goal: Distinguish discriminative prediction from generation by inspecting the requested output. Short practice: Does matching the physical box in the changed table prove the generator measures boxes?. Return to this week and explain what you changed.</w:t>
-      </w:r>
-    </w:p>
-    <w:p>
-      <w:r>
+      <w:pPr>
+        <w:spacing w:line="336" w:lineRule="auto" w:after="180"/>
+      </w:pPr>
+      <w:r>
+        <w:rPr>
+          <w:b w:val="0"/>
+        </w:rPr>
+        <w:t xml:space="preserve">Review Predictive vs Generative (ai-2/27). Goal: Distinguish discriminative </w:t>
+      </w:r>
+      <w:r>
+        <w:rPr>
+          <w:b/>
+        </w:rPr>
+        <w:t>prediction</w:t>
+      </w:r>
+      <w:r>
+        <w:rPr>
+          <w:b w:val="0"/>
+        </w:rPr>
+        <w:t xml:space="preserve"> from generation by inspecting the requested </w:t>
+      </w:r>
+      <w:r>
+        <w:rPr>
+          <w:b/>
+        </w:rPr>
+        <w:t>output</w:t>
+      </w:r>
+      <w:r>
+        <w:rPr>
+          <w:b w:val="0"/>
+        </w:rPr>
+        <w:t>.</w:t>
+      </w:r>
+    </w:p>
+    <w:p>
+      <w:pPr>
+        <w:spacing w:line="336" w:lineRule="auto" w:after="180"/>
+      </w:pPr>
+      <w:r>
+        <w:rPr>
+          <w:b w:val="0"/>
+        </w:rPr>
+        <w:t>Short practice: Does matching the physical box in the changed table prove the generator measures boxes?. Return to this week and explain what you changed.</w:t>
+      </w:r>
+    </w:p>
+    <w:p>
+      <w:pPr>
+        <w:spacing w:line="336" w:lineRule="auto" w:after="180"/>
+      </w:pPr>
+      <w:r>
+        <w:rPr>
+          <w:b w:val="0"/>
+        </w:rPr>
         <w:t>Review Text as Pieces (ai-2/25). Goal: Encode and decode text under an explicit toy vocabulary. Short practice: Why is the unknown ! at position 10 rather than position 9?. Return to this week and explain what you changed.</w:t>
       </w:r>
     </w:p>
     <w:p>
-      <w:r>
-        <w:t>Review Nearest Neighbor Reasoning (ai-2/22). Goal: Compute absolute distances and rank training neighbours. Short practice: Why do k=1 and k=3 disagree for the original query?. Return to this week and explain what you changed.</w:t>
+      <w:pPr>
+        <w:spacing w:line="336" w:lineRule="auto" w:after="180"/>
+      </w:pPr>
+      <w:r>
+        <w:rPr>
+          <w:b w:val="0"/>
+        </w:rPr>
+        <w:t xml:space="preserve">Review Nearest Neighbor Reasoning (ai-2/22). Goal: Compute absolute distances and rank </w:t>
+      </w:r>
+      <w:r>
+        <w:rPr>
+          <w:b/>
+        </w:rPr>
+        <w:t>training</w:t>
+      </w:r>
+      <w:r>
+        <w:rPr>
+          <w:b w:val="0"/>
+        </w:rPr>
+        <w:t xml:space="preserve"> neighbours. Short practice: Why do k=1 and k=3 disagree for the original query?. Return to this week and explain what you changed.</w:t>
       </w:r>
     </w:p>
     <w:p>
@@ -1707,8 +2677,37 @@
       </w:r>
     </w:p>
     <w:p>
-      <w:r>
-        <w:t>Use Download completed work in the hosted lesson to export your answers, reflections, practice feedback and code-run evidence. Open the HTML copy to read or print it. Drafts stay in this browser when storage is available; clear drafts on a shared device.</w:t>
+      <w:pPr>
+        <w:spacing w:line="336" w:lineRule="auto" w:after="180"/>
+      </w:pPr>
+      <w:r>
+        <w:rPr>
+          <w:b w:val="0"/>
+        </w:rPr>
+        <w:t xml:space="preserve">Use Download completed work in the hosted lesson to export your answers, reflections, practice feedback and code-run </w:t>
+      </w:r>
+      <w:r>
+        <w:rPr>
+          <w:b/>
+        </w:rPr>
+        <w:t>evidence</w:t>
+      </w:r>
+      <w:r>
+        <w:rPr>
+          <w:b w:val="0"/>
+        </w:rPr>
+        <w:t>. Open the HTML copy to read or print it.</w:t>
+      </w:r>
+    </w:p>
+    <w:p>
+      <w:pPr>
+        <w:spacing w:line="336" w:lineRule="auto" w:after="180"/>
+      </w:pPr>
+      <w:r>
+        <w:rPr>
+          <w:b w:val="0"/>
+        </w:rPr>
+        <w:t>Drafts stay in this browser when storage is available; clear drafts on a shared device.</w:t>
       </w:r>
     </w:p>
     <w:p>
@@ -1722,6 +2721,764 @@
     <w:p>
       <w:r>
         <w:t>________________________________________________________________</w:t>
+      </w:r>
+    </w:p>
+    <w:p>
+      <w:r>
+        <w:t>________________________________________________________________</w:t>
+      </w:r>
+    </w:p>
+    <w:p>
+      <w:r>
+        <w:t>________________________________________________________________</w:t>
+      </w:r>
+    </w:p>
+    <w:p>
+      <w:r>
+        <w:t>________________________________________________________________</w:t>
+      </w:r>
+    </w:p>
+    <w:p>
+      <w:r>
+        <w:t>________________________________________________________________</w:t>
+      </w:r>
+    </w:p>
+    <w:p>
+      <w:pPr>
+        <w:pStyle w:val="Heading1"/>
+      </w:pPr>
+      <w:r>
+        <w:t>21. Visual concept journey</w:t>
+      </w:r>
+    </w:p>
+    <w:p>
+      <w:r>
+        <w:t>Explain each Prompt Experiments picture from its labels, then record a relevant limit.</w:t>
+      </w:r>
+    </w:p>
+    <w:p>
+      <w:pPr>
+        <w:pStyle w:val="Heading3"/>
+      </w:pPr>
+      <w:r>
+        <w:t>01. Prompt Experiments: the case</w:t>
+      </w:r>
+    </w:p>
+    <w:p>
+      <w:r>
+        <w:drawing>
+          <wp:inline xmlns:a="http://schemas.openxmlformats.org/drawingml/2006/main" xmlns:pic="http://schemas.openxmlformats.org/drawingml/2006/picture">
+            <wp:extent cx="5486400" cy="2840736"/>
+            <wp:docPr id="3" name="Picture 3" descr="A fictional book-help project tests two prompt versions on seven shared development cases. Supplied facts: P passes cases 1,2,3,4. Q passes 1,2,3,5,6. Cases 4 and 7 involve missing sources. Same inputs, system configuration and rubric; only the prompt changes. These are invented records."/>
+            <wp:cNvGraphicFramePr>
+              <a:graphicFrameLocks noChangeAspect="1"/>
+            </wp:cNvGraphicFramePr>
+            <a:graphic>
+              <a:graphicData uri="http://schemas.openxmlformats.org/drawingml/2006/picture">
+                <pic:pic>
+                  <pic:nvPicPr>
+                    <pic:cNvPr id="0" name="academy-story-ai-2-28-01.png"/>
+                    <pic:cNvPicPr/>
+                  </pic:nvPicPr>
+                  <pic:blipFill>
+                    <a:blip r:embed="rId11"/>
+                    <a:stretch>
+                      <a:fillRect/>
+                    </a:stretch>
+                  </pic:blipFill>
+                  <pic:spPr>
+                    <a:xfrm>
+                      <a:off x="0" y="0"/>
+                      <a:ext cx="5486400" cy="2840736"/>
+                    </a:xfrm>
+                    <a:prstGeom prst="rect"/>
+                  </pic:spPr>
+                </pic:pic>
+              </a:graphicData>
+            </a:graphic>
+          </wp:inline>
+        </w:drawing>
+      </w:r>
+    </w:p>
+    <w:p>
+      <w:pPr>
+        <w:spacing w:line="336" w:lineRule="auto" w:after="180"/>
+      </w:pPr>
+      <w:r>
+        <w:rPr>
+          <w:b w:val="0"/>
+        </w:rPr>
+        <w:t xml:space="preserve">A fictional book-help project tests two </w:t>
+      </w:r>
+      <w:r>
+        <w:rPr>
+          <w:b/>
+        </w:rPr>
+        <w:t>prompt</w:t>
+      </w:r>
+      <w:r>
+        <w:rPr>
+          <w:b w:val="0"/>
+        </w:rPr>
+        <w:t xml:space="preserve"> versions on seven shared development cases. Supplied facts: P passes cases 1,2,3,4. Q passes 1,2,3,5,6. Cases 4 and 7 involve missing sources.</w:t>
+      </w:r>
+    </w:p>
+    <w:p>
+      <w:pPr>
+        <w:spacing w:line="336" w:lineRule="auto" w:after="180"/>
+      </w:pPr>
+      <w:r>
+        <w:rPr>
+          <w:b w:val="0"/>
+        </w:rPr>
+        <w:t xml:space="preserve">Same </w:t>
+      </w:r>
+      <w:r>
+        <w:rPr>
+          <w:b/>
+        </w:rPr>
+        <w:t>input</w:t>
+      </w:r>
+      <w:r>
+        <w:rPr>
+          <w:b w:val="0"/>
+        </w:rPr>
+        <w:t xml:space="preserve">s, system configuration and </w:t>
+      </w:r>
+      <w:r>
+        <w:rPr>
+          <w:b/>
+        </w:rPr>
+        <w:t>rubric</w:t>
+      </w:r>
+      <w:r>
+        <w:rPr>
+          <w:b w:val="0"/>
+        </w:rPr>
+        <w:t xml:space="preserve">; only the </w:t>
+      </w:r>
+      <w:r>
+        <w:rPr>
+          <w:b/>
+        </w:rPr>
+        <w:t>prompt</w:t>
+      </w:r>
+      <w:r>
+        <w:rPr>
+          <w:b w:val="0"/>
+        </w:rPr>
+        <w:t xml:space="preserve"> changes. These are invented records.</w:t>
+      </w:r>
+    </w:p>
+    <w:p>
+      <w:pPr>
+        <w:spacing w:line="336" w:lineRule="auto" w:after="180"/>
+        <w:shd w:fill="F5F1FB"/>
+      </w:pPr>
+      <w:r>
+        <w:rPr>
+          <w:b w:val="0"/>
+        </w:rPr>
+        <w:t>Point to the given fact that matters most. Explain why it matters.</w:t>
+      </w:r>
+    </w:p>
+    <w:p>
+      <w:pPr>
+        <w:pStyle w:val="Heading3"/>
+      </w:pPr>
+      <w:r>
+        <w:t>My picture explanation, deciding evidence and one limit</w:t>
+      </w:r>
+    </w:p>
+    <w:p>
+      <w:r>
+        <w:t>________________________________________________________________</w:t>
+      </w:r>
+    </w:p>
+    <w:p>
+      <w:r>
+        <w:t>________________________________________________________________</w:t>
+      </w:r>
+    </w:p>
+    <w:p>
+      <w:r>
+        <w:t>________________________________________________________________</w:t>
+      </w:r>
+    </w:p>
+    <w:p>
+      <w:r>
+        <w:t>________________________________________________________________</w:t>
+      </w:r>
+    </w:p>
+    <w:p>
+      <w:pPr>
+        <w:pStyle w:val="Heading3"/>
+      </w:pPr>
+      <w:r>
+        <w:t>02. Follow the deciding steps</w:t>
+      </w:r>
+    </w:p>
+    <w:p>
+      <w:r>
+        <w:drawing>
+          <wp:inline xmlns:a="http://schemas.openxmlformats.org/drawingml/2006/main" xmlns:pic="http://schemas.openxmlformats.org/drawingml/2006/picture">
+            <wp:extent cx="5486400" cy="4160520"/>
+            <wp:docPr id="4" name="Picture 4" descr="Paired setup: Use the same seven cases and pass criteria for both prompts. → Overall rates: P=4/7; Q=5/7. → Missing-source slice: P passes 1/2; Q passes 0/2 in cases 4 and 7. → Decide explicitly: Q improves overall count but worsens missing-source behavior; use the declared priorities."/>
+            <wp:cNvGraphicFramePr>
+              <a:graphicFrameLocks noChangeAspect="1"/>
+            </wp:cNvGraphicFramePr>
+            <a:graphic>
+              <a:graphicData uri="http://schemas.openxmlformats.org/drawingml/2006/picture">
+                <pic:pic>
+                  <pic:nvPicPr>
+                    <pic:cNvPr id="0" name="academy-story-ai-2-28-02.png"/>
+                    <pic:cNvPicPr/>
+                  </pic:nvPicPr>
+                  <pic:blipFill>
+                    <a:blip r:embed="rId12"/>
+                    <a:stretch>
+                      <a:fillRect/>
+                    </a:stretch>
+                  </pic:blipFill>
+                  <pic:spPr>
+                    <a:xfrm>
+                      <a:off x="0" y="0"/>
+                      <a:ext cx="5486400" cy="4160520"/>
+                    </a:xfrm>
+                    <a:prstGeom prst="rect"/>
+                  </pic:spPr>
+                </pic:pic>
+              </a:graphicData>
+            </a:graphic>
+          </wp:inline>
+        </w:drawing>
+      </w:r>
+    </w:p>
+    <w:p>
+      <w:pPr>
+        <w:spacing w:line="336" w:lineRule="auto" w:after="180"/>
+      </w:pPr>
+      <w:r>
+        <w:rPr>
+          <w:b w:val="0"/>
+        </w:rPr>
+        <w:t xml:space="preserve">Paired setup: Use the same seven cases and pass criteria for both </w:t>
+      </w:r>
+      <w:r>
+        <w:rPr>
+          <w:b/>
+        </w:rPr>
+        <w:t>prompt</w:t>
+      </w:r>
+      <w:r>
+        <w:rPr>
+          <w:b w:val="0"/>
+        </w:rPr>
+        <w:t>s. → Overall rates: P=4/7; Q=5/7. → Missing-source slice: P passes 1/2; Q passes 0/2 in cases 4 and 7. → Decide explicitly: Q improves overall count but worsens missing-source behavior; use the declared priorities.</w:t>
+      </w:r>
+    </w:p>
+    <w:p>
+      <w:pPr>
+        <w:spacing w:line="336" w:lineRule="auto" w:after="180"/>
+        <w:shd w:fill="F5F1FB"/>
+      </w:pPr>
+      <w:r>
+        <w:rPr>
+          <w:b w:val="0"/>
+        </w:rPr>
+        <w:t xml:space="preserve">Point to each numbered stage and explain which recorded </w:t>
+      </w:r>
+      <w:r>
+        <w:rPr>
+          <w:b/>
+        </w:rPr>
+        <w:t>input</w:t>
+      </w:r>
+      <w:r>
+        <w:rPr>
+          <w:b w:val="0"/>
+        </w:rPr>
+        <w:t xml:space="preserve"> it uses.</w:t>
+      </w:r>
+    </w:p>
+    <w:p>
+      <w:pPr>
+        <w:pStyle w:val="Heading3"/>
+      </w:pPr>
+      <w:r>
+        <w:t>My picture explanation, deciding evidence and one limit</w:t>
+      </w:r>
+    </w:p>
+    <w:p>
+      <w:r>
+        <w:t>________________________________________________________________</w:t>
+      </w:r>
+    </w:p>
+    <w:p>
+      <w:r>
+        <w:t>________________________________________________________________</w:t>
+      </w:r>
+    </w:p>
+    <w:p>
+      <w:r>
+        <w:t>________________________________________________________________</w:t>
+      </w:r>
+    </w:p>
+    <w:p>
+      <w:r>
+        <w:t>________________________________________________________________</w:t>
+      </w:r>
+    </w:p>
+    <w:p>
+      <w:pPr>
+        <w:pStyle w:val="Heading3"/>
+      </w:pPr>
+      <w:r>
+        <w:t>03. Paired overall and missing-source passes</w:t>
+      </w:r>
+    </w:p>
+    <w:p>
+      <w:r>
+        <w:drawing>
+          <wp:inline xmlns:a="http://schemas.openxmlformats.org/drawingml/2006/main" xmlns:pic="http://schemas.openxmlformats.org/drawingml/2006/picture">
+            <wp:extent cx="5486400" cy="3096768"/>
+            <wp:docPr id="5" name="Picture 5" descr="Paired overall and missing-source passes. P: Overall passes /7 = 4, Missing-source passes /2 = 1. Q: Overall passes /7 = 5, Missing-source passes /2 = 0."/>
+            <wp:cNvGraphicFramePr>
+              <a:graphicFrameLocks noChangeAspect="1"/>
+            </wp:cNvGraphicFramePr>
+            <a:graphic>
+              <a:graphicData uri="http://schemas.openxmlformats.org/drawingml/2006/picture">
+                <pic:pic>
+                  <pic:nvPicPr>
+                    <pic:cNvPr id="0" name="academy-story-ai-2-28-03.png"/>
+                    <pic:cNvPicPr/>
+                  </pic:nvPicPr>
+                  <pic:blipFill>
+                    <a:blip r:embed="rId13"/>
+                    <a:stretch>
+                      <a:fillRect/>
+                    </a:stretch>
+                  </pic:blipFill>
+                  <pic:spPr>
+                    <a:xfrm>
+                      <a:off x="0" y="0"/>
+                      <a:ext cx="5486400" cy="3096768"/>
+                    </a:xfrm>
+                    <a:prstGeom prst="rect"/>
+                  </pic:spPr>
+                </pic:pic>
+              </a:graphicData>
+            </a:graphic>
+          </wp:inline>
+        </w:drawing>
+      </w:r>
+    </w:p>
+    <w:p>
+      <w:pPr>
+        <w:spacing w:line="336" w:lineRule="auto" w:after="180"/>
+      </w:pPr>
+      <w:r>
+        <w:rPr>
+          <w:b w:val="0"/>
+        </w:rPr>
+        <w:t>Paired overall and missing-source passes. P: Overall passes /7 = 4, Missing-source passes /2 = 1. Q: Overall passes /7 = 5, Missing-source passes /2 = 0.</w:t>
+      </w:r>
+    </w:p>
+    <w:p>
+      <w:pPr>
+        <w:spacing w:line="336" w:lineRule="auto" w:after="180"/>
+        <w:shd w:fill="F5F1FB"/>
+      </w:pPr>
+      <w:r>
+        <w:rPr>
+          <w:b w:val="0"/>
+        </w:rPr>
+        <w:t>Read the labels and values. Explain the relationship the model shows.</w:t>
+      </w:r>
+    </w:p>
+    <w:p>
+      <w:pPr>
+        <w:pStyle w:val="Heading3"/>
+      </w:pPr>
+      <w:r>
+        <w:t>My picture explanation, deciding evidence and one limit</w:t>
+      </w:r>
+    </w:p>
+    <w:p>
+      <w:r>
+        <w:t>________________________________________________________________</w:t>
+      </w:r>
+    </w:p>
+    <w:p>
+      <w:r>
+        <w:t>________________________________________________________________</w:t>
+      </w:r>
+    </w:p>
+    <w:p>
+      <w:r>
+        <w:t>________________________________________________________________</w:t>
+      </w:r>
+    </w:p>
+    <w:p>
+      <w:r>
+        <w:t>________________________________________________________________</w:t>
+      </w:r>
+    </w:p>
+    <w:p>
+      <w:pPr>
+        <w:pStyle w:val="Heading3"/>
+      </w:pPr>
+      <w:r>
+        <w:t>04. Change one thing. Trace what follows.</w:t>
+      </w:r>
+    </w:p>
+    <w:p>
+      <w:r>
+        <w:drawing>
+          <wp:inline xmlns:a="http://schemas.openxmlformats.org/drawingml/2006/main" xmlns:pic="http://schemas.openxmlformats.org/drawingml/2006/picture">
+            <wp:extent cx="5486400" cy="3041904"/>
+            <wp:docPr id="6" name="Picture 6" descr="Original case: Q improves overall count but worsens missing-source behavior; use the declared priorities. Changed condition: Make missing-source correctness a required selection gate. Expected result: Neither prompt clears a 2/2 gate on these records. Reason: P fails 7 and Q fails both 4 and 7; both need revision."/>
+            <wp:cNvGraphicFramePr>
+              <a:graphicFrameLocks noChangeAspect="1"/>
+            </wp:cNvGraphicFramePr>
+            <a:graphic>
+              <a:graphicData uri="http://schemas.openxmlformats.org/drawingml/2006/picture">
+                <pic:pic>
+                  <pic:nvPicPr>
+                    <pic:cNvPr id="0" name="academy-story-ai-2-28-04.png"/>
+                    <pic:cNvPicPr/>
+                  </pic:nvPicPr>
+                  <pic:blipFill>
+                    <a:blip r:embed="rId14"/>
+                    <a:stretch>
+                      <a:fillRect/>
+                    </a:stretch>
+                  </pic:blipFill>
+                  <pic:spPr>
+                    <a:xfrm>
+                      <a:off x="0" y="0"/>
+                      <a:ext cx="5486400" cy="3041904"/>
+                    </a:xfrm>
+                    <a:prstGeom prst="rect"/>
+                  </pic:spPr>
+                </pic:pic>
+              </a:graphicData>
+            </a:graphic>
+          </wp:inline>
+        </w:drawing>
+      </w:r>
+    </w:p>
+    <w:p>
+      <w:pPr>
+        <w:spacing w:line="336" w:lineRule="auto" w:after="180"/>
+      </w:pPr>
+      <w:r>
+        <w:rPr>
+          <w:b w:val="0"/>
+        </w:rPr>
+        <w:t>Original case: Q improves overall count but worsens missing-source behavior; use the declared priorities. Changed condition: Make missing-source correctness a required selection gate.</w:t>
+      </w:r>
+    </w:p>
+    <w:p>
+      <w:pPr>
+        <w:spacing w:line="336" w:lineRule="auto" w:after="180"/>
+      </w:pPr>
+      <w:r>
+        <w:rPr>
+          <w:b w:val="0"/>
+        </w:rPr>
+        <w:t xml:space="preserve">Expected result: Neither </w:t>
+      </w:r>
+      <w:r>
+        <w:rPr>
+          <w:b/>
+        </w:rPr>
+        <w:t>prompt</w:t>
+      </w:r>
+      <w:r>
+        <w:rPr>
+          <w:b w:val="0"/>
+        </w:rPr>
+        <w:t xml:space="preserve"> clears a 2/2 gate on these records. Reason: P fails 7 and Q fails both 4 and 7; both need revision.</w:t>
+      </w:r>
+    </w:p>
+    <w:p>
+      <w:pPr>
+        <w:spacing w:line="336" w:lineRule="auto" w:after="180"/>
+        <w:shd w:fill="F5F1FB"/>
+      </w:pPr>
+      <w:r>
+        <w:rPr>
+          <w:b w:val="0"/>
+        </w:rPr>
+        <w:t>Predict before checking the worked changed-case result. Name what changed and what the supplied facts allow you to conclude.</w:t>
+      </w:r>
+    </w:p>
+    <w:p>
+      <w:pPr>
+        <w:pStyle w:val="Heading3"/>
+      </w:pPr>
+      <w:r>
+        <w:t>My picture explanation, deciding evidence and one limit</w:t>
+      </w:r>
+    </w:p>
+    <w:p>
+      <w:r>
+        <w:t>________________________________________________________________</w:t>
+      </w:r>
+    </w:p>
+    <w:p>
+      <w:r>
+        <w:t>________________________________________________________________</w:t>
+      </w:r>
+    </w:p>
+    <w:p>
+      <w:r>
+        <w:t>________________________________________________________________</w:t>
+      </w:r>
+    </w:p>
+    <w:p>
+      <w:r>
+        <w:t>________________________________________________________________</w:t>
+      </w:r>
+    </w:p>
+    <w:p>
+      <w:pPr>
+        <w:pStyle w:val="Heading3"/>
+      </w:pPr>
+      <w:r>
+        <w:t>05. Connect the explanation to its limit</w:t>
+      </w:r>
+    </w:p>
+    <w:p>
+      <w:r>
+        <w:drawing>
+          <wp:inline xmlns:a="http://schemas.openxmlformats.org/drawingml/2006/main" xmlns:pic="http://schemas.openxmlformats.org/drawingml/2006/picture">
+            <wp:extent cx="5486400" cy="2834640"/>
+            <wp:docPr id="7" name="Picture 7" descr="A larger total can conceal a more serious failure category. Paired records show which cases changed, not just how many passed. If refusing unsupported claims is mandatory, Q’s overall advantage may not justify selection. Keep the failing examples for development and obtain fresh cases after choosing a final version. Limit: Seven development cases cannot establish causal learning benefits or untouched final performance; repeated generation may also vary."/>
+            <wp:cNvGraphicFramePr>
+              <a:graphicFrameLocks noChangeAspect="1"/>
+            </wp:cNvGraphicFramePr>
+            <a:graphic>
+              <a:graphicData uri="http://schemas.openxmlformats.org/drawingml/2006/picture">
+                <pic:pic>
+                  <pic:nvPicPr>
+                    <pic:cNvPr id="0" name="academy-story-ai-2-28-05.png"/>
+                    <pic:cNvPicPr/>
+                  </pic:nvPicPr>
+                  <pic:blipFill>
+                    <a:blip r:embed="rId15"/>
+                    <a:stretch>
+                      <a:fillRect/>
+                    </a:stretch>
+                  </pic:blipFill>
+                  <pic:spPr>
+                    <a:xfrm>
+                      <a:off x="0" y="0"/>
+                      <a:ext cx="5486400" cy="2834640"/>
+                    </a:xfrm>
+                    <a:prstGeom prst="rect"/>
+                  </pic:spPr>
+                </pic:pic>
+              </a:graphicData>
+            </a:graphic>
+          </wp:inline>
+        </w:drawing>
+      </w:r>
+    </w:p>
+    <w:p>
+      <w:pPr>
+        <w:spacing w:line="336" w:lineRule="auto" w:after="180"/>
+      </w:pPr>
+      <w:r>
+        <w:rPr>
+          <w:b w:val="0"/>
+        </w:rPr>
+        <w:t>A larger total can conceal a more serious failure category. Paired records show which cases changed, not just how many passed. If refusing unsupported claims is mandatory, Q’s overall advantage may not justify selection.</w:t>
+      </w:r>
+    </w:p>
+    <w:p>
+      <w:pPr>
+        <w:spacing w:line="336" w:lineRule="auto" w:after="180"/>
+      </w:pPr>
+      <w:r>
+        <w:rPr>
+          <w:b w:val="0"/>
+        </w:rPr>
+        <w:t>Keep the failing examples for development and obtain fresh cases after choosing a final version.</w:t>
+      </w:r>
+    </w:p>
+    <w:p>
+      <w:pPr>
+        <w:spacing w:line="336" w:lineRule="auto" w:after="180"/>
+      </w:pPr>
+      <w:r>
+        <w:rPr>
+          <w:b w:val="0"/>
+        </w:rPr>
+        <w:t>Limit: Seven development cases cannot establish causal learning benefits or untouched final performance; repeated generation may also vary.</w:t>
+      </w:r>
+    </w:p>
+    <w:p>
+      <w:pPr>
+        <w:spacing w:line="336" w:lineRule="auto" w:after="180"/>
+        <w:shd w:fill="F5F1FB"/>
+      </w:pPr>
+      <w:r>
+        <w:rPr>
+          <w:b w:val="0"/>
+        </w:rPr>
+        <w:t>Explain the case, then point to a limit on the claim.</w:t>
+      </w:r>
+    </w:p>
+    <w:p>
+      <w:pPr>
+        <w:pStyle w:val="Heading3"/>
+      </w:pPr>
+      <w:r>
+        <w:t>My picture explanation, deciding evidence and one limit</w:t>
+      </w:r>
+    </w:p>
+    <w:p>
+      <w:r>
+        <w:t>________________________________________________________________</w:t>
+      </w:r>
+    </w:p>
+    <w:p>
+      <w:r>
+        <w:t>________________________________________________________________</w:t>
+      </w:r>
+    </w:p>
+    <w:p>
+      <w:r>
+        <w:t>________________________________________________________________</w:t>
+      </w:r>
+    </w:p>
+    <w:p>
+      <w:r>
+        <w:t>________________________________________________________________</w:t>
+      </w:r>
+    </w:p>
+    <w:p>
+      <w:pPr>
+        <w:pStyle w:val="Heading3"/>
+      </w:pPr>
+      <w:r>
+        <w:t>06. Make the idea visible in your project</w:t>
+      </w:r>
+    </w:p>
+    <w:p>
+      <w:r>
+        <w:drawing>
+          <wp:inline xmlns:a="http://schemas.openxmlformats.org/drawingml/2006/main" xmlns:pic="http://schemas.openxmlformats.org/drawingml/2006/picture">
+            <wp:extent cx="5486400" cy="3380232"/>
+            <wp:docPr id="8" name="Picture 8" descr="Run controlled recommender explanation experiments with paired cases and report important failure conditions separately. Draw your input, deciding step, result and limit. Supported question: Name the case P passes and Q fails, and explain why it matters."/>
+            <wp:cNvGraphicFramePr>
+              <a:graphicFrameLocks noChangeAspect="1"/>
+            </wp:cNvGraphicFramePr>
+            <a:graphic>
+              <a:graphicData uri="http://schemas.openxmlformats.org/drawingml/2006/picture">
+                <pic:pic>
+                  <pic:nvPicPr>
+                    <pic:cNvPr id="0" name="academy-story-ai-2-28-06.png"/>
+                    <pic:cNvPicPr/>
+                  </pic:nvPicPr>
+                  <pic:blipFill>
+                    <a:blip r:embed="rId16"/>
+                    <a:stretch>
+                      <a:fillRect/>
+                    </a:stretch>
+                  </pic:blipFill>
+                  <pic:spPr>
+                    <a:xfrm>
+                      <a:off x="0" y="0"/>
+                      <a:ext cx="5486400" cy="3380232"/>
+                    </a:xfrm>
+                    <a:prstGeom prst="rect"/>
+                  </pic:spPr>
+                </pic:pic>
+              </a:graphicData>
+            </a:graphic>
+          </wp:inline>
+        </w:drawing>
+      </w:r>
+    </w:p>
+    <w:p>
+      <w:pPr>
+        <w:spacing w:line="336" w:lineRule="auto" w:after="180"/>
+      </w:pPr>
+      <w:r>
+        <w:rPr>
+          <w:b w:val="0"/>
+        </w:rPr>
+        <w:t xml:space="preserve">Run controlled recommender explanation experiments with </w:t>
+      </w:r>
+      <w:r>
+        <w:rPr>
+          <w:b/>
+        </w:rPr>
+        <w:t>paired case</w:t>
+      </w:r>
+      <w:r>
+        <w:rPr>
+          <w:b w:val="0"/>
+        </w:rPr>
+        <w:t xml:space="preserve">s and report important failure conditions separately. Draw your </w:t>
+      </w:r>
+      <w:r>
+        <w:rPr>
+          <w:b/>
+        </w:rPr>
+        <w:t>input</w:t>
+      </w:r>
+      <w:r>
+        <w:rPr>
+          <w:b w:val="0"/>
+        </w:rPr>
+        <w:t>, deciding step, result and limit.</w:t>
+      </w:r>
+    </w:p>
+    <w:p>
+      <w:pPr>
+        <w:spacing w:line="336" w:lineRule="auto" w:after="180"/>
+      </w:pPr>
+      <w:r>
+        <w:rPr>
+          <w:b w:val="0"/>
+        </w:rPr>
+        <w:t>Supported question: Name the case P passes and Q fails, and explain why it matters.</w:t>
+      </w:r>
+    </w:p>
+    <w:p>
+      <w:pPr>
+        <w:spacing w:line="336" w:lineRule="auto" w:after="180"/>
+        <w:shd w:fill="F5F1FB"/>
+      </w:pPr>
+      <w:r>
+        <w:rPr>
+          <w:b w:val="0"/>
+        </w:rPr>
+        <w:t xml:space="preserve">Draw your project trace and justify the deciding step using </w:t>
+      </w:r>
+      <w:r>
+        <w:rPr>
+          <w:b/>
+        </w:rPr>
+        <w:t>evidence</w:t>
+      </w:r>
+      <w:r>
+        <w:rPr>
+          <w:b w:val="0"/>
+        </w:rPr>
+        <w:t>.</w:t>
+      </w:r>
+    </w:p>
+    <w:p>
+      <w:pPr>
+        <w:pStyle w:val="Heading3"/>
+      </w:pPr>
+      <w:r>
+        <w:t>My picture explanation, deciding evidence and one limit</w:t>
       </w:r>
     </w:p>
     <w:p>

--- a/downloads/workbook/ai-2-week-28.docx
+++ b/downloads/workbook/ai-2-week-28.docx
@@ -25,50 +25,216 @@
         <w:pStyle w:val="Heading1"/>
       </w:pPr>
       <w:r>
-        <w:t>01. Recall and choose your starting point</w:t>
-      </w:r>
-    </w:p>
-    <w:p>
-      <w:r>
-        <w:t>Record your starting explanation for Prompt Experiments before opening notes. Show any later correction separately.</w:t>
-      </w:r>
-    </w:p>
-    <w:p>
-      <w:pPr>
-        <w:spacing w:line="336" w:lineRule="auto" w:after="180"/>
-      </w:pPr>
-      <w:r>
-        <w:rPr>
-          <w:b w:val="0"/>
-        </w:rPr>
+        <w:t>One connected prompt-comparison record.</w:t>
+      </w:r>
+    </w:p>
+    <w:p>
+      <w:r>
+        <w:t>Explain the contract, trace paired outcomes, audit the limit and design a reproducible follow-up.</w:t>
+      </w:r>
+    </w:p>
+    <w:p>
+      <w:r>
+        <w:t>Retain total and slice counts, gains/losses, selection priorities and unmeasured conditions.</w:t>
+      </w:r>
+    </w:p>
+    <w:p>
+      <w:pPr>
+        <w:pStyle w:val="Heading1"/>
+      </w:pPr>
+      <w:r>
+        <w:t>01. Recall: reconnect earlier ideas</w:t>
+      </w:r>
+    </w:p>
+    <w:p>
+      <w:r>
+        <w:t>Retrieve before opening notes.</w:t>
+      </w:r>
+    </w:p>
+    <w:p>
+      <w:pPr>
+        <w:pStyle w:val="Heading2"/>
+      </w:pPr>
+      <w:r>
+        <w:t>Retrieve and explain</w:t>
+      </w:r>
+    </w:p>
+    <w:p>
+      <w:pPr>
+        <w:pStyle w:val="ListBullet"/>
+      </w:pPr>
+      <w:r>
         <w:t>Try the recall before opening notes. Then use a different colour or a labelled second line to correct your explanation.</w:t>
       </w:r>
     </w:p>
     <w:p>
       <w:pPr>
+        <w:pStyle w:val="ListBullet"/>
+      </w:pPr>
+      <w:r>
+        <w:t>Without opening the old lesson, explain one key idea from Predictive vs Generative. Give an example and a mistake that the idea helps you avoid.</w:t>
+      </w:r>
+    </w:p>
+    <w:p>
+      <w:pPr>
         <w:pStyle w:val="Heading3"/>
       </w:pPr>
       <w:r>
+        <w:t>My remembered idea, example and correction</w:t>
+      </w:r>
+    </w:p>
+    <w:p>
+      <w:r>
+        <w:t>________________________________________________________________</w:t>
+      </w:r>
+    </w:p>
+    <w:p>
+      <w:r>
+        <w:t>________________________________________________________________</w:t>
+      </w:r>
+    </w:p>
+    <w:p>
+      <w:r>
+        <w:t>________________________________________________________________</w:t>
+      </w:r>
+    </w:p>
+    <w:p>
+      <w:pPr>
+        <w:pStyle w:val="ListBullet"/>
+      </w:pPr>
+      <w:r>
+        <w:t>Without opening the old lesson, explain one key idea from Text as Pieces. Give an example and a mistake that the idea helps you avoid.</w:t>
+      </w:r>
+    </w:p>
+    <w:p>
+      <w:pPr>
+        <w:pStyle w:val="Heading3"/>
+      </w:pPr>
+      <w:r>
+        <w:t>My remembered idea, example and correction</w:t>
+      </w:r>
+    </w:p>
+    <w:p>
+      <w:r>
+        <w:t>________________________________________________________________</w:t>
+      </w:r>
+    </w:p>
+    <w:p>
+      <w:r>
+        <w:t>________________________________________________________________</w:t>
+      </w:r>
+    </w:p>
+    <w:p>
+      <w:r>
+        <w:t>________________________________________________________________</w:t>
+      </w:r>
+    </w:p>
+    <w:p>
+      <w:pPr>
+        <w:pStyle w:val="ListBullet"/>
+      </w:pPr>
+      <w:r>
+        <w:t>Without opening the old lesson, explain one key idea from Nearest Neighbor Reasoning. Give an example and a mistake that the idea helps you avoid.</w:t>
+      </w:r>
+    </w:p>
+    <w:p>
+      <w:pPr>
+        <w:pStyle w:val="Heading3"/>
+      </w:pPr>
+      <w:r>
+        <w:t>My remembered idea, example and correction</w:t>
+      </w:r>
+    </w:p>
+    <w:p>
+      <w:r>
+        <w:t>________________________________________________________________</w:t>
+      </w:r>
+    </w:p>
+    <w:p>
+      <w:r>
+        <w:t>________________________________________________________________</w:t>
+      </w:r>
+    </w:p>
+    <w:p>
+      <w:r>
+        <w:t>________________________________________________________________</w:t>
+      </w:r>
+    </w:p>
+    <w:p>
+      <w:pPr>
+        <w:pStyle w:val="Heading2"/>
+      </w:pPr>
+      <w:r>
+        <w:t>Earlier wording, alternatives and picture transcripts · reference / check after trying</w:t>
+      </w:r>
+    </w:p>
+    <w:p>
+      <w:pPr>
+        <w:pStyle w:val="Heading3"/>
+      </w:pPr>
+      <w:r>
         <w:t>Predictive vs Generative</w:t>
       </w:r>
     </w:p>
     <w:p>
       <w:pPr>
-        <w:spacing w:line="336" w:lineRule="auto" w:after="180"/>
-      </w:pPr>
-      <w:r>
-        <w:rPr>
-          <w:b w:val="0"/>
-        </w:rPr>
-        <w:t>Without opening the old lesson, explain one key idea from Predictive vs Generative. Give an example and a mistake that the idea helps you avoid.</w:t>
-      </w:r>
-    </w:p>
-    <w:p>
-      <w:pPr>
         <w:pStyle w:val="Heading3"/>
       </w:pPr>
       <w:r>
-        <w:t>My remembered idea, example and correction</w:t>
+        <w:t>Text as Pieces</w:t>
+      </w:r>
+    </w:p>
+    <w:p>
+      <w:pPr>
+        <w:pStyle w:val="Heading3"/>
+      </w:pPr>
+      <w:r>
+        <w:t>Nearest Neighbor Reasoning</w:t>
+      </w:r>
+    </w:p>
+    <w:p>
+      <w:pPr>
+        <w:pStyle w:val="Heading1"/>
+      </w:pPr>
+      <w:r>
+        <w:t>12. W1 · Explain a controlled prompt comparison</w:t>
+      </w:r>
+    </w:p>
+    <w:p>
+      <w:r>
+        <w:t>Name what changes and what must remain fixed.</w:t>
+      </w:r>
+    </w:p>
+    <w:p>
+      <w:pPr>
+        <w:pStyle w:val="Heading2"/>
+      </w:pPr>
+      <w:r>
+        <w:t>Your evidence record</w:t>
+      </w:r>
+    </w:p>
+    <w:p>
+      <w:pPr>
+        <w:pStyle w:val="ListBullet"/>
+      </w:pPr>
+      <w:r>
+        <w:t>Six-case W2 record: P passes1,2,3,4; Q passes1,2,3,5,6. Missing-approval IDs4,6. Separate seven-case picture: same pass IDs but total7 and missing-source IDs4,7. These are different datasets. Do not substitute the picture denominator or slice into W2. All outcomes are invented development records, not independently measured final performance.</w:t>
+      </w:r>
+    </w:p>
+    <w:p>
+      <w:pPr>
+        <w:pStyle w:val="ListBullet"/>
+      </w:pPr>
+      <w:r>
+        <w:t>Explain the weekly mechanism in your own words. Use the worked scenario to name its input, decision rule and output.</w:t>
+      </w:r>
+    </w:p>
+    <w:p>
+      <w:pPr>
+        <w:pStyle w:val="Heading3"/>
+      </w:pPr>
+      <w:r>
+        <w:t>My reasoning and evidence</w:t>
       </w:r>
     </w:p>
     <w:p>
@@ -87,22 +253,135 @@
       </w:r>
     </w:p>
     <w:p>
+      <w:r>
+        <w:t>________________________________________________________________</w:t>
+      </w:r>
+    </w:p>
+    <w:p>
+      <w:r>
+        <w:t>________________________________________________________________</w:t>
+      </w:r>
+    </w:p>
+    <w:p>
+      <w:r>
+        <w:t>________________________________________________________________</w:t>
+      </w:r>
+    </w:p>
+    <w:p>
+      <w:pPr>
+        <w:pStyle w:val="Heading1"/>
+      </w:pPr>
+      <w:r>
+        <w:t>13. W2 · Trace six paired cases</w:t>
+      </w:r>
+    </w:p>
+    <w:p>
+      <w:r>
+        <w:t>Compute totals and the two-case missing-approval slice.</w:t>
+      </w:r>
+    </w:p>
+    <w:p>
+      <w:pPr>
+        <w:pStyle w:val="Heading2"/>
+      </w:pPr>
+      <w:r>
+        <w:t>Your evidence record</w:t>
+      </w:r>
+    </w:p>
+    <w:p>
+      <w:pPr>
+        <w:pStyle w:val="ListBullet"/>
+      </w:pPr>
+      <w:r>
+        <w:t>Six-case W2 record: P passes1,2,3,4; Q passes1,2,3,5,6. Missing-approval IDs4,6. Separate seven-case picture: same pass IDs but total7 and missing-source IDs4,7. These are different datasets. Do not substitute the picture denominator or slice into W2. All outcomes are invented development records, not independently measured final performance.</w:t>
+      </w:r>
+    </w:p>
+    <w:p>
+      <w:pPr>
+        <w:pStyle w:val="ListBullet"/>
+      </w:pPr>
+      <w:r>
+        <w:t>On six development cases P passes cases 1, 2, 3, 4; Q passes 1, 2, 3, 5, 6. Missing-approval cases are 4 and 6. Compare totals and condition results. Show the intermediate steps and give the conclusion with its scope.</w:t>
+      </w:r>
+    </w:p>
+    <w:p>
       <w:pPr>
         <w:pStyle w:val="Heading3"/>
       </w:pPr>
       <w:r>
-        <w:t>Text as Pieces</w:t>
-      </w:r>
-    </w:p>
-    <w:p>
-      <w:pPr>
-        <w:spacing w:line="336" w:lineRule="auto" w:after="180"/>
-      </w:pPr>
-      <w:r>
-        <w:rPr>
-          <w:b w:val="0"/>
-        </w:rPr>
-        <w:t>Without opening the old lesson, explain one key idea from Text as Pieces. Give an example and a mistake that the idea helps you avoid.</w:t>
+        <w:t>My reasoning and evidence</w:t>
+      </w:r>
+    </w:p>
+    <w:p>
+      <w:r>
+        <w:t>________________________________________________________________</w:t>
+      </w:r>
+    </w:p>
+    <w:p>
+      <w:r>
+        <w:t>________________________________________________________________</w:t>
+      </w:r>
+    </w:p>
+    <w:p>
+      <w:r>
+        <w:t>________________________________________________________________</w:t>
+      </w:r>
+    </w:p>
+    <w:p>
+      <w:r>
+        <w:t>________________________________________________________________</w:t>
+      </w:r>
+    </w:p>
+    <w:p>
+      <w:r>
+        <w:t>________________________________________________________________</w:t>
+      </w:r>
+    </w:p>
+    <w:p>
+      <w:r>
+        <w:t>________________________________________________________________</w:t>
+      </w:r>
+    </w:p>
+    <w:p>
+      <w:r>
+        <w:t>________________________________________________________________</w:t>
+      </w:r>
+    </w:p>
+    <w:p>
+      <w:pPr>
+        <w:pStyle w:val="Heading1"/>
+      </w:pPr>
+      <w:r>
+        <w:t>14. W3 · Separate development selection from final evidence</w:t>
+      </w:r>
+    </w:p>
+    <w:p>
+      <w:r>
+        <w:t>A reused selection set is not an untouched final test.</w:t>
+      </w:r>
+    </w:p>
+    <w:p>
+      <w:pPr>
+        <w:pStyle w:val="Heading2"/>
+      </w:pPr>
+      <w:r>
+        <w:t>Your evidence record</w:t>
+      </w:r>
+    </w:p>
+    <w:p>
+      <w:pPr>
+        <w:pStyle w:val="ListBullet"/>
+      </w:pPr>
+      <w:r>
+        <w:t>Six-case W2 record: P passes1,2,3,4; Q passes1,2,3,5,6. Missing-approval IDs4,6. Separate seven-case picture: same pass IDs but total7 and missing-source IDs4,7. These are different datasets. Do not substitute the picture denominator or slice into W2. All outcomes are invented development records, not independently measured final performance.</w:t>
+      </w:r>
+    </w:p>
+    <w:p>
+      <w:pPr>
+        <w:pStyle w:val="ListBullet"/>
+      </w:pPr>
+      <w:r>
+        <w:t>A report omits this qualification: Prompt selection on development cases cannot be reported as independent final performance. Explain how omitting it could change a reader's interpretation, and write an accurate replacement.</w:t>
       </w:r>
     </w:p>
     <w:p>
@@ -110,7 +389,7 @@
         <w:pStyle w:val="Heading3"/>
       </w:pPr>
       <w:r>
-        <w:t>My remembered idea, example and correction</w:t>
+        <w:t>My reasoning and evidence</w:t>
       </w:r>
     </w:p>
     <w:p>
@@ -129,30 +408,63 @@
       </w:r>
     </w:p>
     <w:p>
+      <w:r>
+        <w:t>________________________________________________________________</w:t>
+      </w:r>
+    </w:p>
+    <w:p>
+      <w:r>
+        <w:t>________________________________________________________________</w:t>
+      </w:r>
+    </w:p>
+    <w:p>
+      <w:r>
+        <w:t>________________________________________________________________</w:t>
+      </w:r>
+    </w:p>
+    <w:p>
+      <w:pPr>
+        <w:pStyle w:val="Heading1"/>
+      </w:pPr>
+      <w:r>
+        <w:t>16. W5 · Plan a revealing follow-up</w:t>
+      </w:r>
+    </w:p>
+    <w:p>
+      <w:r>
+        <w:t>Specify cases, criteria and a repeated-run plan before collecting outputs.</w:t>
+      </w:r>
+    </w:p>
+    <w:p>
+      <w:pPr>
+        <w:pStyle w:val="Heading2"/>
+      </w:pPr>
+      <w:r>
+        <w:t>Your evidence record</w:t>
+      </w:r>
+    </w:p>
+    <w:p>
+      <w:pPr>
+        <w:pStyle w:val="ListBullet"/>
+      </w:pPr>
+      <w:r>
+        <w:t>Six-case W2 record: P passes1,2,3,4; Q passes1,2,3,5,6. Missing-approval IDs4,6. Separate seven-case picture: same pass IDs but total7 and missing-source IDs4,7. These are different datasets. Do not substitute the picture denominator or slice into W2. All outcomes are invented development records, not independently measured final performance.</w:t>
+      </w:r>
+    </w:p>
+    <w:p>
+      <w:pPr>
+        <w:pStyle w:val="ListBullet"/>
+      </w:pPr>
+      <w:r>
+        <w:t>For the worked scenario, propose one additional case that could reveal a failure, describe its expected outcome before running it, and explain what would need to remain fixed for a fair comparison. Do not reuse W4 as a new final test after receiving feedback.</w:t>
+      </w:r>
+    </w:p>
+    <w:p>
       <w:pPr>
         <w:pStyle w:val="Heading3"/>
       </w:pPr>
       <w:r>
-        <w:t>Nearest Neighbor Reasoning</w:t>
-      </w:r>
-    </w:p>
-    <w:p>
-      <w:pPr>
-        <w:spacing w:line="336" w:lineRule="auto" w:after="180"/>
-      </w:pPr>
-      <w:r>
-        <w:rPr>
-          <w:b w:val="0"/>
-        </w:rPr>
-        <w:t>Without opening the old lesson, explain one key idea from Nearest Neighbor Reasoning. Give an example and a mistake that the idea helps you avoid.</w:t>
-      </w:r>
-    </w:p>
-    <w:p>
-      <w:pPr>
-        <w:pStyle w:val="Heading3"/>
-      </w:pPr>
-      <w:r>
-        <w:t>My remembered idea, example and correction</w:t>
+        <w:t>My reasoning and evidence</w:t>
       </w:r>
     </w:p>
     <w:p>
@@ -171,250 +483,44 @@
       </w:r>
     </w:p>
     <w:p>
+      <w:r>
+        <w:t>________________________________________________________________</w:t>
+      </w:r>
+    </w:p>
+    <w:p>
+      <w:r>
+        <w:t>________________________________________________________________</w:t>
+      </w:r>
+    </w:p>
+    <w:p>
+      <w:r>
+        <w:t>________________________________________________________________</w:t>
+      </w:r>
+    </w:p>
+    <w:p>
+      <w:r>
+        <w:t>________________________________________________________________</w:t>
+      </w:r>
+    </w:p>
+    <w:p>
       <w:pPr>
         <w:pStyle w:val="Heading1"/>
       </w:pPr>
       <w:r>
-        <w:t>02. Practise with fading help</w:t>
-      </w:r>
-    </w:p>
-    <w:p>
-      <w:r>
-        <w:t>Complete the supported Prompt Experiments trace and record the first step you can explain without help.</w:t>
-      </w:r>
-    </w:p>
-    <w:p>
-      <w:pPr>
-        <w:spacing w:line="336" w:lineRule="auto" w:after="180"/>
-      </w:pPr>
-      <w:r>
-        <w:rPr>
-          <w:b w:val="0"/>
-        </w:rPr>
-        <w:t xml:space="preserve">Use W2: Trace the worked case for Controlled </w:t>
-      </w:r>
-      <w:r>
-        <w:rPr>
-          <w:b/>
-        </w:rPr>
-        <w:t>prompt</w:t>
-      </w:r>
-      <w:r>
-        <w:rPr>
-          <w:b w:val="0"/>
-        </w:rPr>
-        <w:t xml:space="preserve"> experiments. Record the answer once; the lesson and workbook refer to the same attempt.</w:t>
-      </w:r>
-    </w:p>
-    <w:tbl>
-      <w:tblPr>
-        <w:tblStyle w:val="LightShading-Accent1"/>
-        <w:tblW w:type="auto" w:w="0"/>
-        <w:tblLook w:firstColumn="1" w:firstRow="1" w:lastColumn="0" w:lastRow="0" w:noHBand="0" w:noVBand="1" w:val="04A0"/>
-      </w:tblPr>
-      <w:tblGrid>
-        <w:gridCol w:w="2556"/>
-        <w:gridCol w:w="2556"/>
-        <w:gridCol w:w="2556"/>
-        <w:gridCol w:w="2556"/>
-      </w:tblGrid>
-      <w:tr>
-        <w:trPr>
-          <w:tblHeader/>
-        </w:trPr>
-        <w:tc>
-          <w:tcPr>
-            <w:tcW w:type="dxa" w:w="2556"/>
-          </w:tcPr>
-          <w:p>
-            <w:r>
-              <w:t>Given inputs</w:t>
-            </w:r>
-          </w:p>
-        </w:tc>
-        <w:tc>
-          <w:tcPr>
-            <w:tcW w:type="dxa" w:w="2556"/>
-          </w:tcPr>
-          <w:p>
-            <w:r>
-              <w:t>Procedure I chose</w:t>
-            </w:r>
-          </w:p>
-        </w:tc>
-        <w:tc>
-          <w:tcPr>
-            <w:tcW w:type="dxa" w:w="2556"/>
-          </w:tcPr>
-          <w:p>
-            <w:r>
-              <w:t>Middle steps</w:t>
-            </w:r>
-          </w:p>
-        </w:tc>
-        <w:tc>
-          <w:tcPr>
-            <w:tcW w:type="dxa" w:w="2556"/>
-          </w:tcPr>
-          <w:p>
-            <w:r>
-              <w:t>Result and check</w:t>
-            </w:r>
-          </w:p>
-        </w:tc>
-      </w:tr>
-      <w:tr>
-        <w:tc>
-          <w:tcPr>
-            <w:tcW w:type="dxa" w:w="2556"/>
-          </w:tcPr>
-          <w:p>
-            <w:r/>
-          </w:p>
-        </w:tc>
-        <w:tc>
-          <w:tcPr>
-            <w:tcW w:type="dxa" w:w="2556"/>
-          </w:tcPr>
-          <w:p>
-            <w:r/>
-          </w:p>
-        </w:tc>
-        <w:tc>
-          <w:tcPr>
-            <w:tcW w:type="dxa" w:w="2556"/>
-          </w:tcPr>
-          <w:p>
-            <w:r/>
-          </w:p>
-        </w:tc>
-        <w:tc>
-          <w:tcPr>
-            <w:tcW w:type="dxa" w:w="2556"/>
-          </w:tcPr>
-          <w:p>
-            <w:r/>
-          </w:p>
-        </w:tc>
-      </w:tr>
-    </w:tbl>
-    <w:p>
-      <w:pPr>
-        <w:pStyle w:val="Heading3"/>
-      </w:pPr>
-      <w:r>
-        <w:t>The step I completed without help, and the hint I needed</w:t>
-      </w:r>
-    </w:p>
-    <w:p>
-      <w:r>
-        <w:t>________________________________________________________________</w:t>
-      </w:r>
-    </w:p>
-    <w:p>
-      <w:r>
-        <w:t>________________________________________________________________</w:t>
-      </w:r>
-    </w:p>
-    <w:p>
-      <w:r>
-        <w:t>________________________________________________________________</w:t>
-      </w:r>
-    </w:p>
-    <w:p>
-      <w:pPr>
-        <w:pStyle w:val="Heading1"/>
-      </w:pPr>
-      <w:r>
-        <w:t>03. Individual reasoning check</w:t>
-      </w:r>
-    </w:p>
-    <w:p>
-      <w:r>
-        <w:t>Check the proposed Prompt Experiments explanation against the supplied facts before discussing it.</w:t>
-      </w:r>
-    </w:p>
-    <w:p>
-      <w:pPr>
-        <w:spacing w:line="336" w:lineRule="auto" w:after="180"/>
-      </w:pPr>
-      <w:r>
-        <w:rPr>
-          <w:b w:val="0"/>
-        </w:rPr>
-        <w:t xml:space="preserve">Use the worked case for Controlled </w:t>
-      </w:r>
-      <w:r>
-        <w:rPr>
-          <w:b/>
-        </w:rPr>
-        <w:t>prompt</w:t>
-      </w:r>
-      <w:r>
-        <w:rPr>
-          <w:b w:val="0"/>
-        </w:rPr>
-        <w:t xml:space="preserve"> experiments. Proposed explanation: “The worked result establishes every future case”. Decide whether this explanation is supported.</w:t>
-      </w:r>
-    </w:p>
-    <w:p>
-      <w:pPr>
-        <w:spacing w:line="336" w:lineRule="auto" w:after="180"/>
-      </w:pPr>
-      <w:r>
-        <w:rPr>
-          <w:b w:val="0"/>
-        </w:rPr>
-        <w:t>Point to the step or supplied fact that decides; explain your repair if needed.</w:t>
-      </w:r>
-    </w:p>
-    <w:p>
-      <w:pPr>
-        <w:pStyle w:val="Heading3"/>
-      </w:pPr>
-      <w:r>
-        <w:t>My explanation before partner discussion</w:t>
-      </w:r>
-    </w:p>
-    <w:p>
-      <w:r>
-        <w:t>________________________________________________________________</w:t>
-      </w:r>
-    </w:p>
-    <w:p>
-      <w:r>
-        <w:t>________________________________________________________________</w:t>
-      </w:r>
-    </w:p>
-    <w:p>
-      <w:r>
-        <w:t>________________________________________________________________</w:t>
-      </w:r>
-    </w:p>
-    <w:p>
-      <w:r>
-        <w:t>________________________________________________________________</w:t>
-      </w:r>
-    </w:p>
-    <w:p>
-      <w:pPr>
-        <w:pStyle w:val="Heading1"/>
-      </w:pPr>
-      <w:r>
-        <w:t>04. Independent transfer case</w:t>
-      </w:r>
-    </w:p>
-    <w:p>
-      <w:r>
-        <w:t>Write one first attempt at the reserved independent case before feedback. Repeated copies of that case refer to the same recorded attempt.</w:t>
-      </w:r>
-    </w:p>
-    <w:p>
-      <w:pPr>
-        <w:pStyle w:val="Heading3"/>
-      </w:pPr>
-      <w:r>
-        <w:t>Independent case: Apply a new case independently</w:t>
+        <w:t>04. W4 · Compare a new paired record independently</w:t>
+      </w:r>
+    </w:p>
+    <w:p>
+      <w:r>
+        <w:t>Keep one first attempt before hints or feedback.</w:t>
+      </w:r>
+    </w:p>
+    <w:p>
+      <w:pPr>
+        <w:pStyle w:val="Heading2"/>
+      </w:pPr>
+      <w:r>
+        <w:t>Read and explain independently</w:t>
       </w:r>
     </w:p>
     <w:p>
@@ -485,6 +591,14 @@
     </w:p>
     <w:p>
       <w:pPr>
+        <w:pStyle w:val="Heading2"/>
+      </w:pPr>
+      <w:r>
+        <w:t>Keep a fair record</w:t>
+      </w:r>
+    </w:p>
+    <w:p>
+      <w:pPr>
         <w:spacing w:line="336" w:lineRule="auto" w:after="180"/>
       </w:pPr>
       <w:r>
@@ -496,108 +610,73 @@
     </w:p>
     <w:p>
       <w:pPr>
+        <w:pStyle w:val="Heading2"/>
+      </w:pPr>
+      <w:r>
+        <w:t>Earlier wording, alternatives and picture transcripts · reference / check after trying</w:t>
+      </w:r>
+    </w:p>
+    <w:p>
+      <w:pPr>
+        <w:pStyle w:val="Heading3"/>
+      </w:pPr>
+      <w:r>
+        <w:t>Independent case: Apply a new case independently</w:t>
+      </w:r>
+    </w:p>
+    <w:p>
+      <w:pPr>
         <w:pStyle w:val="Heading1"/>
       </w:pPr>
       <w:r>
-        <w:t>05. Your learning target</w:t>
-      </w:r>
-    </w:p>
-    <w:p>
-      <w:r>
-        <w:t>Connect the Prompt Experiments target to a trace and a justified conclusion.</w:t>
+        <w:t>09. Project · Keep the decision and its evidence</w:t>
+      </w:r>
+    </w:p>
+    <w:p>
+      <w:r>
+        <w:t>Add this week’s change to your existing project record.</w:t>
+      </w:r>
+    </w:p>
+    <w:p>
+      <w:pPr>
+        <w:pStyle w:val="Heading2"/>
+      </w:pPr>
+      <w:r>
+        <w:t>Your evidence record</w:t>
       </w:r>
     </w:p>
     <w:p>
       <w:pPr>
         <w:spacing w:line="336" w:lineRule="auto" w:after="180"/>
       </w:pPr>
+      <w:r>
+        <w:rPr>
+          <w:b w:val="0"/>
+        </w:rPr>
+        <w:t xml:space="preserve">Test generated book explanations with a fixed </w:t>
+      </w:r>
       <w:r>
         <w:rPr>
           <w:b/>
         </w:rPr>
-        <w:t>Prompt</w:t>
+        <w:t>rubric</w:t>
       </w:r>
       <w:r>
         <w:rPr>
           <w:b w:val="0"/>
         </w:rPr>
-        <w:t xml:space="preserve"> A is tested on easy requests and B on requests with missing data. B scores lower. Design a fair comparison and specify what to do when </w:t>
-      </w:r>
-      <w:r>
-        <w:rPr>
-          <w:b/>
-        </w:rPr>
-        <w:t>output</w:t>
-      </w:r>
+        <w:t xml:space="preserve"> and prohibit invented details.</w:t>
+      </w:r>
+    </w:p>
+    <w:p>
+      <w:pPr>
+        <w:spacing w:line="336" w:lineRule="auto" w:after="180"/>
+      </w:pPr>
       <w:r>
         <w:rPr>
           <w:b w:val="0"/>
         </w:rPr>
-        <w:t>s vary across runs.</w:t>
-      </w:r>
-    </w:p>
-    <w:p>
-      <w:pPr>
-        <w:pStyle w:val="Heading1"/>
-      </w:pPr>
-      <w:r>
-        <w:t>06. Solve the given case</w:t>
-      </w:r>
-    </w:p>
-    <w:p>
-      <w:r>
-        <w:t>Solve the supplied Prompt Experiments case and show the deciding evidence.</w:t>
-      </w:r>
-    </w:p>
-    <w:p>
-      <w:pPr>
-        <w:spacing w:line="336" w:lineRule="auto" w:after="180"/>
-      </w:pPr>
-      <w:r>
-        <w:rPr>
-          <w:b/>
-        </w:rPr>
-        <w:t>Prompt</w:t>
-      </w:r>
-      <w:r>
-        <w:rPr>
-          <w:b w:val="0"/>
-        </w:rPr>
-        <w:t xml:space="preserve"> B adds under 100 pages and explain the match to </w:t>
-      </w:r>
-      <w:r>
-        <w:rPr>
-          <w:b/>
-        </w:rPr>
-        <w:t>Prompt</w:t>
-      </w:r>
-      <w:r>
-        <w:rPr>
-          <w:b w:val="0"/>
-        </w:rPr>
-        <w:t xml:space="preserve"> A. Both use a catalogue.</w:t>
-      </w:r>
-    </w:p>
-    <w:p>
-      <w:pPr>
-        <w:spacing w:line="336" w:lineRule="auto" w:after="180"/>
-      </w:pPr>
-      <w:r>
-        <w:rPr>
-          <w:b w:val="0"/>
-        </w:rPr>
-        <w:t>Design a fair comparison.</w:t>
-      </w:r>
-    </w:p>
-    <w:p>
-      <w:pPr>
-        <w:spacing w:line="336" w:lineRule="auto" w:after="180"/>
-      </w:pPr>
-      <w:r>
-        <w:rPr>
-          <w:b w:val="0"/>
-        </w:rPr>
-        <w:t xml:space="preserve">Show your trace, calculation or </w:t>
+        <w:t xml:space="preserve">The project change and </w:t>
       </w:r>
       <w:r>
         <w:rPr>
@@ -605,338 +684,6 @@
         </w:rPr>
         <w:t>evidence</w:t>
       </w:r>
-    </w:p>
-    <w:p>
-      <w:pPr>
-        <w:pStyle w:val="Heading3"/>
-      </w:pPr>
-      <w:r>
-        <w:t>Write or draw your reasoning and evidence.</w:t>
-      </w:r>
-    </w:p>
-    <w:p>
-      <w:r>
-        <w:t>________________________________________________________________</w:t>
-      </w:r>
-    </w:p>
-    <w:p>
-      <w:r>
-        <w:t>________________________________________________________________</w:t>
-      </w:r>
-    </w:p>
-    <w:p>
-      <w:r>
-        <w:t>________________________________________________________________</w:t>
-      </w:r>
-    </w:p>
-    <w:p>
-      <w:r>
-        <w:t>________________________________________________________________</w:t>
-      </w:r>
-    </w:p>
-    <w:p>
-      <w:r>
-        <w:t>________________________________________________________________</w:t>
-      </w:r>
-    </w:p>
-    <w:p>
-      <w:pPr>
-        <w:pStyle w:val="Heading1"/>
-      </w:pPr>
-      <w:r>
-        <w:t>07. Check a changed case</w:t>
-      </w:r>
-    </w:p>
-    <w:p>
-      <w:r>
-        <w:t>Apply the procedure to the changed case and record why the conclusion follows.</w:t>
-      </w:r>
-    </w:p>
-    <w:p>
-      <w:pPr>
-        <w:spacing w:line="336" w:lineRule="auto" w:after="180"/>
-      </w:pPr>
-      <w:r>
-        <w:rPr>
-          <w:b/>
-        </w:rPr>
-        <w:t>Prompt</w:t>
-      </w:r>
-      <w:r>
-        <w:rPr>
-          <w:b w:val="0"/>
-        </w:rPr>
-        <w:t xml:space="preserve"> A and B are tested on different questions. B scores higher. Can wording alone explain the difference? Design a </w:t>
-      </w:r>
-      <w:r>
-        <w:rPr>
-          <w:b/>
-        </w:rPr>
-        <w:t>controlled comparison</w:t>
-      </w:r>
-      <w:r>
-        <w:rPr>
-          <w:b w:val="0"/>
-        </w:rPr>
-        <w:t>.</w:t>
-      </w:r>
-    </w:p>
-    <w:p>
-      <w:pPr>
-        <w:spacing w:line="336" w:lineRule="auto" w:after="180"/>
-      </w:pPr>
-      <w:r>
-        <w:rPr>
-          <w:b w:val="0"/>
-        </w:rPr>
-        <w:t>My independent answer and reason</w:t>
-      </w:r>
-    </w:p>
-    <w:p>
-      <w:pPr>
-        <w:pStyle w:val="Heading3"/>
-      </w:pPr>
-      <w:r>
-        <w:t>Write or draw your reasoning and evidence.</w:t>
-      </w:r>
-    </w:p>
-    <w:p>
-      <w:r>
-        <w:t>________________________________________________________________</w:t>
-      </w:r>
-    </w:p>
-    <w:p>
-      <w:r>
-        <w:t>________________________________________________________________</w:t>
-      </w:r>
-    </w:p>
-    <w:p>
-      <w:r>
-        <w:t>________________________________________________________________</w:t>
-      </w:r>
-    </w:p>
-    <w:p>
-      <w:r>
-        <w:t>________________________________________________________________</w:t>
-      </w:r>
-    </w:p>
-    <w:p>
-      <w:r>
-        <w:t>________________________________________________________________</w:t>
-      </w:r>
-    </w:p>
-    <w:p>
-      <w:pPr>
-        <w:pStyle w:val="Heading3"/>
-      </w:pPr>
-      <w:r>
-        <w:t>Week 28 Test and reflect</w:t>
-      </w:r>
-    </w:p>
-    <w:p>
-      <w:pPr>
-        <w:pStyle w:val="Heading1"/>
-      </w:pPr>
-      <w:r>
-        <w:t>08. Design a revealing test</w:t>
-      </w:r>
-    </w:p>
-    <w:p>
-      <w:r>
-        <w:t>Specify a changed input, expected result and observation separately.</w:t>
-      </w:r>
-    </w:p>
-    <w:p>
-      <w:pPr>
-        <w:spacing w:line="336" w:lineRule="auto" w:after="180"/>
-      </w:pPr>
-      <w:r>
-        <w:rPr>
-          <w:b w:val="0"/>
-        </w:rPr>
-        <w:t xml:space="preserve">Create a changed </w:t>
-      </w:r>
-      <w:r>
-        <w:rPr>
-          <w:b/>
-        </w:rPr>
-        <w:t>input</w:t>
-      </w:r>
-      <w:r>
-        <w:rPr>
-          <w:b w:val="0"/>
-        </w:rPr>
-        <w:t>, boundary case or missing-information case. Write the expected answer or safe response before testing.</w:t>
-      </w:r>
-    </w:p>
-    <w:tbl>
-      <w:tblPr>
-        <w:tblStyle w:val="LightShading-Accent1"/>
-        <w:tblW w:type="auto" w:w="0"/>
-        <w:tblLook w:firstColumn="1" w:firstRow="1" w:lastColumn="0" w:lastRow="0" w:noHBand="0" w:noVBand="1" w:val="04A0"/>
-      </w:tblPr>
-      <w:tblGrid>
-        <w:gridCol w:w="5112"/>
-        <w:gridCol w:w="5112"/>
-      </w:tblGrid>
-      <w:tr>
-        <w:trPr>
-          <w:tblHeader/>
-        </w:trPr>
-        <w:tc>
-          <w:tcPr>
-            <w:tcW w:type="dxa" w:w="5112"/>
-          </w:tcPr>
-          <w:p>
-            <w:r>
-              <w:t>Test record</w:t>
-            </w:r>
-          </w:p>
-        </w:tc>
-        <w:tc>
-          <w:tcPr>
-            <w:tcW w:type="dxa" w:w="5112"/>
-          </w:tcPr>
-          <w:p>
-            <w:r>
-              <w:t>My evidence</w:t>
-            </w:r>
-          </w:p>
-        </w:tc>
-      </w:tr>
-      <w:tr>
-        <w:tc>
-          <w:tcPr>
-            <w:tcW w:type="dxa" w:w="5112"/>
-          </w:tcPr>
-          <w:p>
-            <w:r>
-              <w:t>Changed input or condition</w:t>
-            </w:r>
-          </w:p>
-        </w:tc>
-        <w:tc>
-          <w:tcPr>
-            <w:tcW w:type="dxa" w:w="5112"/>
-          </w:tcPr>
-          <w:p>
-            <w:r/>
-          </w:p>
-        </w:tc>
-      </w:tr>
-      <w:tr>
-        <w:tc>
-          <w:tcPr>
-            <w:tcW w:type="dxa" w:w="5112"/>
-          </w:tcPr>
-          <w:p>
-            <w:r>
-              <w:t>Expected answer or fallback</w:t>
-            </w:r>
-          </w:p>
-        </w:tc>
-        <w:tc>
-          <w:tcPr>
-            <w:tcW w:type="dxa" w:w="5112"/>
-          </w:tcPr>
-          <w:p>
-            <w:r/>
-          </w:p>
-        </w:tc>
-      </w:tr>
-      <w:tr>
-        <w:tc>
-          <w:tcPr>
-            <w:tcW w:type="dxa" w:w="5112"/>
-          </w:tcPr>
-          <w:p>
-            <w:r>
-              <w:t>Observed result</w:t>
-            </w:r>
-          </w:p>
-        </w:tc>
-        <w:tc>
-          <w:tcPr>
-            <w:tcW w:type="dxa" w:w="5112"/>
-          </w:tcPr>
-          <w:p>
-            <w:r/>
-          </w:p>
-        </w:tc>
-      </w:tr>
-      <w:tr>
-        <w:tc>
-          <w:tcPr>
-            <w:tcW w:type="dxa" w:w="5112"/>
-          </w:tcPr>
-          <w:p>
-            <w:r>
-              <w:t>Why the result occurred</w:t>
-            </w:r>
-          </w:p>
-        </w:tc>
-        <w:tc>
-          <w:tcPr>
-            <w:tcW w:type="dxa" w:w="5112"/>
-          </w:tcPr>
-          <w:p>
-            <w:r/>
-          </w:p>
-        </w:tc>
-      </w:tr>
-    </w:tbl>
-    <w:p>
-      <w:pPr>
-        <w:pStyle w:val="Heading1"/>
-      </w:pPr>
-      <w:r>
-        <w:t>09. Project checkpoint</w:t>
-      </w:r>
-    </w:p>
-    <w:p>
-      <w:r>
-        <w:t>Justify what Prompt Experiments adds to Transparent Book Recommender and keep the evidence.</w:t>
-      </w:r>
-    </w:p>
-    <w:p>
-      <w:pPr>
-        <w:spacing w:line="336" w:lineRule="auto" w:after="180"/>
-      </w:pPr>
-      <w:r>
-        <w:rPr>
-          <w:b w:val="0"/>
-        </w:rPr>
-        <w:t xml:space="preserve">Test generated book explanations with a fixed </w:t>
-      </w:r>
-      <w:r>
-        <w:rPr>
-          <w:b/>
-        </w:rPr>
-        <w:t>rubric</w:t>
-      </w:r>
-      <w:r>
-        <w:rPr>
-          <w:b w:val="0"/>
-        </w:rPr>
-        <w:t xml:space="preserve"> and prohibit invented details.</w:t>
-      </w:r>
-    </w:p>
-    <w:p>
-      <w:pPr>
-        <w:spacing w:line="336" w:lineRule="auto" w:after="180"/>
-      </w:pPr>
-      <w:r>
-        <w:rPr>
-          <w:b w:val="0"/>
-        </w:rPr>
-        <w:t xml:space="preserve">The project change and </w:t>
-      </w:r>
-      <w:r>
-        <w:rPr>
-          <w:b/>
-        </w:rPr>
-        <w:t>evidence</w:t>
-      </w:r>
       <w:r>
         <w:rPr>
           <w:b w:val="0"/>
@@ -982,570 +729,20 @@
         <w:pStyle w:val="Heading1"/>
       </w:pPr>
       <w:r>
-        <w:t>10. Self check</w:t>
-      </w:r>
-    </w:p>
-    <w:p>
-      <w:r>
-        <w:t>Judge explanation, evidence, transfer and limits separately; attach the work behind your judgement.</w:t>
-      </w:r>
-    </w:p>
-    <w:p>
-      <w:pPr>
-        <w:pStyle w:val="ListBullet"/>
-      </w:pPr>
-      <w:r>
-        <w:t>I can explain the mechanism.</w:t>
-      </w:r>
-    </w:p>
-    <w:p>
-      <w:pPr>
-        <w:pStyle w:val="ListBullet"/>
-      </w:pPr>
-      <w:r>
-        <w:t>I can show evidence.</w:t>
-      </w:r>
-    </w:p>
-    <w:p>
-      <w:pPr>
-        <w:pStyle w:val="ListBullet"/>
-      </w:pPr>
-      <w:r>
-        <w:t>I can handle a changed case.</w:t>
-      </w:r>
-    </w:p>
-    <w:p>
-      <w:pPr>
-        <w:pStyle w:val="ListBullet"/>
-      </w:pPr>
-      <w:r>
-        <w:t>I can name a limit.</w:t>
-      </w:r>
-    </w:p>
-    <w:p>
-      <w:r>
-        <w:t>Mark each as not yet, with help or independently, and attach supporting work.</w:t>
-      </w:r>
-    </w:p>
-    <w:p>
-      <w:pPr>
-        <w:spacing w:line="336" w:lineRule="auto" w:after="180"/>
-      </w:pPr>
-      <w:r>
-        <w:rPr>
-          <w:b w:val="0"/>
-        </w:rPr>
-        <w:t>Teacher review ____________________  Next step ____________________</w:t>
-      </w:r>
-    </w:p>
-    <w:p>
-      <w:pPr>
-        <w:pStyle w:val="Heading1"/>
-      </w:pPr>
-      <w:r>
-        <w:t>11. Transfer practice from the original programme</w:t>
-      </w:r>
-    </w:p>
-    <w:p>
-      <w:r>
-        <w:t>Use this earlier case as transfer practice. A case already discussed with feedback is not fresh assessment evidence.</w:t>
-      </w:r>
-    </w:p>
-    <w:p>
-      <w:pPr>
-        <w:spacing w:line="336" w:lineRule="auto" w:after="180"/>
-      </w:pPr>
-      <w:r>
-        <w:rPr>
-          <w:b/>
-        </w:rPr>
-        <w:t>Prompt</w:t>
-      </w:r>
-      <w:r>
-        <w:rPr>
-          <w:b w:val="0"/>
-        </w:rPr>
-        <w:t xml:space="preserve"> A is tested on easy requests and B on requests with missing data. B scores lower. Design a fair comparison and specify what to do when </w:t>
-      </w:r>
-      <w:r>
-        <w:rPr>
-          <w:b/>
-        </w:rPr>
-        <w:t>output</w:t>
-      </w:r>
-      <w:r>
-        <w:rPr>
-          <w:b w:val="0"/>
-        </w:rPr>
-        <w:t>s vary across runs.</w:t>
-      </w:r>
-    </w:p>
-    <w:p>
-      <w:pPr>
-        <w:pStyle w:val="Heading3"/>
-      </w:pPr>
-      <w:r>
-        <w:t>My independently reasoned answer</w:t>
-      </w:r>
-    </w:p>
-    <w:p>
-      <w:r>
-        <w:t>________________________________________________________________</w:t>
-      </w:r>
-    </w:p>
-    <w:p>
-      <w:r>
-        <w:t>________________________________________________________________</w:t>
-      </w:r>
-    </w:p>
-    <w:p>
-      <w:r>
-        <w:t>________________________________________________________________</w:t>
-      </w:r>
-    </w:p>
-    <w:p>
-      <w:r>
-        <w:t>________________________________________________________________</w:t>
-      </w:r>
-    </w:p>
-    <w:p>
-      <w:r>
-        <w:t>________________________________________________________________</w:t>
-      </w:r>
-    </w:p>
-    <w:p>
-      <w:r>
-        <w:t>________________________________________________________________</w:t>
-      </w:r>
-    </w:p>
-    <w:p>
-      <w:r>
-        <w:t>________________________________________________________________</w:t>
-      </w:r>
-    </w:p>
-    <w:p>
-      <w:pPr>
-        <w:spacing w:line="336" w:lineRule="auto" w:after="180"/>
-      </w:pPr>
-      <w:r>
-        <w:rPr>
-          <w:b w:val="0"/>
-        </w:rPr>
-        <w:t>Record support used: none, hint or teacher explanation.</w:t>
-      </w:r>
-    </w:p>
-    <w:p>
-      <w:pPr>
-        <w:pStyle w:val="Heading1"/>
-      </w:pPr>
-      <w:r>
-        <w:t>12. W1 Explain the mechanism</w:t>
-      </w:r>
-    </w:p>
-    <w:p>
-      <w:r>
-        <w:t>Explain the mechanism. Apply the supplied Prompt Experiments facts and keep your reasoning.</w:t>
-      </w:r>
-    </w:p>
-    <w:p>
-      <w:pPr>
-        <w:spacing w:line="336" w:lineRule="auto" w:after="180"/>
-      </w:pPr>
-      <w:r>
-        <w:rPr>
-          <w:b w:val="0"/>
-        </w:rPr>
-        <w:t xml:space="preserve">Explain the weekly </w:t>
-      </w:r>
-      <w:r>
-        <w:rPr>
-          <w:b/>
-        </w:rPr>
-        <w:t>mechanism</w:t>
-      </w:r>
-      <w:r>
-        <w:rPr>
-          <w:b w:val="0"/>
-        </w:rPr>
-        <w:t xml:space="preserve"> in your own words. Use the worked scenario to name its </w:t>
-      </w:r>
-      <w:r>
-        <w:rPr>
-          <w:b/>
-        </w:rPr>
-        <w:t>input</w:t>
-      </w:r>
-      <w:r>
-        <w:rPr>
-          <w:b w:val="0"/>
-        </w:rPr>
-        <w:t xml:space="preserve">, decision rule and </w:t>
-      </w:r>
-      <w:r>
-        <w:rPr>
-          <w:b/>
-        </w:rPr>
-        <w:t>output</w:t>
-      </w:r>
-      <w:r>
-        <w:rPr>
-          <w:b w:val="0"/>
-        </w:rPr>
-        <w:t>.</w:t>
-      </w:r>
-    </w:p>
-    <w:p>
-      <w:pPr>
-        <w:pStyle w:val="Heading3"/>
-      </w:pPr>
-      <w:r>
-        <w:t>My reasoning and evidence</w:t>
-      </w:r>
-    </w:p>
-    <w:p>
-      <w:r>
-        <w:t>________________________________________________________________</w:t>
-      </w:r>
-    </w:p>
-    <w:p>
-      <w:r>
-        <w:t>________________________________________________________________</w:t>
-      </w:r>
-    </w:p>
-    <w:p>
-      <w:r>
-        <w:t>________________________________________________________________</w:t>
-      </w:r>
-    </w:p>
-    <w:p>
-      <w:r>
-        <w:t>________________________________________________________________</w:t>
-      </w:r>
-    </w:p>
-    <w:p>
-      <w:r>
-        <w:t>________________________________________________________________</w:t>
-      </w:r>
-    </w:p>
-    <w:p>
-      <w:r>
-        <w:t>________________________________________________________________</w:t>
-      </w:r>
-    </w:p>
-    <w:p>
-      <w:pPr>
-        <w:pStyle w:val="Heading1"/>
-      </w:pPr>
-      <w:r>
-        <w:t>13. W2 Trace the worked case</w:t>
-      </w:r>
-    </w:p>
-    <w:p>
-      <w:r>
-        <w:t>Trace the worked case. Apply the supplied Prompt Experiments facts and keep your reasoning.</w:t>
-      </w:r>
-    </w:p>
-    <w:p>
-      <w:pPr>
-        <w:spacing w:line="336" w:lineRule="auto" w:after="180"/>
-      </w:pPr>
-      <w:r>
-        <w:rPr>
-          <w:b w:val="0"/>
-        </w:rPr>
-        <w:t>On six development cases P passes cases 1, 2, 3, 4; Q passes 1, 2, 3, 5, 6. Missing-approval cases are 4 and 6. Compare totals and condition results. Show the intermediate steps and give the conclusion with its scope.</w:t>
-      </w:r>
-    </w:p>
-    <w:p>
-      <w:pPr>
-        <w:pStyle w:val="Heading3"/>
-      </w:pPr>
-      <w:r>
-        <w:t>My reasoning and evidence</w:t>
-      </w:r>
-    </w:p>
-    <w:p>
-      <w:r>
-        <w:t>________________________________________________________________</w:t>
-      </w:r>
-    </w:p>
-    <w:p>
-      <w:r>
-        <w:t>________________________________________________________________</w:t>
-      </w:r>
-    </w:p>
-    <w:p>
-      <w:r>
-        <w:t>________________________________________________________________</w:t>
-      </w:r>
-    </w:p>
-    <w:p>
-      <w:r>
-        <w:t>________________________________________________________________</w:t>
-      </w:r>
-    </w:p>
-    <w:p>
-      <w:r>
-        <w:t>________________________________________________________________</w:t>
-      </w:r>
-    </w:p>
-    <w:p>
-      <w:r>
-        <w:t>________________________________________________________________</w:t>
-      </w:r>
-    </w:p>
-    <w:p>
-      <w:r>
-        <w:t>________________________________________________________________</w:t>
-      </w:r>
-    </w:p>
-    <w:p>
-      <w:pPr>
-        <w:pStyle w:val="Heading1"/>
-      </w:pPr>
-      <w:r>
-        <w:t>14. W3 Audit the limit</w:t>
-      </w:r>
-    </w:p>
-    <w:p>
-      <w:r>
-        <w:t>Audit the limit. Apply the supplied Prompt Experiments facts and keep your reasoning.</w:t>
-      </w:r>
-    </w:p>
-    <w:p>
-      <w:pPr>
-        <w:spacing w:line="336" w:lineRule="auto" w:after="180"/>
-      </w:pPr>
-      <w:r>
-        <w:rPr>
-          <w:b w:val="0"/>
-        </w:rPr>
-        <w:t xml:space="preserve">A report omits this qualification: </w:t>
-      </w:r>
-      <w:r>
-        <w:rPr>
-          <w:b/>
-        </w:rPr>
-        <w:t>Prompt</w:t>
-      </w:r>
-      <w:r>
-        <w:rPr>
-          <w:b w:val="0"/>
-        </w:rPr>
-        <w:t xml:space="preserve"> selection on development cases cannot be reported as independent final performance. Explain how omitting it could change a reader's interpretation, and write an accurate replacement.</w:t>
-      </w:r>
-    </w:p>
-    <w:p>
-      <w:pPr>
-        <w:pStyle w:val="Heading3"/>
-      </w:pPr>
-      <w:r>
-        <w:t>My reasoning and evidence</w:t>
-      </w:r>
-    </w:p>
-    <w:p>
-      <w:r>
-        <w:t>________________________________________________________________</w:t>
-      </w:r>
-    </w:p>
-    <w:p>
-      <w:r>
-        <w:t>________________________________________________________________</w:t>
-      </w:r>
-    </w:p>
-    <w:p>
-      <w:r>
-        <w:t>________________________________________________________________</w:t>
-      </w:r>
-    </w:p>
-    <w:p>
-      <w:r>
-        <w:t>________________________________________________________________</w:t>
-      </w:r>
-    </w:p>
-    <w:p>
-      <w:r>
-        <w:t>________________________________________________________________</w:t>
-      </w:r>
-    </w:p>
-    <w:p>
-      <w:r>
-        <w:t>________________________________________________________________</w:t>
-      </w:r>
-    </w:p>
-    <w:p>
-      <w:pPr>
-        <w:pStyle w:val="Heading1"/>
-      </w:pPr>
-      <w:r>
-        <w:t>15. W4 Apply a new case independently</w:t>
-      </w:r>
-    </w:p>
-    <w:p>
-      <w:r>
-        <w:t>Attempt before feedback. If this repeats the selected independent case, reuse that first attempt; otherwise keep a separate record. Apply a new case independently. Apply the supplied Prompt Experiments facts and keep your reasoning.</w:t>
-      </w:r>
-    </w:p>
-    <w:p>
-      <w:pPr>
-        <w:spacing w:line="336" w:lineRule="auto" w:after="180"/>
-      </w:pPr>
-      <w:r>
-        <w:rPr>
-          <w:b w:val="0"/>
-        </w:rPr>
-        <w:t xml:space="preserve">On eight </w:t>
-      </w:r>
-      <w:r>
-        <w:rPr>
-          <w:b/>
-        </w:rPr>
-        <w:t>paired case</w:t>
-      </w:r>
-      <w:r>
-        <w:rPr>
-          <w:b w:val="0"/>
-        </w:rPr>
-        <w:t>s A passes 1–5; B passes 1–4, 6, 7. Special cases are 5 and 8. Compare overall and special-case results; select by total passes.</w:t>
-      </w:r>
-    </w:p>
-    <w:p>
-      <w:pPr>
-        <w:pStyle w:val="Heading3"/>
-      </w:pPr>
-      <w:r>
-        <w:t>My reasoning and evidence</w:t>
-      </w:r>
-    </w:p>
-    <w:p>
-      <w:r>
-        <w:t>________________________________________________________________</w:t>
-      </w:r>
-    </w:p>
-    <w:p>
-      <w:r>
-        <w:t>________________________________________________________________</w:t>
-      </w:r>
-    </w:p>
-    <w:p>
-      <w:r>
-        <w:t>________________________________________________________________</w:t>
-      </w:r>
-    </w:p>
-    <w:p>
-      <w:r>
-        <w:t>________________________________________________________________</w:t>
-      </w:r>
-    </w:p>
-    <w:p>
-      <w:r>
-        <w:t>________________________________________________________________</w:t>
-      </w:r>
-    </w:p>
-    <w:p>
-      <w:r>
-        <w:t>________________________________________________________________</w:t>
-      </w:r>
-    </w:p>
-    <w:p>
-      <w:r>
-        <w:t>________________________________________________________________</w:t>
-      </w:r>
-    </w:p>
-    <w:p>
-      <w:r>
-        <w:t>________________________________________________________________</w:t>
-      </w:r>
-    </w:p>
-    <w:p>
-      <w:pPr>
-        <w:pStyle w:val="Heading1"/>
-      </w:pPr>
-      <w:r>
-        <w:t>16. W5 Design a revealing follow-up</w:t>
-      </w:r>
-    </w:p>
-    <w:p>
-      <w:r>
-        <w:t>Design a revealing follow-up. Apply the supplied Prompt Experiments facts and keep your reasoning.</w:t>
-      </w:r>
-    </w:p>
-    <w:p>
-      <w:pPr>
-        <w:spacing w:line="336" w:lineRule="auto" w:after="180"/>
-      </w:pPr>
-      <w:r>
-        <w:rPr>
-          <w:b w:val="0"/>
-        </w:rPr>
-        <w:t>For the worked scenario, propose one additional case that could reveal a failure, describe its expected outcome before running it, and explain what would need to remain fixed for a fair comparison.</w:t>
-      </w:r>
-    </w:p>
-    <w:p>
-      <w:pPr>
-        <w:spacing w:line="336" w:lineRule="auto" w:after="180"/>
-      </w:pPr>
-      <w:r>
-        <w:rPr>
-          <w:b w:val="0"/>
-        </w:rPr>
-        <w:t>Do not reuse W4 as a new final test after receiving feedback.</w:t>
-      </w:r>
-    </w:p>
-    <w:p>
-      <w:pPr>
-        <w:pStyle w:val="Heading3"/>
-      </w:pPr>
-      <w:r>
-        <w:t>My reasoning and evidence</w:t>
-      </w:r>
-    </w:p>
-    <w:p>
-      <w:r>
-        <w:t>________________________________________________________________</w:t>
-      </w:r>
-    </w:p>
-    <w:p>
-      <w:r>
-        <w:t>________________________________________________________________</w:t>
-      </w:r>
-    </w:p>
-    <w:p>
-      <w:r>
-        <w:t>________________________________________________________________</w:t>
-      </w:r>
-    </w:p>
-    <w:p>
-      <w:r>
-        <w:t>________________________________________________________________</w:t>
-      </w:r>
-    </w:p>
-    <w:p>
-      <w:r>
-        <w:t>________________________________________________________________</w:t>
-      </w:r>
-    </w:p>
-    <w:p>
-      <w:r>
-        <w:t>________________________________________________________________</w:t>
-      </w:r>
-    </w:p>
-    <w:p>
-      <w:r>
-        <w:t>________________________________________________________________</w:t>
-      </w:r>
-    </w:p>
-    <w:p>
-      <w:pPr>
-        <w:pStyle w:val="Heading1"/>
-      </w:pPr>
-      <w:r>
-        <w:t>17. Feedback, return check and learning record</w:t>
-      </w:r>
-    </w:p>
-    <w:p>
-      <w:r>
-        <w:t>Record the first repaired step and a different case to revisit after a delay.</w:t>
+        <w:t>17. Feedback · Repair and return</w:t>
+      </w:r>
+    </w:p>
+    <w:p>
+      <w:r>
+        <w:t>Keep the first attempt, the repair and a changed-case return.</w:t>
+      </w:r>
+    </w:p>
+    <w:p>
+      <w:pPr>
+        <w:pStyle w:val="Heading2"/>
+      </w:pPr>
+      <w:r>
+        <w:t>Your evidence record</w:t>
       </w:r>
     </w:p>
     <w:tbl>
@@ -1700,12 +897,958 @@
         <w:pStyle w:val="Heading1"/>
       </w:pPr>
       <w:r>
-        <w:t>18. Pictorial case practice: Prompt Experiments</w:t>
-      </w:r>
-    </w:p>
-    <w:p>
-      <w:r>
-        <w:t>A fictional book-help project tests two prompt versions on seven shared development cases. Explain the labelled step before checking the changed condition.</w:t>
+        <w:t>10. Finish · Judge the evidence in your work</w:t>
+      </w:r>
+    </w:p>
+    <w:p>
+      <w:r>
+        <w:t>Point to work that supports your confidence level.</w:t>
+      </w:r>
+    </w:p>
+    <w:p>
+      <w:pPr>
+        <w:pStyle w:val="Heading2"/>
+      </w:pPr>
+      <w:r>
+        <w:t>Your evidence record</w:t>
+      </w:r>
+    </w:p>
+    <w:p>
+      <w:pPr>
+        <w:pStyle w:val="ListBullet"/>
+      </w:pPr>
+      <w:r>
+        <w:t>I can explain the mechanism.</w:t>
+      </w:r>
+    </w:p>
+    <w:p>
+      <w:pPr>
+        <w:pStyle w:val="ListBullet"/>
+      </w:pPr>
+      <w:r>
+        <w:t>I can show evidence.</w:t>
+      </w:r>
+    </w:p>
+    <w:p>
+      <w:pPr>
+        <w:pStyle w:val="ListBullet"/>
+      </w:pPr>
+      <w:r>
+        <w:t>I can handle a changed case.</w:t>
+      </w:r>
+    </w:p>
+    <w:p>
+      <w:pPr>
+        <w:pStyle w:val="ListBullet"/>
+      </w:pPr>
+      <w:r>
+        <w:t>I can name a limit.</w:t>
+      </w:r>
+    </w:p>
+    <w:p>
+      <w:r>
+        <w:t>Mark each as not yet, with help or independently, and attach supporting work.</w:t>
+      </w:r>
+    </w:p>
+    <w:p>
+      <w:pPr>
+        <w:spacing w:line="336" w:lineRule="auto" w:after="180"/>
+      </w:pPr>
+      <w:r>
+        <w:rPr>
+          <w:b w:val="0"/>
+        </w:rPr>
+        <w:t>Teacher review ____________________  Next step ____________________</w:t>
+      </w:r>
+    </w:p>
+    <w:p>
+      <w:pPr>
+        <w:pStyle w:val="Heading1"/>
+      </w:pPr>
+      <w:r>
+        <w:t>Reference bank and extra practice</w:t>
+      </w:r>
+    </w:p>
+    <w:p>
+      <w:pPr>
+        <w:pStyle w:val="Heading1"/>
+      </w:pPr>
+      <w:r>
+        <w:t>02. Reference · Supported W2 record</w:t>
+      </w:r>
+    </w:p>
+    <w:p>
+      <w:r>
+        <w:t>This is the same W2 attempt. Keep one response record.</w:t>
+      </w:r>
+    </w:p>
+    <w:p>
+      <w:pPr>
+        <w:pStyle w:val="Heading2"/>
+      </w:pPr>
+      <w:r>
+        <w:t>Use this when helpful</w:t>
+      </w:r>
+    </w:p>
+    <w:p>
+      <w:pPr>
+        <w:spacing w:line="336" w:lineRule="auto" w:after="180"/>
+      </w:pPr>
+      <w:r>
+        <w:rPr>
+          <w:b w:val="0"/>
+        </w:rPr>
+        <w:t xml:space="preserve">Use W2: Trace the worked case for Controlled </w:t>
+      </w:r>
+      <w:r>
+        <w:rPr>
+          <w:b/>
+        </w:rPr>
+        <w:t>prompt</w:t>
+      </w:r>
+      <w:r>
+        <w:rPr>
+          <w:b w:val="0"/>
+        </w:rPr>
+        <w:t xml:space="preserve"> experiments. Record the answer once; the lesson and workbook refer to the same attempt.</w:t>
+      </w:r>
+    </w:p>
+    <w:tbl>
+      <w:tblPr>
+        <w:tblStyle w:val="LightShading-Accent1"/>
+        <w:tblW w:type="auto" w:w="0"/>
+        <w:tblLook w:firstColumn="1" w:firstRow="1" w:lastColumn="0" w:lastRow="0" w:noHBand="0" w:noVBand="1" w:val="04A0"/>
+      </w:tblPr>
+      <w:tblGrid>
+        <w:gridCol w:w="2556"/>
+        <w:gridCol w:w="2556"/>
+        <w:gridCol w:w="2556"/>
+        <w:gridCol w:w="2556"/>
+      </w:tblGrid>
+      <w:tr>
+        <w:trPr>
+          <w:tblHeader/>
+        </w:trPr>
+        <w:tc>
+          <w:tcPr>
+            <w:tcW w:type="dxa" w:w="2556"/>
+          </w:tcPr>
+          <w:p>
+            <w:r>
+              <w:t>Given inputs</w:t>
+            </w:r>
+          </w:p>
+        </w:tc>
+        <w:tc>
+          <w:tcPr>
+            <w:tcW w:type="dxa" w:w="2556"/>
+          </w:tcPr>
+          <w:p>
+            <w:r>
+              <w:t>Procedure I chose</w:t>
+            </w:r>
+          </w:p>
+        </w:tc>
+        <w:tc>
+          <w:tcPr>
+            <w:tcW w:type="dxa" w:w="2556"/>
+          </w:tcPr>
+          <w:p>
+            <w:r>
+              <w:t>Middle steps</w:t>
+            </w:r>
+          </w:p>
+        </w:tc>
+        <w:tc>
+          <w:tcPr>
+            <w:tcW w:type="dxa" w:w="2556"/>
+          </w:tcPr>
+          <w:p>
+            <w:r>
+              <w:t>Result and check</w:t>
+            </w:r>
+          </w:p>
+        </w:tc>
+      </w:tr>
+      <w:tr>
+        <w:tc>
+          <w:tcPr>
+            <w:tcW w:type="dxa" w:w="2556"/>
+          </w:tcPr>
+          <w:p>
+            <w:r/>
+          </w:p>
+        </w:tc>
+        <w:tc>
+          <w:tcPr>
+            <w:tcW w:type="dxa" w:w="2556"/>
+          </w:tcPr>
+          <w:p>
+            <w:r/>
+          </w:p>
+        </w:tc>
+        <w:tc>
+          <w:tcPr>
+            <w:tcW w:type="dxa" w:w="2556"/>
+          </w:tcPr>
+          <w:p>
+            <w:r/>
+          </w:p>
+        </w:tc>
+        <w:tc>
+          <w:tcPr>
+            <w:tcW w:type="dxa" w:w="2556"/>
+          </w:tcPr>
+          <w:p>
+            <w:r/>
+          </w:p>
+        </w:tc>
+      </w:tr>
+    </w:tbl>
+    <w:p>
+      <w:pPr>
+        <w:pStyle w:val="Heading3"/>
+      </w:pPr>
+      <w:r>
+        <w:t>The step I completed without help, and the hint I needed</w:t>
+      </w:r>
+    </w:p>
+    <w:p>
+      <w:r>
+        <w:t>________________________________________________________________</w:t>
+      </w:r>
+    </w:p>
+    <w:p>
+      <w:r>
+        <w:t>________________________________________________________________</w:t>
+      </w:r>
+    </w:p>
+    <w:p>
+      <w:r>
+        <w:t>________________________________________________________________</w:t>
+      </w:r>
+    </w:p>
+    <w:p>
+      <w:pPr>
+        <w:pStyle w:val="Heading1"/>
+      </w:pPr>
+      <w:r>
+        <w:t>03. Extra practice · Repair the explanation</w:t>
+      </w:r>
+    </w:p>
+    <w:p>
+      <w:r>
+        <w:t>Explain the deciding fact before discussing the answer.</w:t>
+      </w:r>
+    </w:p>
+    <w:p>
+      <w:pPr>
+        <w:pStyle w:val="Heading2"/>
+      </w:pPr>
+      <w:r>
+        <w:t>Use this when helpful</w:t>
+      </w:r>
+    </w:p>
+    <w:p>
+      <w:pPr>
+        <w:spacing w:line="336" w:lineRule="auto" w:after="180"/>
+      </w:pPr>
+      <w:r>
+        <w:rPr>
+          <w:b w:val="0"/>
+        </w:rPr>
+        <w:t xml:space="preserve">Use the worked case for Controlled </w:t>
+      </w:r>
+      <w:r>
+        <w:rPr>
+          <w:b/>
+        </w:rPr>
+        <w:t>prompt</w:t>
+      </w:r>
+      <w:r>
+        <w:rPr>
+          <w:b w:val="0"/>
+        </w:rPr>
+        <w:t xml:space="preserve"> experiments. Proposed explanation: “The worked result establishes every future case”. Decide whether this explanation is supported.</w:t>
+      </w:r>
+    </w:p>
+    <w:p>
+      <w:pPr>
+        <w:spacing w:line="336" w:lineRule="auto" w:after="180"/>
+      </w:pPr>
+      <w:r>
+        <w:rPr>
+          <w:b w:val="0"/>
+        </w:rPr>
+        <w:t>Point to the step or supplied fact that decides; explain your repair if needed.</w:t>
+      </w:r>
+    </w:p>
+    <w:p>
+      <w:pPr>
+        <w:pStyle w:val="Heading3"/>
+      </w:pPr>
+      <w:r>
+        <w:t>My explanation before partner discussion</w:t>
+      </w:r>
+    </w:p>
+    <w:p>
+      <w:r>
+        <w:t>________________________________________________________________</w:t>
+      </w:r>
+    </w:p>
+    <w:p>
+      <w:r>
+        <w:t>________________________________________________________________</w:t>
+      </w:r>
+    </w:p>
+    <w:p>
+      <w:r>
+        <w:t>________________________________________________________________</w:t>
+      </w:r>
+    </w:p>
+    <w:p>
+      <w:r>
+        <w:t>________________________________________________________________</w:t>
+      </w:r>
+    </w:p>
+    <w:p>
+      <w:pPr>
+        <w:pStyle w:val="Heading1"/>
+      </w:pPr>
+      <w:r>
+        <w:t>05. Reference · Original learning target</w:t>
+      </w:r>
+    </w:p>
+    <w:p>
+      <w:r>
+        <w:t>Use this target to inspect an explanation.</w:t>
+      </w:r>
+    </w:p>
+    <w:p>
+      <w:pPr>
+        <w:pStyle w:val="Heading2"/>
+      </w:pPr>
+      <w:r>
+        <w:t>Use this when helpful</w:t>
+      </w:r>
+    </w:p>
+    <w:p>
+      <w:pPr>
+        <w:spacing w:line="336" w:lineRule="auto" w:after="180"/>
+      </w:pPr>
+      <w:r>
+        <w:rPr>
+          <w:b/>
+        </w:rPr>
+        <w:t>Prompt</w:t>
+      </w:r>
+      <w:r>
+        <w:rPr>
+          <w:b w:val="0"/>
+        </w:rPr>
+        <w:t xml:space="preserve"> A is tested on easy requests and B on requests with missing data. B scores lower. Design a fair comparison and specify what to do when </w:t>
+      </w:r>
+      <w:r>
+        <w:rPr>
+          <w:b/>
+        </w:rPr>
+        <w:t>output</w:t>
+      </w:r>
+      <w:r>
+        <w:rPr>
+          <w:b w:val="0"/>
+        </w:rPr>
+        <w:t>s vary across runs.</w:t>
+      </w:r>
+    </w:p>
+    <w:p>
+      <w:pPr>
+        <w:pStyle w:val="Heading1"/>
+      </w:pPr>
+      <w:r>
+        <w:t>06. Extra practice · A complete case</w:t>
+      </w:r>
+    </w:p>
+    <w:p>
+      <w:r>
+        <w:t>Try the question before checking the worked explanation.</w:t>
+      </w:r>
+    </w:p>
+    <w:p>
+      <w:pPr>
+        <w:pStyle w:val="Heading2"/>
+      </w:pPr>
+      <w:r>
+        <w:t>Use this when helpful</w:t>
+      </w:r>
+    </w:p>
+    <w:p>
+      <w:pPr>
+        <w:spacing w:line="336" w:lineRule="auto" w:after="180"/>
+      </w:pPr>
+      <w:r>
+        <w:rPr>
+          <w:b/>
+        </w:rPr>
+        <w:t>Prompt</w:t>
+      </w:r>
+      <w:r>
+        <w:rPr>
+          <w:b w:val="0"/>
+        </w:rPr>
+        <w:t xml:space="preserve"> B adds under 100 pages and explain the match to </w:t>
+      </w:r>
+      <w:r>
+        <w:rPr>
+          <w:b/>
+        </w:rPr>
+        <w:t>Prompt</w:t>
+      </w:r>
+      <w:r>
+        <w:rPr>
+          <w:b w:val="0"/>
+        </w:rPr>
+        <w:t xml:space="preserve"> A. Both use a catalogue.</w:t>
+      </w:r>
+    </w:p>
+    <w:p>
+      <w:pPr>
+        <w:spacing w:line="336" w:lineRule="auto" w:after="180"/>
+      </w:pPr>
+      <w:r>
+        <w:rPr>
+          <w:b w:val="0"/>
+        </w:rPr>
+        <w:t>Design a fair comparison.</w:t>
+      </w:r>
+    </w:p>
+    <w:p>
+      <w:pPr>
+        <w:spacing w:line="336" w:lineRule="auto" w:after="180"/>
+      </w:pPr>
+      <w:r>
+        <w:rPr>
+          <w:b w:val="0"/>
+        </w:rPr>
+        <w:t xml:space="preserve">Show your trace, calculation or </w:t>
+      </w:r>
+      <w:r>
+        <w:rPr>
+          <w:b/>
+        </w:rPr>
+        <w:t>evidence</w:t>
+      </w:r>
+    </w:p>
+    <w:p>
+      <w:pPr>
+        <w:pStyle w:val="Heading3"/>
+      </w:pPr>
+      <w:r>
+        <w:t>Write or draw your reasoning and evidence.</w:t>
+      </w:r>
+    </w:p>
+    <w:p>
+      <w:r>
+        <w:t>________________________________________________________________</w:t>
+      </w:r>
+    </w:p>
+    <w:p>
+      <w:r>
+        <w:t>________________________________________________________________</w:t>
+      </w:r>
+    </w:p>
+    <w:p>
+      <w:r>
+        <w:t>________________________________________________________________</w:t>
+      </w:r>
+    </w:p>
+    <w:p>
+      <w:r>
+        <w:t>________________________________________________________________</w:t>
+      </w:r>
+    </w:p>
+    <w:p>
+      <w:r>
+        <w:t>________________________________________________________________</w:t>
+      </w:r>
+    </w:p>
+    <w:p>
+      <w:pPr>
+        <w:pStyle w:val="Heading1"/>
+      </w:pPr>
+      <w:r>
+        <w:t>07. Extra practice · A changed case</w:t>
+      </w:r>
+    </w:p>
+    <w:p>
+      <w:r>
+        <w:t>Keep this practice separate from the reserved independent attempt.</w:t>
+      </w:r>
+    </w:p>
+    <w:p>
+      <w:pPr>
+        <w:pStyle w:val="Heading2"/>
+      </w:pPr>
+      <w:r>
+        <w:t>Use this when helpful</w:t>
+      </w:r>
+    </w:p>
+    <w:p>
+      <w:pPr>
+        <w:spacing w:line="336" w:lineRule="auto" w:after="180"/>
+      </w:pPr>
+      <w:r>
+        <w:rPr>
+          <w:b/>
+        </w:rPr>
+        <w:t>Prompt</w:t>
+      </w:r>
+      <w:r>
+        <w:rPr>
+          <w:b w:val="0"/>
+        </w:rPr>
+        <w:t xml:space="preserve"> A and B are tested on different questions. B scores higher. Can wording alone explain the difference? Design a </w:t>
+      </w:r>
+      <w:r>
+        <w:rPr>
+          <w:b/>
+        </w:rPr>
+        <w:t>controlled comparison</w:t>
+      </w:r>
+      <w:r>
+        <w:rPr>
+          <w:b w:val="0"/>
+        </w:rPr>
+        <w:t>.</w:t>
+      </w:r>
+    </w:p>
+    <w:p>
+      <w:pPr>
+        <w:spacing w:line="336" w:lineRule="auto" w:after="180"/>
+      </w:pPr>
+      <w:r>
+        <w:rPr>
+          <w:b w:val="0"/>
+        </w:rPr>
+        <w:t>My practice answer and reason</w:t>
+      </w:r>
+    </w:p>
+    <w:p>
+      <w:pPr>
+        <w:pStyle w:val="Heading3"/>
+      </w:pPr>
+      <w:r>
+        <w:t>Write or draw your reasoning and evidence.</w:t>
+      </w:r>
+    </w:p>
+    <w:p>
+      <w:r>
+        <w:t>________________________________________________________________</w:t>
+      </w:r>
+    </w:p>
+    <w:p>
+      <w:r>
+        <w:t>________________________________________________________________</w:t>
+      </w:r>
+    </w:p>
+    <w:p>
+      <w:r>
+        <w:t>________________________________________________________________</w:t>
+      </w:r>
+    </w:p>
+    <w:p>
+      <w:r>
+        <w:t>________________________________________________________________</w:t>
+      </w:r>
+    </w:p>
+    <w:p>
+      <w:r>
+        <w:t>________________________________________________________________</w:t>
+      </w:r>
+    </w:p>
+    <w:p>
+      <w:pPr>
+        <w:pStyle w:val="Heading3"/>
+      </w:pPr>
+      <w:r>
+        <w:t>Week 28 Test and reflect</w:t>
+      </w:r>
+    </w:p>
+    <w:p>
+      <w:pPr>
+        <w:pStyle w:val="Heading1"/>
+      </w:pPr>
+      <w:r>
+        <w:t>08. Extra practice · Design a revealing test</w:t>
+      </w:r>
+    </w:p>
+    <w:p>
+      <w:r>
+        <w:t>Predict before tracing or testing.</w:t>
+      </w:r>
+    </w:p>
+    <w:p>
+      <w:pPr>
+        <w:pStyle w:val="Heading2"/>
+      </w:pPr>
+      <w:r>
+        <w:t>Use this when helpful</w:t>
+      </w:r>
+    </w:p>
+    <w:p>
+      <w:pPr>
+        <w:spacing w:line="336" w:lineRule="auto" w:after="180"/>
+      </w:pPr>
+      <w:r>
+        <w:rPr>
+          <w:b w:val="0"/>
+        </w:rPr>
+        <w:t xml:space="preserve">Create a changed </w:t>
+      </w:r>
+      <w:r>
+        <w:rPr>
+          <w:b/>
+        </w:rPr>
+        <w:t>input</w:t>
+      </w:r>
+      <w:r>
+        <w:rPr>
+          <w:b w:val="0"/>
+        </w:rPr>
+        <w:t>, boundary case or missing-information case. Write the expected answer or safe response before testing.</w:t>
+      </w:r>
+    </w:p>
+    <w:tbl>
+      <w:tblPr>
+        <w:tblStyle w:val="LightShading-Accent1"/>
+        <w:tblW w:type="auto" w:w="0"/>
+        <w:tblLook w:firstColumn="1" w:firstRow="1" w:lastColumn="0" w:lastRow="0" w:noHBand="0" w:noVBand="1" w:val="04A0"/>
+      </w:tblPr>
+      <w:tblGrid>
+        <w:gridCol w:w="5112"/>
+        <w:gridCol w:w="5112"/>
+      </w:tblGrid>
+      <w:tr>
+        <w:trPr>
+          <w:tblHeader/>
+        </w:trPr>
+        <w:tc>
+          <w:tcPr>
+            <w:tcW w:type="dxa" w:w="5112"/>
+          </w:tcPr>
+          <w:p>
+            <w:r>
+              <w:t>Test record</w:t>
+            </w:r>
+          </w:p>
+        </w:tc>
+        <w:tc>
+          <w:tcPr>
+            <w:tcW w:type="dxa" w:w="5112"/>
+          </w:tcPr>
+          <w:p>
+            <w:r>
+              <w:t>My evidence</w:t>
+            </w:r>
+          </w:p>
+        </w:tc>
+      </w:tr>
+      <w:tr>
+        <w:tc>
+          <w:tcPr>
+            <w:tcW w:type="dxa" w:w="5112"/>
+          </w:tcPr>
+          <w:p>
+            <w:r>
+              <w:t>Changed input or condition</w:t>
+            </w:r>
+          </w:p>
+        </w:tc>
+        <w:tc>
+          <w:tcPr>
+            <w:tcW w:type="dxa" w:w="5112"/>
+          </w:tcPr>
+          <w:p>
+            <w:r/>
+          </w:p>
+        </w:tc>
+      </w:tr>
+      <w:tr>
+        <w:tc>
+          <w:tcPr>
+            <w:tcW w:type="dxa" w:w="5112"/>
+          </w:tcPr>
+          <w:p>
+            <w:r>
+              <w:t>Expected answer or fallback</w:t>
+            </w:r>
+          </w:p>
+        </w:tc>
+        <w:tc>
+          <w:tcPr>
+            <w:tcW w:type="dxa" w:w="5112"/>
+          </w:tcPr>
+          <w:p>
+            <w:r/>
+          </w:p>
+        </w:tc>
+      </w:tr>
+      <w:tr>
+        <w:tc>
+          <w:tcPr>
+            <w:tcW w:type="dxa" w:w="5112"/>
+          </w:tcPr>
+          <w:p>
+            <w:r>
+              <w:t>Observed result</w:t>
+            </w:r>
+          </w:p>
+        </w:tc>
+        <w:tc>
+          <w:tcPr>
+            <w:tcW w:type="dxa" w:w="5112"/>
+          </w:tcPr>
+          <w:p>
+            <w:r/>
+          </w:p>
+        </w:tc>
+      </w:tr>
+      <w:tr>
+        <w:tc>
+          <w:tcPr>
+            <w:tcW w:type="dxa" w:w="5112"/>
+          </w:tcPr>
+          <w:p>
+            <w:r>
+              <w:t>Why the result occurred</w:t>
+            </w:r>
+          </w:p>
+        </w:tc>
+        <w:tc>
+          <w:tcPr>
+            <w:tcW w:type="dxa" w:w="5112"/>
+          </w:tcPr>
+          <w:p>
+            <w:r/>
+          </w:p>
+        </w:tc>
+      </w:tr>
+    </w:tbl>
+    <w:p>
+      <w:pPr>
+        <w:pStyle w:val="Heading1"/>
+      </w:pPr>
+      <w:r>
+        <w:t>11. Reference · Original target response space</w:t>
+      </w:r>
+    </w:p>
+    <w:p>
+      <w:r>
+        <w:t>This teaching case is practice rather than a fresh assessment.</w:t>
+      </w:r>
+    </w:p>
+    <w:p>
+      <w:pPr>
+        <w:pStyle w:val="Heading2"/>
+      </w:pPr>
+      <w:r>
+        <w:t>Use this when helpful</w:t>
+      </w:r>
+    </w:p>
+    <w:p>
+      <w:pPr>
+        <w:spacing w:line="336" w:lineRule="auto" w:after="180"/>
+      </w:pPr>
+      <w:r>
+        <w:rPr>
+          <w:b/>
+        </w:rPr>
+        <w:t>Prompt</w:t>
+      </w:r>
+      <w:r>
+        <w:rPr>
+          <w:b w:val="0"/>
+        </w:rPr>
+        <w:t xml:space="preserve"> A is tested on easy requests and B on requests with missing data. B scores lower. Design a fair comparison and specify what to do when </w:t>
+      </w:r>
+      <w:r>
+        <w:rPr>
+          <w:b/>
+        </w:rPr>
+        <w:t>output</w:t>
+      </w:r>
+      <w:r>
+        <w:rPr>
+          <w:b w:val="0"/>
+        </w:rPr>
+        <w:t>s vary across runs.</w:t>
+      </w:r>
+    </w:p>
+    <w:p>
+      <w:pPr>
+        <w:pStyle w:val="Heading3"/>
+      </w:pPr>
+      <w:r>
+        <w:t>My explanation after practice</w:t>
+      </w:r>
+    </w:p>
+    <w:p>
+      <w:r>
+        <w:t>________________________________________________________________</w:t>
+      </w:r>
+    </w:p>
+    <w:p>
+      <w:r>
+        <w:t>________________________________________________________________</w:t>
+      </w:r>
+    </w:p>
+    <w:p>
+      <w:r>
+        <w:t>________________________________________________________________</w:t>
+      </w:r>
+    </w:p>
+    <w:p>
+      <w:r>
+        <w:t>________________________________________________________________</w:t>
+      </w:r>
+    </w:p>
+    <w:p>
+      <w:r>
+        <w:t>________________________________________________________________</w:t>
+      </w:r>
+    </w:p>
+    <w:p>
+      <w:r>
+        <w:t>________________________________________________________________</w:t>
+      </w:r>
+    </w:p>
+    <w:p>
+      <w:r>
+        <w:t>________________________________________________________________</w:t>
+      </w:r>
+    </w:p>
+    <w:p>
+      <w:pPr>
+        <w:spacing w:line="336" w:lineRule="auto" w:after="180"/>
+      </w:pPr>
+      <w:r>
+        <w:rPr>
+          <w:b w:val="0"/>
+        </w:rPr>
+        <w:t>Record support used: none, hint or teacher explanation.</w:t>
+      </w:r>
+    </w:p>
+    <w:p>
+      <w:pPr>
+        <w:pStyle w:val="Heading1"/>
+      </w:pPr>
+      <w:r>
+        <w:t>15. Reference · Independent-case response copy</w:t>
+      </w:r>
+    </w:p>
+    <w:p>
+      <w:r>
+        <w:t>This duplicates W4. Reuse the same first-attempt record.</w:t>
+      </w:r>
+    </w:p>
+    <w:p>
+      <w:pPr>
+        <w:pStyle w:val="Heading2"/>
+      </w:pPr>
+      <w:r>
+        <w:t>Use this when helpful</w:t>
+      </w:r>
+    </w:p>
+    <w:p>
+      <w:pPr>
+        <w:spacing w:line="336" w:lineRule="auto" w:after="180"/>
+      </w:pPr>
+      <w:r>
+        <w:rPr>
+          <w:b w:val="0"/>
+        </w:rPr>
+        <w:t xml:space="preserve">On eight </w:t>
+      </w:r>
+      <w:r>
+        <w:rPr>
+          <w:b/>
+        </w:rPr>
+        <w:t>paired case</w:t>
+      </w:r>
+      <w:r>
+        <w:rPr>
+          <w:b w:val="0"/>
+        </w:rPr>
+        <w:t>s A passes 1–5; B passes 1–4, 6, 7. Special cases are 5 and 8. Compare overall and special-case results; select by total passes.</w:t>
+      </w:r>
+    </w:p>
+    <w:p>
+      <w:pPr>
+        <w:pStyle w:val="Heading3"/>
+      </w:pPr>
+      <w:r>
+        <w:t>My reasoning and evidence</w:t>
+      </w:r>
+    </w:p>
+    <w:p>
+      <w:r>
+        <w:t>________________________________________________________________</w:t>
+      </w:r>
+    </w:p>
+    <w:p>
+      <w:r>
+        <w:t>________________________________________________________________</w:t>
+      </w:r>
+    </w:p>
+    <w:p>
+      <w:r>
+        <w:t>________________________________________________________________</w:t>
+      </w:r>
+    </w:p>
+    <w:p>
+      <w:r>
+        <w:t>________________________________________________________________</w:t>
+      </w:r>
+    </w:p>
+    <w:p>
+      <w:r>
+        <w:t>________________________________________________________________</w:t>
+      </w:r>
+    </w:p>
+    <w:p>
+      <w:r>
+        <w:t>________________________________________________________________</w:t>
+      </w:r>
+    </w:p>
+    <w:p>
+      <w:r>
+        <w:t>________________________________________________________________</w:t>
+      </w:r>
+    </w:p>
+    <w:p>
+      <w:r>
+        <w:t>________________________________________________________________</w:t>
+      </w:r>
+    </w:p>
+    <w:p>
+      <w:pPr>
+        <w:pStyle w:val="Heading1"/>
+      </w:pPr>
+      <w:r>
+        <w:t>18. Extra practice · Use the worked picture</w:t>
+      </w:r>
+    </w:p>
+    <w:p>
+      <w:r>
+        <w:t>Keep the explanation and the support you used.</w:t>
+      </w:r>
+    </w:p>
+    <w:p>
+      <w:pPr>
+        <w:pStyle w:val="Heading2"/>
+      </w:pPr>
+      <w:r>
+        <w:t>Use this when helpful</w:t>
       </w:r>
     </w:p>
     <w:p>
@@ -1912,16 +2055,7 @@
     </w:p>
     <w:p>
       <w:pPr>
-        <w:pStyle w:val="Heading3"/>
-      </w:pPr>
-      <w:r>
-        <w:t>Record the help used</w:t>
-      </w:r>
-    </w:p>
-    <w:p>
-      <w:pPr>
         <w:spacing w:line="336" w:lineRule="auto" w:after="180"/>
-        <w:shd w:fill="F1F6F8"/>
       </w:pPr>
       <w:r>
         <w:rPr>
@@ -1970,12 +2104,20 @@
         <w:pStyle w:val="Heading1"/>
       </w:pPr>
       <w:r>
-        <w:t>19. Project portfolio milestone</w:t>
-      </w:r>
-    </w:p>
-    <w:p>
-      <w:r>
-        <w:t>Keep this week’s input, deciding step, result and limit together in the Transparent Book Recommender record.</w:t>
+        <w:t>19. Reference · Project portfolio record</w:t>
+      </w:r>
+    </w:p>
+    <w:p>
+      <w:r>
+        <w:t>Extend your main project response when helpful.</w:t>
+      </w:r>
+    </w:p>
+    <w:p>
+      <w:pPr>
+        <w:pStyle w:val="Heading2"/>
+      </w:pPr>
+      <w:r>
+        <w:t>Use this when helpful</w:t>
       </w:r>
     </w:p>
     <w:p>
@@ -2189,12 +2331,441 @@
         <w:pStyle w:val="Heading1"/>
       </w:pPr>
       <w:r>
-        <w:t>20. Supported practice and learning evidence</w:t>
-      </w:r>
-    </w:p>
-    <w:p>
-      <w:r>
-        <w:t>Try the supported questions before comparing with hints and feedback. Record what you repaired and the evidence you retained.</w:t>
+        <w:t>20. Extra practice: pictures, repair and feedback</w:t>
+      </w:r>
+    </w:p>
+    <w:p>
+      <w:r>
+        <w:t>Attempt each question before opening its explanation. Use one browser or paper copy.</w:t>
+      </w:r>
+    </w:p>
+    <w:p>
+      <w:pPr>
+        <w:pStyle w:val="Heading2"/>
+      </w:pPr>
+      <w:r>
+        <w:t>First supported question</w:t>
+      </w:r>
+    </w:p>
+    <w:p>
+      <w:pPr>
+        <w:pStyle w:val="ListBullet"/>
+      </w:pPr>
+      <w:r>
+        <w:t>A fictional book-help project tests two prompt versions on seven shared development cases.</w:t>
+      </w:r>
+    </w:p>
+    <w:p>
+      <w:pPr>
+        <w:pStyle w:val="Heading3"/>
+      </w:pPr>
+      <w:r>
+        <w:t>Practice 1: explain the deciding evidence</w:t>
+      </w:r>
+    </w:p>
+    <w:p>
+      <w:pPr>
+        <w:pStyle w:val="ListBullet"/>
+      </w:pPr>
+      <w:r>
+        <w:t>Which labelled step matches this detail? Q improves overall count but worsens missing-source behavior; use the declared priorities.</w:t>
+      </w:r>
+    </w:p>
+    <w:p>
+      <w:pPr>
+        <w:pStyle w:val="ListBullet"/>
+      </w:pPr>
+      <w:r>
+        <w:t>1. Decide explicitly</w:t>
+      </w:r>
+    </w:p>
+    <w:p>
+      <w:pPr>
+        <w:pStyle w:val="ListBullet"/>
+      </w:pPr>
+      <w:r>
+        <w:t>2. Paired setup</w:t>
+      </w:r>
+    </w:p>
+    <w:p>
+      <w:pPr>
+        <w:pStyle w:val="ListBullet"/>
+      </w:pPr>
+      <w:r>
+        <w:t>3. Missing-source slice</w:t>
+      </w:r>
+    </w:p>
+    <w:p>
+      <w:pPr>
+        <w:pStyle w:val="ListBullet"/>
+      </w:pPr>
+      <w:r>
+        <w:t>4. Overall rates</w:t>
+      </w:r>
+    </w:p>
+    <w:p>
+      <w:pPr>
+        <w:pStyle w:val="Heading3"/>
+      </w:pPr>
+      <w:r>
+        <w:t>My selected conclusion, deciding fact and explanation</w:t>
+      </w:r>
+    </w:p>
+    <w:p>
+      <w:r>
+        <w:t>________________________________________________________________</w:t>
+      </w:r>
+    </w:p>
+    <w:p>
+      <w:r>
+        <w:t>________________________________________________________________</w:t>
+      </w:r>
+    </w:p>
+    <w:p>
+      <w:r>
+        <w:t>________________________________________________________________</w:t>
+      </w:r>
+    </w:p>
+    <w:p>
+      <w:r>
+        <w:t>________________________________________________________________</w:t>
+      </w:r>
+    </w:p>
+    <w:p>
+      <w:r>
+        <w:t>________________________________________________________________</w:t>
+      </w:r>
+    </w:p>
+    <w:p>
+      <w:pPr>
+        <w:pStyle w:val="ListBullet"/>
+      </w:pPr>
+      <w:r>
+        <w:t>Hint if needed: Read the steps in the pictorial case. Match the supplied detail to the stage that performs or records it.</w:t>
+      </w:r>
+    </w:p>
+    <w:p>
+      <w:pPr>
+        <w:pStyle w:val="Heading2"/>
+      </w:pPr>
+      <w:r>
+        <w:t>Check the first explanation · reference / check after trying</w:t>
+      </w:r>
+    </w:p>
+    <w:p>
+      <w:pPr>
+        <w:spacing w:line="336" w:lineRule="auto" w:after="180"/>
+      </w:pPr>
+      <w:r>
+        <w:rPr>
+          <w:b w:val="0"/>
+        </w:rPr>
+        <w:t>After your attempt, compare with the supported explanation: Decide explicitly Q improves overall count but worsens missing-source behavior; use the declared priorities.</w:t>
+      </w:r>
+    </w:p>
+    <w:p>
+      <w:pPr>
+        <w:spacing w:line="336" w:lineRule="auto" w:after="180"/>
+      </w:pPr>
+      <w:r>
+        <w:rPr>
+          <w:b w:val="0"/>
+        </w:rPr>
+        <w:t>A larger total can conceal a more serious failure category. Paired records show which cases changed, not just how many passed. If refusing unsupported claims is mandatory, Q’s overall advantage may not justify selection.</w:t>
+      </w:r>
+    </w:p>
+    <w:p>
+      <w:pPr>
+        <w:spacing w:line="336" w:lineRule="auto" w:after="180"/>
+      </w:pPr>
+      <w:r>
+        <w:rPr>
+          <w:b w:val="0"/>
+        </w:rPr>
+        <w:t>Keep the failing examples for development and obtain fresh cases after choosing a final version.</w:t>
+      </w:r>
+    </w:p>
+    <w:p>
+      <w:pPr>
+        <w:pStyle w:val="Heading2"/>
+      </w:pPr>
+      <w:r>
+        <w:t>Changed-case question</w:t>
+      </w:r>
+    </w:p>
+    <w:p>
+      <w:pPr>
+        <w:pStyle w:val="Heading3"/>
+      </w:pPr>
+      <w:r>
+        <w:t>Practice 2: explain the deciding evidence</w:t>
+      </w:r>
+    </w:p>
+    <w:p>
+      <w:pPr>
+        <w:pStyle w:val="ListBullet"/>
+      </w:pPr>
+      <w:r>
+        <w:t>Changed-case practice: Make missing-source correctness a required selection gate. Which conclusion is supported by the supplied facts?</w:t>
+      </w:r>
+    </w:p>
+    <w:p>
+      <w:pPr>
+        <w:pStyle w:val="ListBullet"/>
+      </w:pPr>
+      <w:r>
+        <w:t>1. We can decide the result without examining the changed input or the procedure.</w:t>
+      </w:r>
+    </w:p>
+    <w:p>
+      <w:pPr>
+        <w:pStyle w:val="ListBullet"/>
+      </w:pPr>
+      <w:r>
+        <w:t>2. Neither prompt clears a 2/2 gate on these records.</w:t>
+      </w:r>
+    </w:p>
+    <w:p>
+      <w:pPr>
+        <w:pStyle w:val="ListBullet"/>
+      </w:pPr>
+      <w:r>
+        <w:t>3. This one example guarantees correct results for every future input.</w:t>
+      </w:r>
+    </w:p>
+    <w:p>
+      <w:pPr>
+        <w:pStyle w:val="Heading3"/>
+      </w:pPr>
+      <w:r>
+        <w:t>My selected conclusion, deciding fact and explanation</w:t>
+      </w:r>
+    </w:p>
+    <w:p>
+      <w:r>
+        <w:t>________________________________________________________________</w:t>
+      </w:r>
+    </w:p>
+    <w:p>
+      <w:r>
+        <w:t>________________________________________________________________</w:t>
+      </w:r>
+    </w:p>
+    <w:p>
+      <w:r>
+        <w:t>________________________________________________________________</w:t>
+      </w:r>
+    </w:p>
+    <w:p>
+      <w:r>
+        <w:t>________________________________________________________________</w:t>
+      </w:r>
+    </w:p>
+    <w:p>
+      <w:r>
+        <w:t>________________________________________________________________</w:t>
+      </w:r>
+    </w:p>
+    <w:p>
+      <w:pPr>
+        <w:pStyle w:val="ListBullet"/>
+      </w:pPr>
+      <w:r>
+        <w:t>Hint if needed: Use the changed condition and the deciding step in the pictorial trace. The answer must say what follows from those facts.</w:t>
+      </w:r>
+    </w:p>
+    <w:p>
+      <w:pPr>
+        <w:pStyle w:val="Heading2"/>
+      </w:pPr>
+      <w:r>
+        <w:t>Check the changed case · reference / check after trying</w:t>
+      </w:r>
+    </w:p>
+    <w:p>
+      <w:pPr>
+        <w:spacing w:line="336" w:lineRule="auto" w:after="180"/>
+      </w:pPr>
+      <w:r>
+        <w:rPr>
+          <w:b w:val="0"/>
+        </w:rPr>
+        <w:t xml:space="preserve">After your attempt, compare with the supported explanation: Neither </w:t>
+      </w:r>
+      <w:r>
+        <w:rPr>
+          <w:b/>
+        </w:rPr>
+        <w:t>prompt</w:t>
+      </w:r>
+      <w:r>
+        <w:rPr>
+          <w:b w:val="0"/>
+        </w:rPr>
+        <w:t xml:space="preserve"> clears a 2/2 gate on these records. P fails 7 and Q fails both 4 and 7; both need revision.</w:t>
+      </w:r>
+    </w:p>
+    <w:p>
+      <w:pPr>
+        <w:pStyle w:val="Heading2"/>
+      </w:pPr>
+      <w:r>
+        <w:t>Repair and save your work</w:t>
+      </w:r>
+    </w:p>
+    <w:p>
+      <w:pPr>
+        <w:spacing w:line="336" w:lineRule="auto" w:after="180"/>
+      </w:pPr>
+      <w:r>
+        <w:rPr>
+          <w:b w:val="0"/>
+        </w:rPr>
+        <w:t xml:space="preserve">Review Predictive vs Generative (ai-2/27). Goal: Distinguish discriminative </w:t>
+      </w:r>
+      <w:r>
+        <w:rPr>
+          <w:b/>
+        </w:rPr>
+        <w:t>prediction</w:t>
+      </w:r>
+      <w:r>
+        <w:rPr>
+          <w:b w:val="0"/>
+        </w:rPr>
+        <w:t xml:space="preserve"> from generation by inspecting the requested </w:t>
+      </w:r>
+      <w:r>
+        <w:rPr>
+          <w:b/>
+        </w:rPr>
+        <w:t>output</w:t>
+      </w:r>
+      <w:r>
+        <w:rPr>
+          <w:b w:val="0"/>
+        </w:rPr>
+        <w:t>.</w:t>
+      </w:r>
+    </w:p>
+    <w:p>
+      <w:pPr>
+        <w:spacing w:line="336" w:lineRule="auto" w:after="180"/>
+      </w:pPr>
+      <w:r>
+        <w:rPr>
+          <w:b w:val="0"/>
+        </w:rPr>
+        <w:t>Short practice: Does matching the physical box in the changed table prove the generator measures boxes?. Return to this week and explain what you changed.</w:t>
+      </w:r>
+    </w:p>
+    <w:p>
+      <w:pPr>
+        <w:spacing w:line="336" w:lineRule="auto" w:after="180"/>
+      </w:pPr>
+      <w:r>
+        <w:rPr>
+          <w:b w:val="0"/>
+        </w:rPr>
+        <w:t>Review Text as Pieces (ai-2/25). Goal: Encode and decode text under an explicit toy vocabulary. Short practice: Why is the unknown ! at position 10 rather than position 9?. Return to this week and explain what you changed.</w:t>
+      </w:r>
+    </w:p>
+    <w:p>
+      <w:pPr>
+        <w:spacing w:line="336" w:lineRule="auto" w:after="180"/>
+      </w:pPr>
+      <w:r>
+        <w:rPr>
+          <w:b w:val="0"/>
+        </w:rPr>
+        <w:t xml:space="preserve">Review Nearest Neighbor Reasoning (ai-2/22). Goal: Compute absolute distances and rank </w:t>
+      </w:r>
+      <w:r>
+        <w:rPr>
+          <w:b/>
+        </w:rPr>
+        <w:t>training</w:t>
+      </w:r>
+      <w:r>
+        <w:rPr>
+          <w:b w:val="0"/>
+        </w:rPr>
+        <w:t xml:space="preserve"> neighbours. Short practice: Why do k=1 and k=3 disagree for the original query?. Return to this week and explain what you changed.</w:t>
+      </w:r>
+    </w:p>
+    <w:p>
+      <w:pPr>
+        <w:spacing w:line="336" w:lineRule="auto" w:after="180"/>
+      </w:pPr>
+      <w:r>
+        <w:rPr>
+          <w:b w:val="0"/>
+        </w:rPr>
+        <w:t xml:space="preserve">Use Download completed work in the hosted lesson to export your answers, reflections, practice feedback and code-run </w:t>
+      </w:r>
+      <w:r>
+        <w:rPr>
+          <w:b/>
+        </w:rPr>
+        <w:t>evidence</w:t>
+      </w:r>
+      <w:r>
+        <w:rPr>
+          <w:b w:val="0"/>
+        </w:rPr>
+        <w:t>. Open the HTML copy to read or print it.</w:t>
+      </w:r>
+    </w:p>
+    <w:p>
+      <w:pPr>
+        <w:spacing w:line="336" w:lineRule="auto" w:after="180"/>
+      </w:pPr>
+      <w:r>
+        <w:rPr>
+          <w:b w:val="0"/>
+        </w:rPr>
+        <w:t>Drafts stay in this browser when storage is available; clear drafts on a shared device.</w:t>
+      </w:r>
+    </w:p>
+    <w:p>
+      <w:pPr>
+        <w:pStyle w:val="Heading3"/>
+      </w:pPr>
+      <w:r>
+        <w:t>What I repaired, the evidence I kept and the next test</w:t>
+      </w:r>
+    </w:p>
+    <w:p>
+      <w:r>
+        <w:t>________________________________________________________________</w:t>
+      </w:r>
+    </w:p>
+    <w:p>
+      <w:r>
+        <w:t>________________________________________________________________</w:t>
+      </w:r>
+    </w:p>
+    <w:p>
+      <w:r>
+        <w:t>________________________________________________________________</w:t>
+      </w:r>
+    </w:p>
+    <w:p>
+      <w:r>
+        <w:t>________________________________________________________________</w:t>
+      </w:r>
+    </w:p>
+    <w:p>
+      <w:r>
+        <w:t>________________________________________________________________</w:t>
+      </w:r>
+    </w:p>
+    <w:p>
+      <w:pPr>
+        <w:pStyle w:val="Heading2"/>
+      </w:pPr>
+      <w:r>
+        <w:t>Earlier wording, alternatives and picture transcripts · reference / check after trying</w:t>
       </w:r>
     </w:p>
     <w:p>
@@ -2210,92 +2781,10 @@
     </w:p>
     <w:p>
       <w:pPr>
-        <w:spacing w:line="336" w:lineRule="auto" w:after="180"/>
-      </w:pPr>
-      <w:r>
-        <w:rPr>
-          <w:b w:val="0"/>
-        </w:rPr>
-        <w:t xml:space="preserve">A fictional book-help project tests two </w:t>
-      </w:r>
-      <w:r>
-        <w:rPr>
-          <w:b/>
-        </w:rPr>
-        <w:t>prompt</w:t>
-      </w:r>
-      <w:r>
-        <w:rPr>
-          <w:b w:val="0"/>
-        </w:rPr>
-        <w:t xml:space="preserve"> versions on seven shared development cases.</w:t>
-      </w:r>
-    </w:p>
-    <w:p>
-      <w:pPr>
         <w:pStyle w:val="Heading3"/>
       </w:pPr>
       <w:r>
-        <w:t>Practice 1: explain the deciding evidence</w:t>
-      </w:r>
-    </w:p>
-    <w:p>
-      <w:pPr>
-        <w:spacing w:line="336" w:lineRule="auto" w:after="180"/>
-      </w:pPr>
-      <w:r>
-        <w:rPr>
-          <w:b w:val="0"/>
-        </w:rPr>
-        <w:t>Which labelled step matches this detail? Q improves overall count but worsens missing-source behavior; use the declared priorities.</w:t>
-      </w:r>
-    </w:p>
-    <w:p>
-      <w:pPr>
-        <w:spacing w:line="336" w:lineRule="auto" w:after="180"/>
-        <w:shd w:fill="F4F9FC"/>
-      </w:pPr>
-      <w:r>
-        <w:rPr>
-          <w:b w:val="0"/>
-        </w:rPr>
-        <w:t>1. Decide explicitly</w:t>
-      </w:r>
-    </w:p>
-    <w:p>
-      <w:pPr>
-        <w:spacing w:line="336" w:lineRule="auto" w:after="180"/>
-        <w:shd w:fill="F4F9FC"/>
-      </w:pPr>
-      <w:r>
-        <w:rPr>
-          <w:b w:val="0"/>
-        </w:rPr>
-        <w:t>2. Paired setup</w:t>
-      </w:r>
-    </w:p>
-    <w:p>
-      <w:pPr>
-        <w:spacing w:line="336" w:lineRule="auto" w:after="180"/>
-        <w:shd w:fill="F4F9FC"/>
-      </w:pPr>
-      <w:r>
-        <w:rPr>
-          <w:b w:val="0"/>
-        </w:rPr>
-        <w:t>3. Missing-source slice</w:t>
-      </w:r>
-    </w:p>
-    <w:p>
-      <w:pPr>
-        <w:spacing w:line="336" w:lineRule="auto" w:after="180"/>
-        <w:shd w:fill="F4F9FC"/>
-      </w:pPr>
-      <w:r>
-        <w:rPr>
-          <w:b w:val="0"/>
-        </w:rPr>
-        <w:t>4. Overall rates</w:t>
+        <w:t>Repair a missing building block</w:t>
       </w:r>
     </w:p>
     <w:p>
@@ -2303,462 +2792,25 @@
         <w:pStyle w:val="Heading3"/>
       </w:pPr>
       <w:r>
-        <w:t>My selected conclusion, deciding fact and explanation</w:t>
-      </w:r>
-    </w:p>
-    <w:p>
-      <w:r>
-        <w:t>________________________________________________________________</w:t>
-      </w:r>
-    </w:p>
-    <w:p>
-      <w:r>
-        <w:t>________________________________________________________________</w:t>
-      </w:r>
-    </w:p>
-    <w:p>
-      <w:r>
-        <w:t>________________________________________________________________</w:t>
-      </w:r>
-    </w:p>
-    <w:p>
-      <w:r>
-        <w:t>________________________________________________________________</w:t>
-      </w:r>
-    </w:p>
-    <w:p>
-      <w:r>
-        <w:t>________________________________________________________________</w:t>
-      </w:r>
-    </w:p>
-    <w:p>
-      <w:pPr>
-        <w:pStyle w:val="Heading3"/>
-      </w:pPr>
-      <w:r>
-        <w:t>Hint · try first</w:t>
-      </w:r>
-    </w:p>
-    <w:p>
-      <w:pPr>
-        <w:spacing w:line="336" w:lineRule="auto" w:after="180"/>
-        <w:shd w:fill="F1F6F8"/>
-      </w:pPr>
-      <w:r>
-        <w:rPr>
-          <w:b w:val="0"/>
-        </w:rPr>
-        <w:t>Hint if needed: Read the steps in the pictorial case. Match the supplied detail to the stage that performs or records it.</w:t>
-      </w:r>
-    </w:p>
-    <w:p>
-      <w:pPr>
-        <w:pStyle w:val="Heading3"/>
-      </w:pPr>
-      <w:r>
-        <w:t>Feedback · compare after trying</w:t>
-      </w:r>
-    </w:p>
-    <w:p>
-      <w:pPr>
-        <w:spacing w:line="336" w:lineRule="auto" w:after="180"/>
-        <w:shd w:fill="F1F6FC"/>
-      </w:pPr>
-      <w:r>
-        <w:rPr>
-          <w:b w:val="0"/>
-        </w:rPr>
-        <w:t>After your attempt, compare with the supported explanation: Decide explicitly Q improves overall count but worsens missing-source behavior; use the declared priorities.</w:t>
-      </w:r>
-    </w:p>
-    <w:p>
-      <w:pPr>
-        <w:spacing w:line="336" w:lineRule="auto" w:after="180"/>
-        <w:shd w:fill="F1F6FC"/>
-      </w:pPr>
-      <w:r>
-        <w:rPr>
-          <w:b w:val="0"/>
-        </w:rPr>
-        <w:t>A larger total can conceal a more serious failure category. Paired records show which cases changed, not just how many passed. If refusing unsupported claims is mandatory, Q’s overall advantage may not justify selection.</w:t>
-      </w:r>
-    </w:p>
-    <w:p>
-      <w:pPr>
-        <w:spacing w:line="336" w:lineRule="auto" w:after="180"/>
-        <w:shd w:fill="F1F6FC"/>
-      </w:pPr>
-      <w:r>
-        <w:rPr>
-          <w:b w:val="0"/>
-        </w:rPr>
-        <w:t>Keep the failing examples for development and obtain fresh cases after choosing a final version.</w:t>
-      </w:r>
-    </w:p>
-    <w:p>
-      <w:pPr>
-        <w:pStyle w:val="Heading3"/>
-      </w:pPr>
-      <w:r>
-        <w:t>Practice 2: explain the deciding evidence</w:t>
-      </w:r>
-    </w:p>
-    <w:p>
-      <w:pPr>
-        <w:pStyle w:val="Heading3"/>
-      </w:pPr>
-      <w:r>
-        <w:t>Changed case · predict first</w:t>
-      </w:r>
-    </w:p>
-    <w:p>
-      <w:pPr>
-        <w:spacing w:line="336" w:lineRule="auto" w:after="180"/>
-        <w:shd w:fill="F5F1FB"/>
-      </w:pPr>
-      <w:r>
-        <w:rPr>
-          <w:b w:val="0"/>
-        </w:rPr>
-        <w:t>Changed-case practice: Make missing-source correctness a required selection gate. Which conclusion is supported by the supplied facts?</w:t>
-      </w:r>
-    </w:p>
-    <w:p>
-      <w:pPr>
-        <w:spacing w:line="336" w:lineRule="auto" w:after="180"/>
-        <w:shd w:fill="F4F9FC"/>
-      </w:pPr>
-      <w:r>
-        <w:rPr>
-          <w:b w:val="0"/>
-        </w:rPr>
-        <w:t xml:space="preserve">1. We can decide the result without examining the changed </w:t>
-      </w:r>
-      <w:r>
-        <w:rPr>
-          <w:b/>
-        </w:rPr>
-        <w:t>input</w:t>
-      </w:r>
-      <w:r>
-        <w:rPr>
-          <w:b w:val="0"/>
-        </w:rPr>
-        <w:t xml:space="preserve"> or the procedure.</w:t>
-      </w:r>
-    </w:p>
-    <w:p>
-      <w:pPr>
-        <w:spacing w:line="336" w:lineRule="auto" w:after="180"/>
-        <w:shd w:fill="F4F9FC"/>
-      </w:pPr>
-      <w:r>
-        <w:rPr>
-          <w:b w:val="0"/>
-        </w:rPr>
-        <w:t xml:space="preserve">2. Neither </w:t>
-      </w:r>
-      <w:r>
-        <w:rPr>
-          <w:b/>
-        </w:rPr>
-        <w:t>prompt</w:t>
-      </w:r>
-      <w:r>
-        <w:rPr>
-          <w:b w:val="0"/>
-        </w:rPr>
-        <w:t xml:space="preserve"> clears a 2/2 gate on these records.</w:t>
-      </w:r>
-    </w:p>
-    <w:p>
-      <w:pPr>
-        <w:spacing w:line="336" w:lineRule="auto" w:after="180"/>
-        <w:shd w:fill="F4F9FC"/>
-      </w:pPr>
-      <w:r>
-        <w:rPr>
-          <w:b w:val="0"/>
-        </w:rPr>
-        <w:t xml:space="preserve">3. This one example guarantees correct results for every future </w:t>
-      </w:r>
-      <w:r>
-        <w:rPr>
-          <w:b/>
-        </w:rPr>
-        <w:t>input</w:t>
-      </w:r>
-      <w:r>
-        <w:rPr>
-          <w:b w:val="0"/>
-        </w:rPr>
-        <w:t>.</w:t>
-      </w:r>
-    </w:p>
-    <w:p>
-      <w:pPr>
-        <w:pStyle w:val="Heading3"/>
-      </w:pPr>
-      <w:r>
-        <w:t>My selected conclusion, deciding fact and explanation</w:t>
-      </w:r>
-    </w:p>
-    <w:p>
-      <w:r>
-        <w:t>________________________________________________________________</w:t>
-      </w:r>
-    </w:p>
-    <w:p>
-      <w:r>
-        <w:t>________________________________________________________________</w:t>
-      </w:r>
-    </w:p>
-    <w:p>
-      <w:r>
-        <w:t>________________________________________________________________</w:t>
-      </w:r>
-    </w:p>
-    <w:p>
-      <w:r>
-        <w:t>________________________________________________________________</w:t>
-      </w:r>
-    </w:p>
-    <w:p>
-      <w:r>
-        <w:t>________________________________________________________________</w:t>
-      </w:r>
-    </w:p>
-    <w:p>
-      <w:pPr>
-        <w:pStyle w:val="Heading3"/>
-      </w:pPr>
-      <w:r>
-        <w:t>Hint · try first</w:t>
-      </w:r>
-    </w:p>
-    <w:p>
-      <w:pPr>
-        <w:spacing w:line="336" w:lineRule="auto" w:after="180"/>
-        <w:shd w:fill="F1F6F8"/>
-      </w:pPr>
-      <w:r>
-        <w:rPr>
-          <w:b w:val="0"/>
-        </w:rPr>
-        <w:t>Hint if needed: Use the changed condition and the deciding step in the pictorial trace. The answer must say what follows from those facts.</w:t>
-      </w:r>
-    </w:p>
-    <w:p>
-      <w:pPr>
-        <w:pStyle w:val="Heading3"/>
-      </w:pPr>
-      <w:r>
-        <w:t>Feedback · compare after trying</w:t>
-      </w:r>
-    </w:p>
-    <w:p>
-      <w:pPr>
-        <w:spacing w:line="336" w:lineRule="auto" w:after="180"/>
-        <w:shd w:fill="F1F6FC"/>
-      </w:pPr>
-      <w:r>
-        <w:rPr>
-          <w:b w:val="0"/>
-        </w:rPr>
-        <w:t xml:space="preserve">After your attempt, compare with the supported explanation: Neither </w:t>
-      </w:r>
-      <w:r>
-        <w:rPr>
-          <w:b/>
-        </w:rPr>
-        <w:t>prompt</w:t>
-      </w:r>
-      <w:r>
-        <w:rPr>
-          <w:b w:val="0"/>
-        </w:rPr>
-        <w:t xml:space="preserve"> clears a 2/2 gate on these records. P fails 7 and Q fails both 4 and 7; both need revision.</w:t>
-      </w:r>
-    </w:p>
-    <w:p>
-      <w:pPr>
-        <w:pStyle w:val="Heading3"/>
-      </w:pPr>
-      <w:r>
-        <w:t>Repair a missing building block</w:t>
-      </w:r>
-    </w:p>
-    <w:p>
-      <w:pPr>
-        <w:spacing w:line="336" w:lineRule="auto" w:after="180"/>
-      </w:pPr>
-      <w:r>
-        <w:rPr>
-          <w:b w:val="0"/>
-        </w:rPr>
-        <w:t xml:space="preserve">Review Predictive vs Generative (ai-2/27). Goal: Distinguish discriminative </w:t>
-      </w:r>
-      <w:r>
-        <w:rPr>
-          <w:b/>
-        </w:rPr>
-        <w:t>prediction</w:t>
-      </w:r>
-      <w:r>
-        <w:rPr>
-          <w:b w:val="0"/>
-        </w:rPr>
-        <w:t xml:space="preserve"> from generation by inspecting the requested </w:t>
-      </w:r>
-      <w:r>
-        <w:rPr>
-          <w:b/>
-        </w:rPr>
-        <w:t>output</w:t>
-      </w:r>
-      <w:r>
-        <w:rPr>
-          <w:b w:val="0"/>
-        </w:rPr>
-        <w:t>.</w:t>
-      </w:r>
-    </w:p>
-    <w:p>
-      <w:pPr>
-        <w:spacing w:line="336" w:lineRule="auto" w:after="180"/>
-      </w:pPr>
-      <w:r>
-        <w:rPr>
-          <w:b w:val="0"/>
-        </w:rPr>
-        <w:t>Short practice: Does matching the physical box in the changed table prove the generator measures boxes?. Return to this week and explain what you changed.</w:t>
-      </w:r>
-    </w:p>
-    <w:p>
-      <w:pPr>
-        <w:spacing w:line="336" w:lineRule="auto" w:after="180"/>
-      </w:pPr>
-      <w:r>
-        <w:rPr>
-          <w:b w:val="0"/>
-        </w:rPr>
-        <w:t>Review Text as Pieces (ai-2/25). Goal: Encode and decode text under an explicit toy vocabulary. Short practice: Why is the unknown ! at position 10 rather than position 9?. Return to this week and explain what you changed.</w:t>
-      </w:r>
-    </w:p>
-    <w:p>
-      <w:pPr>
-        <w:spacing w:line="336" w:lineRule="auto" w:after="180"/>
-      </w:pPr>
-      <w:r>
-        <w:rPr>
-          <w:b w:val="0"/>
-        </w:rPr>
-        <w:t xml:space="preserve">Review Nearest Neighbor Reasoning (ai-2/22). Goal: Compute absolute distances and rank </w:t>
-      </w:r>
-      <w:r>
-        <w:rPr>
-          <w:b/>
-        </w:rPr>
-        <w:t>training</w:t>
-      </w:r>
-      <w:r>
-        <w:rPr>
-          <w:b w:val="0"/>
-        </w:rPr>
-        <w:t xml:space="preserve"> neighbours. Short practice: Why do k=1 and k=3 disagree for the original query?. Return to this week and explain what you changed.</w:t>
-      </w:r>
-    </w:p>
-    <w:p>
-      <w:pPr>
-        <w:pStyle w:val="Heading3"/>
-      </w:pPr>
-      <w:r>
         <w:t>Keep your completed work</w:t>
       </w:r>
     </w:p>
     <w:p>
       <w:pPr>
-        <w:spacing w:line="336" w:lineRule="auto" w:after="180"/>
-      </w:pPr>
-      <w:r>
-        <w:rPr>
-          <w:b w:val="0"/>
-        </w:rPr>
-        <w:t xml:space="preserve">Use Download completed work in the hosted lesson to export your answers, reflections, practice feedback and code-run </w:t>
-      </w:r>
-      <w:r>
-        <w:rPr>
-          <w:b/>
-        </w:rPr>
-        <w:t>evidence</w:t>
-      </w:r>
-      <w:r>
-        <w:rPr>
-          <w:b w:val="0"/>
-        </w:rPr>
-        <w:t>. Open the HTML copy to read or print it.</w:t>
-      </w:r>
-    </w:p>
-    <w:p>
-      <w:pPr>
-        <w:spacing w:line="336" w:lineRule="auto" w:after="180"/>
-      </w:pPr>
-      <w:r>
-        <w:rPr>
-          <w:b w:val="0"/>
-        </w:rPr>
-        <w:t>Drafts stay in this browser when storage is available; clear drafts on a shared device.</w:t>
-      </w:r>
-    </w:p>
-    <w:p>
-      <w:pPr>
-        <w:pStyle w:val="Heading3"/>
-      </w:pPr>
-      <w:r>
-        <w:t>What I repaired, the evidence I kept and the next test</w:t>
-      </w:r>
-    </w:p>
-    <w:p>
-      <w:r>
-        <w:t>________________________________________________________________</w:t>
-      </w:r>
-    </w:p>
-    <w:p>
-      <w:r>
-        <w:t>________________________________________________________________</w:t>
-      </w:r>
-    </w:p>
-    <w:p>
-      <w:r>
-        <w:t>________________________________________________________________</w:t>
-      </w:r>
-    </w:p>
-    <w:p>
-      <w:r>
-        <w:t>________________________________________________________________</w:t>
-      </w:r>
-    </w:p>
-    <w:p>
-      <w:r>
-        <w:t>________________________________________________________________</w:t>
-      </w:r>
-    </w:p>
-    <w:p>
-      <w:pPr>
         <w:pStyle w:val="Heading1"/>
       </w:pPr>
       <w:r>
-        <w:t>21. Visual concept journey</w:t>
-      </w:r>
-    </w:p>
-    <w:p>
-      <w:r>
-        <w:t>Explain each Prompt Experiments picture from its labels, then record a relevant limit.</w:t>
-      </w:r>
-    </w:p>
-    <w:p>
-      <w:pPr>
-        <w:pStyle w:val="Heading3"/>
+        <w:t>21. Reference · Six-picture response sheets</w:t>
+      </w:r>
+    </w:p>
+    <w:p>
+      <w:r>
+        <w:t>Choose the image that helps rather than repeating all six.</w:t>
+      </w:r>
+    </w:p>
+    <w:p>
+      <w:pPr>
+        <w:pStyle w:val="Heading2"/>
       </w:pPr>
       <w:r>
         <w:t>01. Prompt Experiments: the case</w:t>
@@ -2873,7 +2925,6 @@
     <w:p>
       <w:pPr>
         <w:spacing w:line="336" w:lineRule="auto" w:after="180"/>
-        <w:shd w:fill="F5F1FB"/>
       </w:pPr>
       <w:r>
         <w:rPr>
@@ -2912,7 +2963,7 @@
     </w:p>
     <w:p>
       <w:pPr>
-        <w:pStyle w:val="Heading3"/>
+        <w:pStyle w:val="Heading2"/>
       </w:pPr>
       <w:r>
         <w:t>02. Follow the deciding steps</w:t>
@@ -2980,7 +3031,6 @@
     <w:p>
       <w:pPr>
         <w:spacing w:line="336" w:lineRule="auto" w:after="180"/>
-        <w:shd w:fill="F5F1FB"/>
       </w:pPr>
       <w:r>
         <w:rPr>
@@ -3031,7 +3081,7 @@
     </w:p>
     <w:p>
       <w:pPr>
-        <w:pStyle w:val="Heading3"/>
+        <w:pStyle w:val="Heading2"/>
       </w:pPr>
       <w:r>
         <w:t>03. Paired overall and missing-source passes</w:t>
@@ -3087,7 +3137,6 @@
     <w:p>
       <w:pPr>
         <w:spacing w:line="336" w:lineRule="auto" w:after="180"/>
-        <w:shd w:fill="F5F1FB"/>
       </w:pPr>
       <w:r>
         <w:rPr>
@@ -3126,7 +3175,7 @@
     </w:p>
     <w:p>
       <w:pPr>
-        <w:pStyle w:val="Heading3"/>
+        <w:pStyle w:val="Heading2"/>
       </w:pPr>
       <w:r>
         <w:t>04. Change one thing. Trace what follows.</w:t>
@@ -3205,7 +3254,6 @@
     <w:p>
       <w:pPr>
         <w:spacing w:line="336" w:lineRule="auto" w:after="180"/>
-        <w:shd w:fill="F5F1FB"/>
       </w:pPr>
       <w:r>
         <w:rPr>
@@ -3244,7 +3292,7 @@
     </w:p>
     <w:p>
       <w:pPr>
-        <w:pStyle w:val="Heading3"/>
+        <w:pStyle w:val="Heading2"/>
       </w:pPr>
       <w:r>
         <w:t>05. Connect the explanation to its limit</w:t>
@@ -3322,7 +3370,6 @@
     <w:p>
       <w:pPr>
         <w:spacing w:line="336" w:lineRule="auto" w:after="180"/>
-        <w:shd w:fill="F5F1FB"/>
       </w:pPr>
       <w:r>
         <w:rPr>
@@ -3361,7 +3408,7 @@
     </w:p>
     <w:p>
       <w:pPr>
-        <w:pStyle w:val="Heading3"/>
+        <w:pStyle w:val="Heading2"/>
       </w:pPr>
       <w:r>
         <w:t>06. Make the idea visible in your project</w:t>
@@ -3452,7 +3499,6 @@
     <w:p>
       <w:pPr>
         <w:spacing w:line="336" w:lineRule="auto" w:after="180"/>
-        <w:shd w:fill="F5F1FB"/>
       </w:pPr>
       <w:r>
         <w:rPr>
@@ -3499,6 +3545,62 @@
     <w:p>
       <w:r>
         <w:t>________________________________________________________________</w:t>
+      </w:r>
+    </w:p>
+    <w:p>
+      <w:pPr>
+        <w:pStyle w:val="Heading2"/>
+      </w:pPr>
+      <w:r>
+        <w:t>Earlier wording, alternatives and picture transcripts · reference / check after trying</w:t>
+      </w:r>
+    </w:p>
+    <w:p>
+      <w:pPr>
+        <w:pStyle w:val="Heading3"/>
+      </w:pPr>
+      <w:r>
+        <w:t>01. Prompt Experiments: the case</w:t>
+      </w:r>
+    </w:p>
+    <w:p>
+      <w:pPr>
+        <w:pStyle w:val="Heading3"/>
+      </w:pPr>
+      <w:r>
+        <w:t>02. Follow the deciding steps</w:t>
+      </w:r>
+    </w:p>
+    <w:p>
+      <w:pPr>
+        <w:pStyle w:val="Heading3"/>
+      </w:pPr>
+      <w:r>
+        <w:t>03. Paired overall and missing-source passes</w:t>
+      </w:r>
+    </w:p>
+    <w:p>
+      <w:pPr>
+        <w:pStyle w:val="Heading3"/>
+      </w:pPr>
+      <w:r>
+        <w:t>04. Change one thing. Trace what follows.</w:t>
+      </w:r>
+    </w:p>
+    <w:p>
+      <w:pPr>
+        <w:pStyle w:val="Heading3"/>
+      </w:pPr>
+      <w:r>
+        <w:t>05. Connect the explanation to its limit</w:t>
+      </w:r>
+    </w:p>
+    <w:p>
+      <w:pPr>
+        <w:pStyle w:val="Heading3"/>
+      </w:pPr>
+      <w:r>
+        <w:t>06. Make the idea visible in your project</w:t>
       </w:r>
     </w:p>
     <w:sectPr>
